--- a/IELTS Notes/Notes of IELTS.docx
+++ b/IELTS Notes/Notes of IELTS.docx
@@ -1,6 +1,6 @@
 
 <file path=word/document.xml><?xml version="1.0" encoding="utf-8"?>
-<w:document xmlns:wpc="http://schemas.microsoft.com/office/word/2010/wordprocessingCanvas" xmlns:mc="http://schemas.openxmlformats.org/markup-compatibility/2006" xmlns:o="urn:schemas-microsoft-com:office:office" xmlns:r="http://schemas.openxmlformats.org/officeDocument/2006/relationships" xmlns:m="http://schemas.openxmlformats.org/officeDocument/2006/math" xmlns:v="urn:schemas-microsoft-com:vml" xmlns:wp14="http://schemas.microsoft.com/office/word/2010/wordprocessingDrawing" xmlns:wp="http://schemas.openxmlformats.org/drawingml/2006/wordprocessingDrawing" xmlns:w10="urn:schemas-microsoft-com:office:word" xmlns:w="http://schemas.openxmlformats.org/wordprocessingml/2006/main" xmlns:w14="http://schemas.microsoft.com/office/word/2010/wordml" xmlns:wpg="http://schemas.microsoft.com/office/word/2010/wordprocessingGroup" xmlns:wpi="http://schemas.microsoft.com/office/word/2010/wordprocessingInk" xmlns:wne="http://schemas.microsoft.com/office/word/2006/wordml" xmlns:wps="http://schemas.microsoft.com/office/word/2010/wordprocessingShape" mc:Ignorable="w14 wp14">
+<w:document xmlns:wpc="http://schemas.microsoft.com/office/word/2010/wordprocessingCanvas" xmlns:cx="http://schemas.microsoft.com/office/drawing/2014/chartex" xmlns:cx1="http://schemas.microsoft.com/office/drawing/2015/9/8/chartex" xmlns:cx2="http://schemas.microsoft.com/office/drawing/2015/10/21/chartex" xmlns:cx3="http://schemas.microsoft.com/office/drawing/2016/5/9/chartex" xmlns:cx4="http://schemas.microsoft.com/office/drawing/2016/5/10/chartex" xmlns:cx5="http://schemas.microsoft.com/office/drawing/2016/5/11/chartex" xmlns:cx6="http://schemas.microsoft.com/office/drawing/2016/5/12/chartex" xmlns:cx7="http://schemas.microsoft.com/office/drawing/2016/5/13/chartex" xmlns:cx8="http://schemas.microsoft.com/office/drawing/2016/5/14/chartex" xmlns:mc="http://schemas.openxmlformats.org/markup-compatibility/2006" xmlns:aink="http://schemas.microsoft.com/office/drawing/2016/ink" xmlns:am3d="http://schemas.microsoft.com/office/drawing/2017/model3d" xmlns:o="urn:schemas-microsoft-com:office:office" xmlns:oel="http://schemas.microsoft.com/office/2019/extlst" xmlns:r="http://schemas.openxmlformats.org/officeDocument/2006/relationships" xmlns:m="http://schemas.openxmlformats.org/officeDocument/2006/math" xmlns:v="urn:schemas-microsoft-com:vml" xmlns:wp14="http://schemas.microsoft.com/office/word/2010/wordprocessingDrawing" xmlns:wp="http://schemas.openxmlformats.org/drawingml/2006/wordprocessingDrawing" xmlns:w10="urn:schemas-microsoft-com:office:word" xmlns:w="http://schemas.openxmlformats.org/wordprocessingml/2006/main" xmlns:w14="http://schemas.microsoft.com/office/word/2010/wordml" xmlns:w15="http://schemas.microsoft.com/office/word/2012/wordml" xmlns:w16cex="http://schemas.microsoft.com/office/word/2018/wordml/cex" xmlns:w16cid="http://schemas.microsoft.com/office/word/2016/wordml/cid" xmlns:w16="http://schemas.microsoft.com/office/word/2018/wordml" xmlns:w16du="http://schemas.microsoft.com/office/word/2023/wordml/word16du" xmlns:w16sdtdh="http://schemas.microsoft.com/office/word/2020/wordml/sdtdatahash" xmlns:w16sdtfl="http://schemas.microsoft.com/office/word/2024/wordml/sdtformatlock" xmlns:w16se="http://schemas.microsoft.com/office/word/2015/wordml/symex" xmlns:wpg="http://schemas.microsoft.com/office/word/2010/wordprocessingGroup" xmlns:wpi="http://schemas.microsoft.com/office/word/2010/wordprocessingInk" xmlns:wne="http://schemas.microsoft.com/office/word/2006/wordml" xmlns:wps="http://schemas.microsoft.com/office/word/2010/wordprocessingShape" mc:Ignorable="w14 w15 w16se w16cid w16 w16cex w16sdtdh w16sdtfl w16du wp14">
   <w:body>
     <w:p>
       <w:pPr>
@@ -60,7 +60,7 @@
     </w:p>
     <w:p>
       <w:pPr>
-        <w:pStyle w:val="a3"/>
+        <w:pStyle w:val="ListParagraph"/>
         <w:numPr>
           <w:ilvl w:val="0"/>
           <w:numId w:val="18"/>
@@ -72,13 +72,23 @@
           <w:szCs w:val="24"/>
         </w:rPr>
       </w:pPr>
-      <w:r>
-        <w:rPr>
-          <w:rFonts w:ascii="Times New Roman" w:hAnsi="Times New Roman" w:cs="Times New Roman" w:hint="eastAsia"/>
-          <w:sz w:val="24"/>
-          <w:szCs w:val="24"/>
-        </w:rPr>
-        <w:t>Consentrate!</w:t>
+      <w:proofErr w:type="spellStart"/>
+      <w:r>
+        <w:rPr>
+          <w:rFonts w:ascii="Times New Roman" w:hAnsi="Times New Roman" w:cs="Times New Roman" w:hint="eastAsia"/>
+          <w:sz w:val="24"/>
+          <w:szCs w:val="24"/>
+        </w:rPr>
+        <w:t>Consentrate</w:t>
+      </w:r>
+      <w:proofErr w:type="spellEnd"/>
+      <w:r>
+        <w:rPr>
+          <w:rFonts w:ascii="Times New Roman" w:hAnsi="Times New Roman" w:cs="Times New Roman" w:hint="eastAsia"/>
+          <w:sz w:val="24"/>
+          <w:szCs w:val="24"/>
+        </w:rPr>
+        <w:t>!</w:t>
       </w:r>
       <w:r>
         <w:rPr>
@@ -99,7 +109,7 @@
     </w:p>
     <w:p>
       <w:pPr>
-        <w:pStyle w:val="a3"/>
+        <w:pStyle w:val="ListParagraph"/>
         <w:numPr>
           <w:ilvl w:val="0"/>
           <w:numId w:val="18"/>
@@ -146,7 +156,7 @@
     </w:p>
     <w:p>
       <w:pPr>
-        <w:pStyle w:val="a3"/>
+        <w:pStyle w:val="ListParagraph"/>
         <w:numPr>
           <w:ilvl w:val="0"/>
           <w:numId w:val="18"/>
@@ -270,6 +280,7 @@
         </w:rPr>
         <w:t>‘</w:t>
       </w:r>
+      <w:proofErr w:type="spellStart"/>
       <w:r>
         <w:rPr>
           <w:rFonts w:ascii="Times New Roman" w:hAnsi="Times New Roman" w:cs="Times New Roman" w:hint="eastAsia"/>
@@ -278,6 +289,7 @@
         </w:rPr>
         <w:t>uni</w:t>
       </w:r>
+      <w:proofErr w:type="spellEnd"/>
       <w:r>
         <w:rPr>
           <w:rFonts w:ascii="Times New Roman" w:hAnsi="Times New Roman" w:cs="Times New Roman"/>
@@ -334,6 +346,7 @@
         </w:rPr>
         <w:t>‘</w:t>
       </w:r>
+      <w:proofErr w:type="spellStart"/>
       <w:r>
         <w:rPr>
           <w:rFonts w:ascii="Times New Roman" w:hAnsi="Times New Roman" w:cs="Times New Roman" w:hint="eastAsia"/>
@@ -342,6 +355,7 @@
         </w:rPr>
         <w:t>bksp</w:t>
       </w:r>
+      <w:proofErr w:type="spellEnd"/>
       <w:r>
         <w:rPr>
           <w:rFonts w:ascii="Times New Roman" w:hAnsi="Times New Roman" w:cs="Times New Roman"/>
@@ -393,7 +407,7 @@
     </w:p>
     <w:p>
       <w:pPr>
-        <w:pStyle w:val="a3"/>
+        <w:pStyle w:val="ListParagraph"/>
         <w:numPr>
           <w:ilvl w:val="0"/>
           <w:numId w:val="18"/>
@@ -411,15 +425,33 @@
           <w:sz w:val="24"/>
           <w:szCs w:val="24"/>
         </w:rPr>
-        <w:t>Make notes</w:t>
-      </w:r>
-      <w:r>
-        <w:rPr>
-          <w:rFonts w:ascii="Times New Roman" w:hAnsi="Times New Roman" w:cs="Times New Roman" w:hint="eastAsia"/>
-          <w:sz w:val="24"/>
-          <w:szCs w:val="24"/>
-        </w:rPr>
-        <w:t xml:space="preserve">(such as </w:t>
+        <w:t xml:space="preserve">Make </w:t>
+      </w:r>
+      <w:proofErr w:type="gramStart"/>
+      <w:r>
+        <w:rPr>
+          <w:rFonts w:ascii="Times New Roman" w:hAnsi="Times New Roman" w:cs="Times New Roman" w:hint="eastAsia"/>
+          <w:sz w:val="24"/>
+          <w:szCs w:val="24"/>
+        </w:rPr>
+        <w:t>notes</w:t>
+      </w:r>
+      <w:r>
+        <w:rPr>
+          <w:rFonts w:ascii="Times New Roman" w:hAnsi="Times New Roman" w:cs="Times New Roman" w:hint="eastAsia"/>
+          <w:sz w:val="24"/>
+          <w:szCs w:val="24"/>
+        </w:rPr>
+        <w:t>(</w:t>
+      </w:r>
+      <w:proofErr w:type="gramEnd"/>
+      <w:r>
+        <w:rPr>
+          <w:rFonts w:ascii="Times New Roman" w:hAnsi="Times New Roman" w:cs="Times New Roman" w:hint="eastAsia"/>
+          <w:sz w:val="24"/>
+          <w:szCs w:val="24"/>
+        </w:rPr>
+        <w:t xml:space="preserve">such as </w:t>
       </w:r>
       <w:r>
         <w:rPr>
@@ -552,7 +584,7 @@
     </w:p>
     <w:p>
       <w:pPr>
-        <w:pStyle w:val="a3"/>
+        <w:pStyle w:val="ListParagraph"/>
         <w:numPr>
           <w:ilvl w:val="0"/>
           <w:numId w:val="18"/>
@@ -615,7 +647,7 @@
     </w:p>
     <w:p>
       <w:pPr>
-        <w:pStyle w:val="a3"/>
+        <w:pStyle w:val="ListParagraph"/>
         <w:numPr>
           <w:ilvl w:val="0"/>
           <w:numId w:val="18"/>
@@ -638,7 +670,7 @@
     </w:p>
     <w:p>
       <w:pPr>
-        <w:pStyle w:val="a3"/>
+        <w:pStyle w:val="ListParagraph"/>
         <w:ind w:left="1080" w:firstLineChars="0" w:firstLine="0"/>
         <w:rPr>
           <w:rFonts w:ascii="Times New Roman" w:hAnsi="Times New Roman" w:cs="Times New Roman"/>
@@ -657,7 +689,7 @@
     </w:p>
     <w:p>
       <w:pPr>
-        <w:pStyle w:val="a3"/>
+        <w:pStyle w:val="ListParagraph"/>
         <w:ind w:left="1080" w:firstLineChars="0" w:firstLine="0"/>
         <w:rPr>
           <w:rFonts w:ascii="Times New Roman" w:hAnsi="Times New Roman" w:cs="Times New Roman"/>
@@ -676,7 +708,7 @@
     </w:p>
     <w:p>
       <w:pPr>
-        <w:pStyle w:val="a3"/>
+        <w:pStyle w:val="ListParagraph"/>
         <w:numPr>
           <w:ilvl w:val="0"/>
           <w:numId w:val="18"/>
@@ -699,7 +731,7 @@
     </w:p>
     <w:p>
       <w:pPr>
-        <w:pStyle w:val="a3"/>
+        <w:pStyle w:val="ListParagraph"/>
         <w:numPr>
           <w:ilvl w:val="0"/>
           <w:numId w:val="18"/>
@@ -730,7 +762,7 @@
     </w:p>
     <w:p>
       <w:pPr>
-        <w:pStyle w:val="a3"/>
+        <w:pStyle w:val="ListParagraph"/>
         <w:numPr>
           <w:ilvl w:val="0"/>
           <w:numId w:val="18"/>
@@ -753,7 +785,7 @@
     </w:p>
     <w:p>
       <w:pPr>
-        <w:pStyle w:val="a3"/>
+        <w:pStyle w:val="ListParagraph"/>
         <w:numPr>
           <w:ilvl w:val="0"/>
           <w:numId w:val="18"/>
@@ -787,7 +819,16 @@
           <w:sz w:val="24"/>
           <w:szCs w:val="24"/>
         </w:rPr>
-        <w:t>the adjectives before numbers, don’t’ forget to write it down. For example, in “approximately 2000”</w:t>
+        <w:t>the adjectives before numbers, don’t’ forget to write it down. For example, in “approximately 2000</w:t>
+      </w:r>
+      <w:proofErr w:type="gramStart"/>
+      <w:r>
+        <w:rPr>
+          <w:rFonts w:ascii="Times New Roman" w:hAnsi="Times New Roman" w:cs="Times New Roman"/>
+          <w:sz w:val="24"/>
+          <w:szCs w:val="24"/>
+        </w:rPr>
+        <w:t>”</w:t>
       </w:r>
       <w:r>
         <w:rPr>
@@ -803,7 +844,16 @@
           <w:sz w:val="24"/>
           <w:szCs w:val="24"/>
         </w:rPr>
-        <w:t xml:space="preserve"> it is wrong </w:t>
+        <w:t xml:space="preserve"> it</w:t>
+      </w:r>
+      <w:proofErr w:type="gramEnd"/>
+      <w:r>
+        <w:rPr>
+          <w:rFonts w:ascii="Times New Roman" w:hAnsi="Times New Roman" w:cs="Times New Roman"/>
+          <w:sz w:val="24"/>
+          <w:szCs w:val="24"/>
+        </w:rPr>
+        <w:t xml:space="preserve"> is wrong </w:t>
       </w:r>
       <w:r>
         <w:rPr>
@@ -824,7 +874,7 @@
     </w:p>
     <w:p>
       <w:pPr>
-        <w:pStyle w:val="a3"/>
+        <w:pStyle w:val="ListParagraph"/>
         <w:numPr>
           <w:ilvl w:val="0"/>
           <w:numId w:val="18"/>
@@ -863,7 +913,7 @@
     </w:p>
     <w:p>
       <w:pPr>
-        <w:pStyle w:val="a3"/>
+        <w:pStyle w:val="ListParagraph"/>
         <w:ind w:left="1080" w:firstLineChars="0" w:firstLine="0"/>
         <w:rPr>
           <w:rFonts w:ascii="Times New Roman" w:hAnsi="Times New Roman" w:cs="Times New Roman"/>
@@ -882,7 +932,7 @@
     </w:p>
     <w:p>
       <w:pPr>
-        <w:pStyle w:val="a3"/>
+        <w:pStyle w:val="ListParagraph"/>
         <w:ind w:left="1080" w:firstLineChars="0" w:firstLine="0"/>
         <w:rPr>
           <w:rFonts w:ascii="Times New Roman" w:hAnsi="Times New Roman" w:cs="Times New Roman"/>
@@ -928,7 +978,7 @@
     </w:p>
     <w:p>
       <w:pPr>
-        <w:pStyle w:val="a3"/>
+        <w:pStyle w:val="ListParagraph"/>
         <w:ind w:left="1080" w:firstLineChars="0" w:firstLine="0"/>
         <w:rPr>
           <w:rFonts w:ascii="Times New Roman" w:hAnsi="Times New Roman" w:cs="Times New Roman"/>
@@ -959,8 +1009,19 @@
           <w:szCs w:val="24"/>
           <w:u w:val="single"/>
         </w:rPr>
-        <w:t>at the hostipal</w:t>
-      </w:r>
+        <w:t xml:space="preserve">at the </w:t>
+      </w:r>
+      <w:proofErr w:type="spellStart"/>
+      <w:r>
+        <w:rPr>
+          <w:rFonts w:ascii="Times New Roman" w:hAnsi="Times New Roman" w:cs="Times New Roman" w:hint="eastAsia"/>
+          <w:sz w:val="24"/>
+          <w:szCs w:val="24"/>
+          <w:u w:val="single"/>
+        </w:rPr>
+        <w:t>hostipal</w:t>
+      </w:r>
+      <w:proofErr w:type="spellEnd"/>
       <w:r>
         <w:rPr>
           <w:rFonts w:ascii="Times New Roman" w:hAnsi="Times New Roman" w:cs="Times New Roman" w:hint="eastAsia"/>
@@ -991,8 +1052,18 @@
           <w:sz w:val="24"/>
           <w:szCs w:val="24"/>
         </w:rPr>
-        <w:t>the hostipal</w:t>
-      </w:r>
+        <w:t xml:space="preserve">the </w:t>
+      </w:r>
+      <w:proofErr w:type="spellStart"/>
+      <w:r>
+        <w:rPr>
+          <w:rFonts w:ascii="Times New Roman" w:hAnsi="Times New Roman" w:cs="Times New Roman" w:hint="eastAsia"/>
+          <w:sz w:val="24"/>
+          <w:szCs w:val="24"/>
+        </w:rPr>
+        <w:t>hostipal</w:t>
+      </w:r>
+      <w:proofErr w:type="spellEnd"/>
       <w:r>
         <w:rPr>
           <w:rFonts w:ascii="Times New Roman" w:hAnsi="Times New Roman" w:cs="Times New Roman"/>
@@ -1017,6 +1088,7 @@
         </w:rPr>
         <w:t>‘</w:t>
       </w:r>
+      <w:proofErr w:type="spellStart"/>
       <w:r>
         <w:rPr>
           <w:rFonts w:ascii="Times New Roman" w:hAnsi="Times New Roman" w:cs="Times New Roman" w:hint="eastAsia"/>
@@ -1025,6 +1097,7 @@
         </w:rPr>
         <w:t>hostipal</w:t>
       </w:r>
+      <w:proofErr w:type="spellEnd"/>
       <w:r>
         <w:rPr>
           <w:rFonts w:ascii="Times New Roman" w:hAnsi="Times New Roman" w:cs="Times New Roman"/>
@@ -1044,7 +1117,7 @@
     </w:p>
     <w:p>
       <w:pPr>
-        <w:pStyle w:val="a3"/>
+        <w:pStyle w:val="ListParagraph"/>
         <w:numPr>
           <w:ilvl w:val="0"/>
           <w:numId w:val="18"/>
@@ -1091,7 +1164,7 @@
     </w:p>
     <w:p>
       <w:pPr>
-        <w:pStyle w:val="a3"/>
+        <w:pStyle w:val="ListParagraph"/>
         <w:numPr>
           <w:ilvl w:val="0"/>
           <w:numId w:val="18"/>
@@ -1133,7 +1206,25 @@
           <w:sz w:val="24"/>
           <w:szCs w:val="24"/>
         </w:rPr>
-        <w:t xml:space="preserve">t be panic when you can not find answers and just keep on listening. </w:t>
+        <w:t xml:space="preserve">t be panic when you </w:t>
+      </w:r>
+      <w:proofErr w:type="spellStart"/>
+      <w:r>
+        <w:rPr>
+          <w:rFonts w:ascii="Times New Roman" w:hAnsi="Times New Roman" w:cs="Times New Roman" w:hint="eastAsia"/>
+          <w:sz w:val="24"/>
+          <w:szCs w:val="24"/>
+        </w:rPr>
+        <w:t>can not</w:t>
+      </w:r>
+      <w:proofErr w:type="spellEnd"/>
+      <w:r>
+        <w:rPr>
+          <w:rFonts w:ascii="Times New Roman" w:hAnsi="Times New Roman" w:cs="Times New Roman" w:hint="eastAsia"/>
+          <w:sz w:val="24"/>
+          <w:szCs w:val="24"/>
+        </w:rPr>
+        <w:t xml:space="preserve"> find answers and just keep on listening. </w:t>
       </w:r>
       <w:r>
         <w:rPr>
@@ -1146,7 +1237,7 @@
     </w:p>
     <w:p>
       <w:pPr>
-        <w:pStyle w:val="a3"/>
+        <w:pStyle w:val="ListParagraph"/>
         <w:numPr>
           <w:ilvl w:val="0"/>
           <w:numId w:val="18"/>
@@ -1196,15 +1287,7 @@
           <w:sz w:val="24"/>
           <w:szCs w:val="24"/>
         </w:rPr>
-        <w:t>in the questions</w:t>
-      </w:r>
-      <w:r>
-        <w:rPr>
-          <w:rFonts w:ascii="Times New Roman" w:hAnsi="Times New Roman" w:cs="Times New Roman" w:hint="eastAsia"/>
-          <w:sz w:val="24"/>
-          <w:szCs w:val="24"/>
-        </w:rPr>
-        <w:t xml:space="preserve"> </w:t>
+        <w:t xml:space="preserve">in the questions </w:t>
       </w:r>
       <w:r>
         <w:rPr>
@@ -1233,7 +1316,7 @@
     </w:p>
     <w:p>
       <w:pPr>
-        <w:pStyle w:val="a3"/>
+        <w:pStyle w:val="ListParagraph"/>
         <w:numPr>
           <w:ilvl w:val="0"/>
           <w:numId w:val="18"/>
@@ -1264,7 +1347,7 @@
     </w:p>
     <w:p>
       <w:pPr>
-        <w:pStyle w:val="a3"/>
+        <w:pStyle w:val="ListParagraph"/>
         <w:numPr>
           <w:ilvl w:val="0"/>
           <w:numId w:val="18"/>
@@ -1287,7 +1370,7 @@
     </w:p>
     <w:p>
       <w:pPr>
-        <w:pStyle w:val="a3"/>
+        <w:pStyle w:val="ListParagraph"/>
         <w:numPr>
           <w:ilvl w:val="0"/>
           <w:numId w:val="19"/>
@@ -1310,7 +1393,7 @@
     </w:p>
     <w:p>
       <w:pPr>
-        <w:pStyle w:val="a3"/>
+        <w:pStyle w:val="ListParagraph"/>
         <w:numPr>
           <w:ilvl w:val="0"/>
           <w:numId w:val="19"/>
@@ -1334,7 +1417,7 @@
     </w:p>
     <w:p>
       <w:pPr>
-        <w:pStyle w:val="a3"/>
+        <w:pStyle w:val="ListParagraph"/>
         <w:numPr>
           <w:ilvl w:val="0"/>
           <w:numId w:val="19"/>
@@ -1357,7 +1440,7 @@
     </w:p>
     <w:p>
       <w:pPr>
-        <w:pStyle w:val="a3"/>
+        <w:pStyle w:val="ListParagraph"/>
         <w:numPr>
           <w:ilvl w:val="0"/>
           <w:numId w:val="19"/>
@@ -1380,7 +1463,7 @@
     </w:p>
     <w:p>
       <w:pPr>
-        <w:pStyle w:val="a3"/>
+        <w:pStyle w:val="ListParagraph"/>
         <w:numPr>
           <w:ilvl w:val="0"/>
           <w:numId w:val="19"/>
@@ -1403,7 +1486,7 @@
     </w:p>
     <w:p>
       <w:pPr>
-        <w:pStyle w:val="a3"/>
+        <w:pStyle w:val="ListParagraph"/>
         <w:numPr>
           <w:ilvl w:val="0"/>
           <w:numId w:val="18"/>
@@ -1426,7 +1509,7 @@
     </w:p>
     <w:p>
       <w:pPr>
-        <w:pStyle w:val="a3"/>
+        <w:pStyle w:val="ListParagraph"/>
         <w:ind w:left="1080" w:firstLineChars="0" w:firstLine="0"/>
         <w:rPr>
           <w:rFonts w:ascii="Times New Roman" w:hAnsi="Times New Roman" w:cs="Times New Roman"/>
@@ -1453,7 +1536,7 @@
     </w:p>
     <w:p>
       <w:pPr>
-        <w:pStyle w:val="a3"/>
+        <w:pStyle w:val="ListParagraph"/>
         <w:ind w:left="1080" w:firstLineChars="0" w:firstLine="0"/>
         <w:rPr>
           <w:rFonts w:ascii="Times New Roman" w:hAnsi="Times New Roman" w:cs="Times New Roman"/>
@@ -1479,6 +1562,7 @@
         </w:rPr>
         <w:t>at/in/on/</w:t>
       </w:r>
+      <w:proofErr w:type="gramStart"/>
       <w:r>
         <w:rPr>
           <w:rFonts w:ascii="Times New Roman" w:hAnsi="Times New Roman" w:cs="Times New Roman" w:hint="eastAsia"/>
@@ -1503,12 +1587,21 @@
           <w:sz w:val="24"/>
           <w:szCs w:val="24"/>
         </w:rPr>
-        <w:t>__________.</w:t>
-      </w:r>
-    </w:p>
-    <w:p>
-      <w:pPr>
-        <w:pStyle w:val="a3"/>
+        <w:t>_</w:t>
+      </w:r>
+      <w:proofErr w:type="gramEnd"/>
+      <w:r>
+        <w:rPr>
+          <w:rFonts w:ascii="Times New Roman" w:hAnsi="Times New Roman" w:cs="Times New Roman" w:hint="eastAsia"/>
+          <w:sz w:val="24"/>
+          <w:szCs w:val="24"/>
+        </w:rPr>
+        <w:t>_________.</w:t>
+      </w:r>
+    </w:p>
+    <w:p>
+      <w:pPr>
+        <w:pStyle w:val="ListParagraph"/>
         <w:ind w:left="1080" w:firstLineChars="0" w:firstLine="0"/>
         <w:rPr>
           <w:rFonts w:ascii="Times New Roman" w:hAnsi="Times New Roman" w:cs="Times New Roman"/>
@@ -1522,12 +1615,30 @@
           <w:sz w:val="24"/>
           <w:szCs w:val="24"/>
         </w:rPr>
-        <w:t xml:space="preserve">If different prepositioins are followed, we can predict the answers according to them. </w:t>
+        <w:t xml:space="preserve">If different </w:t>
+      </w:r>
+      <w:proofErr w:type="spellStart"/>
+      <w:r>
+        <w:rPr>
+          <w:rFonts w:ascii="Times New Roman" w:hAnsi="Times New Roman" w:cs="Times New Roman" w:hint="eastAsia"/>
+          <w:sz w:val="24"/>
+          <w:szCs w:val="24"/>
+        </w:rPr>
+        <w:t>prepositioins</w:t>
+      </w:r>
+      <w:proofErr w:type="spellEnd"/>
+      <w:r>
+        <w:rPr>
+          <w:rFonts w:ascii="Times New Roman" w:hAnsi="Times New Roman" w:cs="Times New Roman" w:hint="eastAsia"/>
+          <w:sz w:val="24"/>
+          <w:szCs w:val="24"/>
+        </w:rPr>
+        <w:t xml:space="preserve"> are followed, we can predict the answers according to them. </w:t>
       </w:r>
     </w:p>
     <w:tbl>
       <w:tblPr>
-        <w:tblStyle w:val="a7"/>
+        <w:tblStyle w:val="TableGrid"/>
         <w:tblW w:w="0" w:type="auto"/>
         <w:tblInd w:w="1080" w:type="dxa"/>
         <w:tblLook w:val="04A0" w:firstRow="1" w:lastRow="0" w:firstColumn="1" w:lastColumn="0" w:noHBand="0" w:noVBand="1"/>
@@ -1544,7 +1655,7 @@
           </w:tcPr>
           <w:p>
             <w:pPr>
-              <w:pStyle w:val="a3"/>
+              <w:pStyle w:val="ListParagraph"/>
               <w:ind w:firstLineChars="0" w:firstLine="0"/>
               <w:rPr>
                 <w:rFonts w:ascii="Times New Roman" w:hAnsi="Times New Roman" w:cs="Times New Roman"/>
@@ -1552,6 +1663,7 @@
                 <w:szCs w:val="24"/>
               </w:rPr>
             </w:pPr>
+            <w:proofErr w:type="spellStart"/>
             <w:r>
               <w:rPr>
                 <w:rFonts w:ascii="Times New Roman" w:hAnsi="Times New Roman" w:cs="Times New Roman" w:hint="eastAsia"/>
@@ -1560,6 +1672,7 @@
               </w:rPr>
               <w:t>Prepostion</w:t>
             </w:r>
+            <w:proofErr w:type="spellEnd"/>
           </w:p>
         </w:tc>
         <w:tc>
@@ -1568,7 +1681,7 @@
           </w:tcPr>
           <w:p>
             <w:pPr>
-              <w:pStyle w:val="a3"/>
+              <w:pStyle w:val="ListParagraph"/>
               <w:ind w:firstLineChars="0" w:firstLine="0"/>
               <w:rPr>
                 <w:rFonts w:ascii="Times New Roman" w:hAnsi="Times New Roman" w:cs="Times New Roman"/>
@@ -1592,7 +1705,7 @@
           </w:tcPr>
           <w:p>
             <w:pPr>
-              <w:pStyle w:val="a3"/>
+              <w:pStyle w:val="ListParagraph"/>
               <w:ind w:firstLineChars="0" w:firstLine="0"/>
               <w:rPr>
                 <w:rFonts w:ascii="Times New Roman" w:hAnsi="Times New Roman" w:cs="Times New Roman"/>
@@ -1620,7 +1733,7 @@
           </w:tcPr>
           <w:p>
             <w:pPr>
-              <w:pStyle w:val="a3"/>
+              <w:pStyle w:val="ListParagraph"/>
               <w:ind w:firstLineChars="0" w:firstLine="0"/>
               <w:jc w:val="left"/>
               <w:rPr>
@@ -1645,7 +1758,7 @@
           </w:tcPr>
           <w:p>
             <w:pPr>
-              <w:pStyle w:val="a3"/>
+              <w:pStyle w:val="ListParagraph"/>
               <w:ind w:firstLineChars="0" w:firstLine="0"/>
               <w:rPr>
                 <w:rFonts w:ascii="Times New Roman" w:hAnsi="Times New Roman" w:cs="Times New Roman"/>
@@ -1669,7 +1782,7 @@
           </w:tcPr>
           <w:p>
             <w:pPr>
-              <w:pStyle w:val="a3"/>
+              <w:pStyle w:val="ListParagraph"/>
               <w:ind w:firstLineChars="0" w:firstLine="0"/>
               <w:rPr>
                 <w:rFonts w:ascii="Times New Roman" w:hAnsi="Times New Roman" w:cs="Times New Roman"/>
@@ -1712,7 +1825,7 @@
           </w:tcPr>
           <w:p>
             <w:pPr>
-              <w:pStyle w:val="a3"/>
+              <w:pStyle w:val="ListParagraph"/>
               <w:ind w:firstLineChars="0" w:firstLine="0"/>
               <w:rPr>
                 <w:rFonts w:ascii="Times New Roman" w:hAnsi="Times New Roman" w:cs="Times New Roman"/>
@@ -1728,7 +1841,7 @@
           </w:tcPr>
           <w:p>
             <w:pPr>
-              <w:pStyle w:val="a3"/>
+              <w:pStyle w:val="ListParagraph"/>
               <w:ind w:firstLineChars="0" w:firstLine="0"/>
               <w:rPr>
                 <w:rFonts w:ascii="Times New Roman" w:hAnsi="Times New Roman" w:cs="Times New Roman"/>
@@ -1752,7 +1865,7 @@
           </w:tcPr>
           <w:p>
             <w:pPr>
-              <w:pStyle w:val="a3"/>
+              <w:pStyle w:val="ListParagraph"/>
               <w:ind w:firstLineChars="0" w:firstLine="0"/>
               <w:rPr>
                 <w:rFonts w:ascii="Times New Roman" w:hAnsi="Times New Roman" w:cs="Times New Roman"/>
@@ -1779,7 +1892,7 @@
           </w:tcPr>
           <w:p>
             <w:pPr>
-              <w:pStyle w:val="a3"/>
+              <w:pStyle w:val="ListParagraph"/>
               <w:ind w:firstLineChars="0" w:firstLine="0"/>
               <w:rPr>
                 <w:rFonts w:ascii="Times New Roman" w:hAnsi="Times New Roman" w:cs="Times New Roman"/>
@@ -1795,7 +1908,7 @@
           </w:tcPr>
           <w:p>
             <w:pPr>
-              <w:pStyle w:val="a3"/>
+              <w:pStyle w:val="ListParagraph"/>
               <w:ind w:firstLineChars="0" w:firstLine="0"/>
               <w:rPr>
                 <w:rFonts w:ascii="Times New Roman" w:hAnsi="Times New Roman" w:cs="Times New Roman"/>
@@ -1827,7 +1940,7 @@
           </w:tcPr>
           <w:p>
             <w:pPr>
-              <w:pStyle w:val="a3"/>
+              <w:pStyle w:val="ListParagraph"/>
               <w:ind w:firstLineChars="0" w:firstLine="0"/>
               <w:rPr>
                 <w:rFonts w:ascii="Times New Roman" w:hAnsi="Times New Roman" w:cs="Times New Roman"/>
@@ -1854,7 +1967,7 @@
           </w:tcPr>
           <w:p>
             <w:pPr>
-              <w:pStyle w:val="a3"/>
+              <w:pStyle w:val="ListParagraph"/>
               <w:ind w:firstLineChars="0" w:firstLine="0"/>
               <w:rPr>
                 <w:rFonts w:ascii="Times New Roman" w:hAnsi="Times New Roman" w:cs="Times New Roman"/>
@@ -1870,7 +1983,7 @@
           </w:tcPr>
           <w:p>
             <w:pPr>
-              <w:pStyle w:val="a3"/>
+              <w:pStyle w:val="ListParagraph"/>
               <w:ind w:firstLineChars="0" w:firstLine="0"/>
               <w:rPr>
                 <w:rFonts w:ascii="Times New Roman" w:hAnsi="Times New Roman" w:cs="Times New Roman"/>
@@ -1894,7 +2007,7 @@
           </w:tcPr>
           <w:p>
             <w:pPr>
-              <w:pStyle w:val="a3"/>
+              <w:pStyle w:val="ListParagraph"/>
               <w:ind w:firstLineChars="0" w:firstLine="0"/>
               <w:rPr>
                 <w:rFonts w:ascii="Times New Roman" w:hAnsi="Times New Roman" w:cs="Times New Roman"/>
@@ -1922,7 +2035,7 @@
           </w:tcPr>
           <w:p>
             <w:pPr>
-              <w:pStyle w:val="a3"/>
+              <w:pStyle w:val="ListParagraph"/>
               <w:ind w:firstLineChars="0" w:firstLine="0"/>
               <w:jc w:val="left"/>
               <w:rPr>
@@ -1947,7 +2060,7 @@
           </w:tcPr>
           <w:p>
             <w:pPr>
-              <w:pStyle w:val="a3"/>
+              <w:pStyle w:val="ListParagraph"/>
               <w:ind w:firstLineChars="0" w:firstLine="0"/>
               <w:rPr>
                 <w:rFonts w:ascii="Times New Roman" w:hAnsi="Times New Roman" w:cs="Times New Roman"/>
@@ -1971,7 +2084,7 @@
           </w:tcPr>
           <w:p>
             <w:pPr>
-              <w:pStyle w:val="a3"/>
+              <w:pStyle w:val="ListParagraph"/>
               <w:ind w:firstLineChars="0" w:firstLine="0"/>
               <w:rPr>
                 <w:rFonts w:ascii="Times New Roman" w:hAnsi="Times New Roman" w:cs="Times New Roman"/>
@@ -1998,7 +2111,7 @@
           </w:tcPr>
           <w:p>
             <w:pPr>
-              <w:pStyle w:val="a3"/>
+              <w:pStyle w:val="ListParagraph"/>
               <w:ind w:firstLineChars="0" w:firstLine="0"/>
               <w:rPr>
                 <w:rFonts w:ascii="Times New Roman" w:hAnsi="Times New Roman" w:cs="Times New Roman"/>
@@ -2014,7 +2127,7 @@
           </w:tcPr>
           <w:p>
             <w:pPr>
-              <w:pStyle w:val="a3"/>
+              <w:pStyle w:val="ListParagraph"/>
               <w:ind w:firstLineChars="0" w:firstLine="0"/>
               <w:rPr>
                 <w:rFonts w:ascii="Times New Roman" w:hAnsi="Times New Roman" w:cs="Times New Roman"/>
@@ -2038,7 +2151,7 @@
           </w:tcPr>
           <w:p>
             <w:pPr>
-              <w:pStyle w:val="a3"/>
+              <w:pStyle w:val="ListParagraph"/>
               <w:ind w:firstLineChars="0" w:firstLine="0"/>
               <w:rPr>
                 <w:rFonts w:ascii="Times New Roman" w:hAnsi="Times New Roman" w:cs="Times New Roman"/>
@@ -2065,7 +2178,7 @@
           </w:tcPr>
           <w:p>
             <w:pPr>
-              <w:pStyle w:val="a3"/>
+              <w:pStyle w:val="ListParagraph"/>
               <w:ind w:firstLineChars="0" w:firstLine="0"/>
               <w:rPr>
                 <w:rFonts w:ascii="Times New Roman" w:hAnsi="Times New Roman" w:cs="Times New Roman"/>
@@ -2081,7 +2194,7 @@
           </w:tcPr>
           <w:p>
             <w:pPr>
-              <w:pStyle w:val="a3"/>
+              <w:pStyle w:val="ListParagraph"/>
               <w:ind w:firstLineChars="0" w:firstLine="0"/>
               <w:rPr>
                 <w:rFonts w:ascii="Times New Roman" w:hAnsi="Times New Roman" w:cs="Times New Roman"/>
@@ -2105,7 +2218,7 @@
           </w:tcPr>
           <w:p>
             <w:pPr>
-              <w:pStyle w:val="a3"/>
+              <w:pStyle w:val="ListParagraph"/>
               <w:ind w:firstLineChars="0" w:firstLine="0"/>
               <w:rPr>
                 <w:rFonts w:ascii="Times New Roman" w:hAnsi="Times New Roman" w:cs="Times New Roman"/>
@@ -2132,7 +2245,7 @@
           </w:tcPr>
           <w:p>
             <w:pPr>
-              <w:pStyle w:val="a3"/>
+              <w:pStyle w:val="ListParagraph"/>
               <w:ind w:firstLineChars="0" w:firstLine="0"/>
               <w:rPr>
                 <w:rFonts w:ascii="Times New Roman" w:hAnsi="Times New Roman" w:cs="Times New Roman"/>
@@ -2148,7 +2261,7 @@
           </w:tcPr>
           <w:p>
             <w:pPr>
-              <w:pStyle w:val="a3"/>
+              <w:pStyle w:val="ListParagraph"/>
               <w:ind w:firstLineChars="0" w:firstLine="0"/>
               <w:rPr>
                 <w:rFonts w:ascii="Times New Roman" w:hAnsi="Times New Roman" w:cs="Times New Roman"/>
@@ -2172,7 +2285,7 @@
           </w:tcPr>
           <w:p>
             <w:pPr>
-              <w:pStyle w:val="a3"/>
+              <w:pStyle w:val="ListParagraph"/>
               <w:ind w:firstLineChars="0" w:firstLine="0"/>
               <w:rPr>
                 <w:rFonts w:ascii="Times New Roman" w:hAnsi="Times New Roman" w:cs="Times New Roman"/>
@@ -2200,7 +2313,7 @@
           </w:tcPr>
           <w:p>
             <w:pPr>
-              <w:pStyle w:val="a3"/>
+              <w:pStyle w:val="ListParagraph"/>
               <w:ind w:firstLineChars="0" w:firstLine="0"/>
               <w:jc w:val="left"/>
               <w:rPr>
@@ -2225,7 +2338,7 @@
           </w:tcPr>
           <w:p>
             <w:pPr>
-              <w:pStyle w:val="a3"/>
+              <w:pStyle w:val="ListParagraph"/>
               <w:ind w:firstLineChars="0" w:firstLine="0"/>
               <w:rPr>
                 <w:rFonts w:ascii="Times New Roman" w:hAnsi="Times New Roman" w:cs="Times New Roman"/>
@@ -2249,7 +2362,7 @@
           </w:tcPr>
           <w:p>
             <w:pPr>
-              <w:pStyle w:val="a3"/>
+              <w:pStyle w:val="ListParagraph"/>
               <w:ind w:firstLineChars="0" w:firstLine="0"/>
               <w:rPr>
                 <w:rFonts w:ascii="Times New Roman" w:hAnsi="Times New Roman" w:cs="Times New Roman"/>
@@ -2276,7 +2389,7 @@
           </w:tcPr>
           <w:p>
             <w:pPr>
-              <w:pStyle w:val="a3"/>
+              <w:pStyle w:val="ListParagraph"/>
               <w:ind w:firstLineChars="0" w:firstLine="0"/>
               <w:rPr>
                 <w:rFonts w:ascii="Times New Roman" w:hAnsi="Times New Roman" w:cs="Times New Roman"/>
@@ -2292,7 +2405,7 @@
           </w:tcPr>
           <w:p>
             <w:pPr>
-              <w:pStyle w:val="a3"/>
+              <w:pStyle w:val="ListParagraph"/>
               <w:ind w:firstLineChars="0" w:firstLine="0"/>
               <w:rPr>
                 <w:rFonts w:ascii="Times New Roman" w:hAnsi="Times New Roman" w:cs="Times New Roman"/>
@@ -2316,7 +2429,7 @@
           </w:tcPr>
           <w:p>
             <w:pPr>
-              <w:pStyle w:val="a3"/>
+              <w:pStyle w:val="ListParagraph"/>
               <w:ind w:firstLineChars="0" w:firstLine="0"/>
               <w:rPr>
                 <w:rFonts w:ascii="Times New Roman" w:hAnsi="Times New Roman" w:cs="Times New Roman"/>
@@ -2409,7 +2522,7 @@
           </w:tcPr>
           <w:p>
             <w:pPr>
-              <w:pStyle w:val="a3"/>
+              <w:pStyle w:val="ListParagraph"/>
               <w:ind w:firstLineChars="0" w:firstLine="0"/>
               <w:rPr>
                 <w:rFonts w:ascii="Times New Roman" w:hAnsi="Times New Roman" w:cs="Times New Roman"/>
@@ -2459,7 +2572,7 @@
           </w:p>
           <w:p>
             <w:pPr>
-              <w:pStyle w:val="a3"/>
+              <w:pStyle w:val="ListParagraph"/>
               <w:ind w:firstLineChars="0" w:firstLine="0"/>
               <w:rPr>
                 <w:rFonts w:ascii="Times New Roman" w:hAnsi="Times New Roman" w:cs="Times New Roman"/>
@@ -2478,7 +2591,7 @@
           </w:p>
           <w:p>
             <w:pPr>
-              <w:pStyle w:val="a3"/>
+              <w:pStyle w:val="ListParagraph"/>
               <w:ind w:firstLineChars="0" w:firstLine="0"/>
               <w:rPr>
                 <w:rFonts w:ascii="Times New Roman" w:hAnsi="Times New Roman" w:cs="Times New Roman"/>
@@ -2497,7 +2610,7 @@
           </w:p>
           <w:p>
             <w:pPr>
-              <w:pStyle w:val="a3"/>
+              <w:pStyle w:val="ListParagraph"/>
               <w:ind w:firstLineChars="0" w:firstLine="0"/>
               <w:rPr>
                 <w:rFonts w:ascii="Times New Roman" w:hAnsi="Times New Roman" w:cs="Times New Roman"/>
@@ -2524,7 +2637,7 @@
           </w:tcPr>
           <w:p>
             <w:pPr>
-              <w:pStyle w:val="a3"/>
+              <w:pStyle w:val="ListParagraph"/>
               <w:ind w:firstLineChars="0" w:firstLine="0"/>
               <w:rPr>
                 <w:rFonts w:ascii="Times New Roman" w:hAnsi="Times New Roman" w:cs="Times New Roman"/>
@@ -2540,7 +2653,7 @@
           </w:tcPr>
           <w:p>
             <w:pPr>
-              <w:pStyle w:val="a3"/>
+              <w:pStyle w:val="ListParagraph"/>
               <w:ind w:firstLineChars="0" w:firstLine="0"/>
               <w:rPr>
                 <w:rFonts w:ascii="Times New Roman" w:hAnsi="Times New Roman" w:cs="Times New Roman"/>
@@ -2584,7 +2697,7 @@
     </w:tbl>
     <w:p>
       <w:pPr>
-        <w:pStyle w:val="a3"/>
+        <w:pStyle w:val="ListParagraph"/>
         <w:ind w:left="1080" w:firstLineChars="0" w:firstLine="0"/>
         <w:rPr>
           <w:rFonts w:ascii="Times New Roman" w:hAnsi="Times New Roman" w:cs="Times New Roman"/>
@@ -2595,7 +2708,7 @@
     </w:p>
     <w:p>
       <w:pPr>
-        <w:pStyle w:val="a3"/>
+        <w:pStyle w:val="ListParagraph"/>
         <w:numPr>
           <w:ilvl w:val="0"/>
           <w:numId w:val="18"/>
@@ -2621,12 +2734,30 @@
           <w:sz w:val="24"/>
           <w:szCs w:val="24"/>
         </w:rPr>
-        <w:t>, for example you will hear somehting about option B first before you hear option A.</w:t>
-      </w:r>
-    </w:p>
-    <w:p>
-      <w:pPr>
-        <w:pStyle w:val="a3"/>
+        <w:t xml:space="preserve">, for example you will hear </w:t>
+      </w:r>
+      <w:proofErr w:type="spellStart"/>
+      <w:r>
+        <w:rPr>
+          <w:rFonts w:ascii="Times New Roman" w:hAnsi="Times New Roman" w:cs="Times New Roman" w:hint="eastAsia"/>
+          <w:sz w:val="24"/>
+          <w:szCs w:val="24"/>
+        </w:rPr>
+        <w:t>somehting</w:t>
+      </w:r>
+      <w:proofErr w:type="spellEnd"/>
+      <w:r>
+        <w:rPr>
+          <w:rFonts w:ascii="Times New Roman" w:hAnsi="Times New Roman" w:cs="Times New Roman" w:hint="eastAsia"/>
+          <w:sz w:val="24"/>
+          <w:szCs w:val="24"/>
+        </w:rPr>
+        <w:t xml:space="preserve"> about option B first before you hear option A.</w:t>
+      </w:r>
+    </w:p>
+    <w:p>
+      <w:pPr>
+        <w:pStyle w:val="ListParagraph"/>
         <w:numPr>
           <w:ilvl w:val="0"/>
           <w:numId w:val="18"/>
@@ -2649,7 +2780,7 @@
     </w:p>
     <w:p>
       <w:pPr>
-        <w:pStyle w:val="a3"/>
+        <w:pStyle w:val="ListParagraph"/>
         <w:numPr>
           <w:ilvl w:val="0"/>
           <w:numId w:val="18"/>
@@ -2736,7 +2867,7 @@
     </w:p>
     <w:p>
       <w:pPr>
-        <w:pStyle w:val="a3"/>
+        <w:pStyle w:val="ListParagraph"/>
         <w:numPr>
           <w:ilvl w:val="0"/>
           <w:numId w:val="18"/>
@@ -2775,7 +2906,7 @@
     </w:p>
     <w:p>
       <w:pPr>
-        <w:pStyle w:val="a3"/>
+        <w:pStyle w:val="ListParagraph"/>
         <w:ind w:left="1080" w:firstLineChars="0" w:firstLine="0"/>
         <w:rPr>
           <w:rFonts w:ascii="Times New Roman" w:hAnsi="Times New Roman" w:cs="Times New Roman"/>
@@ -2794,7 +2925,7 @@
     </w:p>
     <w:p>
       <w:pPr>
-        <w:pStyle w:val="a3"/>
+        <w:pStyle w:val="ListParagraph"/>
         <w:ind w:left="1080" w:firstLineChars="0" w:firstLine="0"/>
         <w:rPr>
           <w:rFonts w:ascii="Times New Roman" w:hAnsi="Times New Roman" w:cs="Times New Roman"/>
@@ -2808,12 +2939,30 @@
           <w:sz w:val="24"/>
           <w:szCs w:val="24"/>
         </w:rPr>
-        <w:t>Children must be accompied by an adult at all time.</w:t>
-      </w:r>
-    </w:p>
-    <w:p>
-      <w:pPr>
-        <w:pStyle w:val="a3"/>
+        <w:t xml:space="preserve">Children must be </w:t>
+      </w:r>
+      <w:proofErr w:type="spellStart"/>
+      <w:r>
+        <w:rPr>
+          <w:rFonts w:ascii="Times New Roman" w:hAnsi="Times New Roman" w:cs="Times New Roman" w:hint="eastAsia"/>
+          <w:sz w:val="24"/>
+          <w:szCs w:val="24"/>
+        </w:rPr>
+        <w:t>accompied</w:t>
+      </w:r>
+      <w:proofErr w:type="spellEnd"/>
+      <w:r>
+        <w:rPr>
+          <w:rFonts w:ascii="Times New Roman" w:hAnsi="Times New Roman" w:cs="Times New Roman" w:hint="eastAsia"/>
+          <w:sz w:val="24"/>
+          <w:szCs w:val="24"/>
+        </w:rPr>
+        <w:t xml:space="preserve"> by an adult at all time.</w:t>
+      </w:r>
+    </w:p>
+    <w:p>
+      <w:pPr>
+        <w:pStyle w:val="ListParagraph"/>
         <w:ind w:left="1080" w:firstLineChars="0" w:firstLine="0"/>
         <w:rPr>
           <w:rFonts w:ascii="Times New Roman" w:hAnsi="Times New Roman" w:cs="Times New Roman"/>
@@ -2832,7 +2981,7 @@
     </w:p>
     <w:p>
       <w:pPr>
-        <w:pStyle w:val="a3"/>
+        <w:pStyle w:val="ListParagraph"/>
         <w:ind w:left="1080" w:firstLineChars="0" w:firstLine="0"/>
         <w:rPr>
           <w:rFonts w:ascii="Times New Roman" w:hAnsi="Times New Roman" w:cs="Times New Roman"/>
@@ -2851,7 +3000,7 @@
     </w:p>
     <w:p>
       <w:pPr>
-        <w:pStyle w:val="a3"/>
+        <w:pStyle w:val="ListParagraph"/>
         <w:ind w:left="1080" w:firstLineChars="0" w:firstLine="0"/>
         <w:rPr>
           <w:rFonts w:ascii="Times New Roman" w:hAnsi="Times New Roman" w:cs="Times New Roman"/>
@@ -2870,7 +3019,7 @@
     </w:p>
     <w:p>
       <w:pPr>
-        <w:pStyle w:val="a3"/>
+        <w:pStyle w:val="ListParagraph"/>
         <w:ind w:left="1080" w:firstLineChars="0" w:firstLine="0"/>
         <w:rPr>
           <w:rFonts w:ascii="Times New Roman" w:hAnsi="Times New Roman" w:cs="Times New Roman"/>
@@ -2907,7 +3056,7 @@
     </w:p>
     <w:p>
       <w:pPr>
-        <w:pStyle w:val="a3"/>
+        <w:pStyle w:val="ListParagraph"/>
         <w:ind w:left="1080" w:firstLineChars="0" w:firstLine="0"/>
         <w:rPr>
           <w:rFonts w:ascii="Times New Roman" w:hAnsi="Times New Roman" w:cs="Times New Roman"/>
@@ -3022,7 +3171,7 @@
     </w:p>
     <w:p>
       <w:pPr>
-        <w:pStyle w:val="a3"/>
+        <w:pStyle w:val="ListParagraph"/>
         <w:numPr>
           <w:ilvl w:val="0"/>
           <w:numId w:val="29"/>
@@ -3045,7 +3194,7 @@
     </w:p>
     <w:p>
       <w:pPr>
-        <w:pStyle w:val="a3"/>
+        <w:pStyle w:val="ListParagraph"/>
         <w:numPr>
           <w:ilvl w:val="0"/>
           <w:numId w:val="29"/>
@@ -3068,7 +3217,7 @@
     </w:p>
     <w:p>
       <w:pPr>
-        <w:pStyle w:val="a3"/>
+        <w:pStyle w:val="ListParagraph"/>
         <w:numPr>
           <w:ilvl w:val="0"/>
           <w:numId w:val="29"/>
@@ -3091,7 +3240,7 @@
     </w:p>
     <w:p>
       <w:pPr>
-        <w:pStyle w:val="a3"/>
+        <w:pStyle w:val="ListParagraph"/>
         <w:numPr>
           <w:ilvl w:val="0"/>
           <w:numId w:val="29"/>
@@ -3130,7 +3279,7 @@
     </w:p>
     <w:p>
       <w:pPr>
-        <w:pStyle w:val="a3"/>
+        <w:pStyle w:val="ListParagraph"/>
         <w:numPr>
           <w:ilvl w:val="0"/>
           <w:numId w:val="29"/>
@@ -3150,8 +3299,6 @@
         </w:rPr>
         <w:t>Watch</w:t>
       </w:r>
-      <w:bookmarkStart w:id="0" w:name="_GoBack"/>
-      <w:bookmarkEnd w:id="0"/>
       <w:r>
         <w:rPr>
           <w:rFonts w:ascii="Times New Roman" w:hAnsi="Times New Roman" w:cs="Times New Roman" w:hint="eastAsia"/>
@@ -3179,7 +3326,7 @@
     </w:p>
     <w:p>
       <w:pPr>
-        <w:pStyle w:val="a3"/>
+        <w:pStyle w:val="ListParagraph"/>
         <w:numPr>
           <w:ilvl w:val="0"/>
           <w:numId w:val="29"/>
@@ -3202,7 +3349,7 @@
     </w:p>
     <w:p>
       <w:pPr>
-        <w:pStyle w:val="a3"/>
+        <w:pStyle w:val="ListParagraph"/>
         <w:ind w:left="1080" w:firstLineChars="0" w:firstLine="0"/>
         <w:rPr>
           <w:rFonts w:ascii="Times New Roman" w:hAnsi="Times New Roman" w:cs="Times New Roman"/>
@@ -3221,7 +3368,7 @@
     </w:p>
     <w:p>
       <w:pPr>
-        <w:pStyle w:val="a3"/>
+        <w:pStyle w:val="ListParagraph"/>
         <w:ind w:left="1080" w:firstLineChars="0" w:firstLine="0"/>
         <w:rPr>
           <w:rFonts w:ascii="Times New Roman" w:hAnsi="Times New Roman" w:cs="Times New Roman"/>
@@ -3273,7 +3420,7 @@
     </w:p>
     <w:p>
       <w:pPr>
-        <w:pStyle w:val="a3"/>
+        <w:pStyle w:val="ListParagraph"/>
         <w:numPr>
           <w:ilvl w:val="0"/>
           <w:numId w:val="30"/>
@@ -3328,7 +3475,7 @@
     </w:p>
     <w:p>
       <w:pPr>
-        <w:pStyle w:val="a3"/>
+        <w:pStyle w:val="ListParagraph"/>
         <w:numPr>
           <w:ilvl w:val="0"/>
           <w:numId w:val="30"/>
@@ -3503,7 +3650,7 @@
     </w:p>
     <w:p>
       <w:pPr>
-        <w:pStyle w:val="a3"/>
+        <w:pStyle w:val="ListParagraph"/>
         <w:numPr>
           <w:ilvl w:val="0"/>
           <w:numId w:val="30"/>
@@ -3665,7 +3812,25 @@
           <w:sz w:val="24"/>
           <w:szCs w:val="24"/>
         </w:rPr>
-        <w:t xml:space="preserve"> is plural because it has not any sigular form.</w:t>
+        <w:t xml:space="preserve"> is plural because it has not any </w:t>
+      </w:r>
+      <w:proofErr w:type="spellStart"/>
+      <w:r>
+        <w:rPr>
+          <w:rFonts w:ascii="Times New Roman" w:hAnsi="Times New Roman" w:cs="Times New Roman" w:hint="eastAsia"/>
+          <w:sz w:val="24"/>
+          <w:szCs w:val="24"/>
+        </w:rPr>
+        <w:t>sigular</w:t>
+      </w:r>
+      <w:proofErr w:type="spellEnd"/>
+      <w:r>
+        <w:rPr>
+          <w:rFonts w:ascii="Times New Roman" w:hAnsi="Times New Roman" w:cs="Times New Roman" w:hint="eastAsia"/>
+          <w:sz w:val="24"/>
+          <w:szCs w:val="24"/>
+        </w:rPr>
+        <w:t xml:space="preserve"> form.</w:t>
       </w:r>
     </w:p>
     <w:p>
@@ -3720,7 +3885,7 @@
     </w:p>
     <w:p>
       <w:pPr>
-        <w:pStyle w:val="a3"/>
+        <w:pStyle w:val="ListParagraph"/>
         <w:numPr>
           <w:ilvl w:val="0"/>
           <w:numId w:val="12"/>
@@ -3744,7 +3909,7 @@
     </w:p>
     <w:p>
       <w:pPr>
-        <w:pStyle w:val="a3"/>
+        <w:pStyle w:val="ListParagraph"/>
         <w:ind w:left="714" w:firstLineChars="0" w:firstLine="0"/>
         <w:rPr>
           <w:rFonts w:ascii="Times New Roman" w:hAnsi="Times New Roman" w:cs="Times New Roman"/>
@@ -3758,12 +3923,30 @@
           <w:sz w:val="24"/>
           <w:szCs w:val="24"/>
         </w:rPr>
-        <w:t xml:space="preserve">Part 1 is equivalent to Part 2 and Part 3; you can use less common words or collocations in this part. When your Part 3 is weak, the examiner will take part 1 more into account. </w:t>
-      </w:r>
-    </w:p>
-    <w:p>
-      <w:pPr>
-        <w:pStyle w:val="a3"/>
+        <w:t xml:space="preserve">Part 1 is equivalent to Part 2 and Part 3; you can use </w:t>
+      </w:r>
+      <w:proofErr w:type="gramStart"/>
+      <w:r>
+        <w:rPr>
+          <w:rFonts w:ascii="Times New Roman" w:hAnsi="Times New Roman" w:cs="Times New Roman" w:hint="eastAsia"/>
+          <w:sz w:val="24"/>
+          <w:szCs w:val="24"/>
+        </w:rPr>
+        <w:t>less</w:t>
+      </w:r>
+      <w:proofErr w:type="gramEnd"/>
+      <w:r>
+        <w:rPr>
+          <w:rFonts w:ascii="Times New Roman" w:hAnsi="Times New Roman" w:cs="Times New Roman" w:hint="eastAsia"/>
+          <w:sz w:val="24"/>
+          <w:szCs w:val="24"/>
+        </w:rPr>
+        <w:t xml:space="preserve"> common words or collocations in this part. When your Part 3 is weak, the examiner will take part 1 more into account. </w:t>
+      </w:r>
+    </w:p>
+    <w:p>
+      <w:pPr>
+        <w:pStyle w:val="ListParagraph"/>
         <w:numPr>
           <w:ilvl w:val="0"/>
           <w:numId w:val="12"/>
@@ -3787,7 +3970,7 @@
     </w:p>
     <w:p>
       <w:pPr>
-        <w:pStyle w:val="a3"/>
+        <w:pStyle w:val="ListParagraph"/>
         <w:ind w:left="714" w:firstLineChars="0" w:firstLine="0"/>
         <w:rPr>
           <w:rFonts w:ascii="Times New Roman" w:hAnsi="Times New Roman" w:cs="Times New Roman"/>
@@ -3806,7 +3989,7 @@
     </w:p>
     <w:p>
       <w:pPr>
-        <w:pStyle w:val="a3"/>
+        <w:pStyle w:val="ListParagraph"/>
         <w:ind w:left="714" w:firstLineChars="0" w:firstLine="0"/>
         <w:rPr>
           <w:rFonts w:ascii="Times New Roman" w:hAnsi="Times New Roman" w:cs="Times New Roman"/>
@@ -3825,7 +4008,7 @@
     </w:p>
     <w:p>
       <w:pPr>
-        <w:pStyle w:val="a3"/>
+        <w:pStyle w:val="ListParagraph"/>
         <w:ind w:left="714" w:firstLineChars="0" w:firstLine="0"/>
         <w:rPr>
           <w:rFonts w:ascii="Times New Roman" w:hAnsi="Times New Roman" w:cs="Times New Roman"/>
@@ -3844,7 +4027,7 @@
     </w:p>
     <w:p>
       <w:pPr>
-        <w:pStyle w:val="a3"/>
+        <w:pStyle w:val="ListParagraph"/>
         <w:numPr>
           <w:ilvl w:val="0"/>
           <w:numId w:val="12"/>
@@ -3879,14 +4062,31 @@
           <w:sz w:val="24"/>
           <w:szCs w:val="24"/>
         </w:rPr>
-        <w:t>t repeat the words in the questios.</w:t>
-      </w:r>
-    </w:p>
-    <w:p>
-      <w:pPr>
-        <w:pStyle w:val="a3"/>
+        <w:t xml:space="preserve">t repeat the words in the </w:t>
+      </w:r>
+      <w:proofErr w:type="spellStart"/>
+      <w:r>
+        <w:rPr>
+          <w:rFonts w:ascii="Times New Roman" w:hAnsi="Times New Roman" w:cs="Times New Roman" w:hint="eastAsia"/>
+          <w:sz w:val="24"/>
+          <w:szCs w:val="24"/>
+        </w:rPr>
+        <w:t>questios</w:t>
+      </w:r>
+      <w:proofErr w:type="spellEnd"/>
+      <w:r>
+        <w:rPr>
+          <w:rFonts w:ascii="Times New Roman" w:hAnsi="Times New Roman" w:cs="Times New Roman" w:hint="eastAsia"/>
+          <w:sz w:val="24"/>
+          <w:szCs w:val="24"/>
+        </w:rPr>
+        <w:t>.</w:t>
+      </w:r>
+    </w:p>
+    <w:p>
+      <w:pPr>
+        <w:pStyle w:val="ListParagraph"/>
         <w:ind w:left="714" w:firstLineChars="0" w:firstLine="0"/>
-        <w:outlineLvl w:val="1"/>
         <w:rPr>
           <w:rFonts w:ascii="Times New Roman" w:hAnsi="Times New Roman" w:cs="Times New Roman"/>
           <w:sz w:val="24"/>
@@ -4024,7 +4224,7 @@
     </w:p>
     <w:p>
       <w:pPr>
-        <w:pStyle w:val="a3"/>
+        <w:pStyle w:val="ListParagraph"/>
         <w:numPr>
           <w:ilvl w:val="0"/>
           <w:numId w:val="12"/>
@@ -4048,7 +4248,7 @@
     </w:p>
     <w:p>
       <w:pPr>
-        <w:pStyle w:val="a3"/>
+        <w:pStyle w:val="ListParagraph"/>
         <w:numPr>
           <w:ilvl w:val="1"/>
           <w:numId w:val="16"/>
@@ -4082,7 +4282,25 @@
           <w:sz w:val="24"/>
           <w:szCs w:val="24"/>
         </w:rPr>
-        <w:t xml:space="preserve"> address examiners first name preceded by Miss/Mr.. That’s not </w:t>
+        <w:t xml:space="preserve"> address examiners first name preceded by Miss/</w:t>
+      </w:r>
+      <w:proofErr w:type="gramStart"/>
+      <w:r>
+        <w:rPr>
+          <w:rFonts w:ascii="Times New Roman" w:hAnsi="Times New Roman" w:cs="Times New Roman"/>
+          <w:sz w:val="24"/>
+          <w:szCs w:val="24"/>
+        </w:rPr>
+        <w:t>Mr..</w:t>
+      </w:r>
+      <w:proofErr w:type="gramEnd"/>
+      <w:r>
+        <w:rPr>
+          <w:rFonts w:ascii="Times New Roman" w:hAnsi="Times New Roman" w:cs="Times New Roman"/>
+          <w:sz w:val="24"/>
+          <w:szCs w:val="24"/>
+        </w:rPr>
+        <w:t xml:space="preserve"> That’s not </w:t>
       </w:r>
       <w:r>
         <w:rPr>
@@ -4096,7 +4314,7 @@
     </w:p>
     <w:p>
       <w:pPr>
-        <w:pStyle w:val="a3"/>
+        <w:pStyle w:val="ListParagraph"/>
         <w:numPr>
           <w:ilvl w:val="0"/>
           <w:numId w:val="12"/>
@@ -4120,7 +4338,7 @@
     </w:p>
     <w:p>
       <w:pPr>
-        <w:pStyle w:val="a3"/>
+        <w:pStyle w:val="ListParagraph"/>
         <w:numPr>
           <w:ilvl w:val="0"/>
           <w:numId w:val="4"/>
@@ -4160,7 +4378,7 @@
     </w:p>
     <w:p>
       <w:pPr>
-        <w:pStyle w:val="a3"/>
+        <w:pStyle w:val="ListParagraph"/>
         <w:numPr>
           <w:ilvl w:val="0"/>
           <w:numId w:val="4"/>
@@ -4194,7 +4412,25 @@
           <w:sz w:val="24"/>
           <w:szCs w:val="24"/>
         </w:rPr>
-        <w:t xml:space="preserve"> Don’t give extended answers when the examiner only ask about your ID, your name. </w:t>
+        <w:t xml:space="preserve"> Don’t give extended answers when the examiner only </w:t>
+      </w:r>
+      <w:proofErr w:type="gramStart"/>
+      <w:r>
+        <w:rPr>
+          <w:rFonts w:ascii="Times New Roman" w:hAnsi="Times New Roman" w:cs="Times New Roman"/>
+          <w:sz w:val="24"/>
+          <w:szCs w:val="24"/>
+        </w:rPr>
+        <w:t>ask</w:t>
+      </w:r>
+      <w:proofErr w:type="gramEnd"/>
+      <w:r>
+        <w:rPr>
+          <w:rFonts w:ascii="Times New Roman" w:hAnsi="Times New Roman" w:cs="Times New Roman"/>
+          <w:sz w:val="24"/>
+          <w:szCs w:val="24"/>
+        </w:rPr>
+        <w:t xml:space="preserve"> about your ID, your name. </w:t>
       </w:r>
       <w:r>
         <w:rPr>
@@ -4362,13 +4598,23 @@
         </w:rPr>
         <w:t xml:space="preserve"> </w:t>
       </w:r>
-      <w:r>
-        <w:rPr>
-          <w:rFonts w:ascii="Times New Roman" w:hAnsi="Times New Roman" w:cs="Times New Roman"/>
-          <w:sz w:val="24"/>
-          <w:szCs w:val="24"/>
-        </w:rPr>
-        <w:t>( which is in the north of China)</w:t>
+      <w:proofErr w:type="gramStart"/>
+      <w:r>
+        <w:rPr>
+          <w:rFonts w:ascii="Times New Roman" w:hAnsi="Times New Roman" w:cs="Times New Roman"/>
+          <w:sz w:val="24"/>
+          <w:szCs w:val="24"/>
+        </w:rPr>
+        <w:t>( which</w:t>
+      </w:r>
+      <w:proofErr w:type="gramEnd"/>
+      <w:r>
+        <w:rPr>
+          <w:rFonts w:ascii="Times New Roman" w:hAnsi="Times New Roman" w:cs="Times New Roman"/>
+          <w:sz w:val="24"/>
+          <w:szCs w:val="24"/>
+        </w:rPr>
+        <w:t xml:space="preserve"> is in the north of China)</w:t>
       </w:r>
       <w:r>
         <w:rPr>
@@ -4392,7 +4638,25 @@
           <w:sz w:val="24"/>
           <w:szCs w:val="24"/>
         </w:rPr>
-        <w:t xml:space="preserve">talk about how beautiful you hometown is or </w:t>
+        <w:t xml:space="preserve">talk about how beautiful </w:t>
+      </w:r>
+      <w:proofErr w:type="gramStart"/>
+      <w:r>
+        <w:rPr>
+          <w:rFonts w:ascii="Times New Roman" w:hAnsi="Times New Roman" w:cs="Times New Roman"/>
+          <w:sz w:val="24"/>
+          <w:szCs w:val="24"/>
+        </w:rPr>
+        <w:t>you</w:t>
+      </w:r>
+      <w:proofErr w:type="gramEnd"/>
+      <w:r>
+        <w:rPr>
+          <w:rFonts w:ascii="Times New Roman" w:hAnsi="Times New Roman" w:cs="Times New Roman"/>
+          <w:sz w:val="24"/>
+          <w:szCs w:val="24"/>
+        </w:rPr>
+        <w:t xml:space="preserve"> hometown is or </w:t>
       </w:r>
       <w:r>
         <w:rPr>
@@ -4421,7 +4685,7 @@
     </w:p>
     <w:p>
       <w:pPr>
-        <w:pStyle w:val="a3"/>
+        <w:pStyle w:val="ListParagraph"/>
         <w:numPr>
           <w:ilvl w:val="0"/>
           <w:numId w:val="4"/>
@@ -4468,7 +4732,7 @@
     </w:p>
     <w:p>
       <w:pPr>
-        <w:pStyle w:val="a3"/>
+        <w:pStyle w:val="ListParagraph"/>
         <w:numPr>
           <w:ilvl w:val="0"/>
           <w:numId w:val="4"/>
@@ -4491,7 +4755,7 @@
     </w:p>
     <w:p>
       <w:pPr>
-        <w:pStyle w:val="a3"/>
+        <w:pStyle w:val="ListParagraph"/>
         <w:numPr>
           <w:ilvl w:val="0"/>
           <w:numId w:val="4"/>
@@ -4546,7 +4810,7 @@
     </w:p>
     <w:p>
       <w:pPr>
-        <w:pStyle w:val="a3"/>
+        <w:pStyle w:val="ListParagraph"/>
         <w:numPr>
           <w:ilvl w:val="0"/>
           <w:numId w:val="4"/>
@@ -4569,7 +4833,7 @@
     </w:p>
     <w:p>
       <w:pPr>
-        <w:pStyle w:val="a3"/>
+        <w:pStyle w:val="ListParagraph"/>
         <w:numPr>
           <w:ilvl w:val="0"/>
           <w:numId w:val="4"/>
@@ -4592,7 +4856,7 @@
     </w:p>
     <w:p>
       <w:pPr>
-        <w:pStyle w:val="a3"/>
+        <w:pStyle w:val="ListParagraph"/>
         <w:numPr>
           <w:ilvl w:val="0"/>
           <w:numId w:val="4"/>
@@ -4626,7 +4890,25 @@
           <w:sz w:val="24"/>
           <w:szCs w:val="24"/>
         </w:rPr>
-        <w:t xml:space="preserve"> to show repect and confident</w:t>
+        <w:t xml:space="preserve"> to show </w:t>
+      </w:r>
+      <w:proofErr w:type="spellStart"/>
+      <w:r>
+        <w:rPr>
+          <w:rFonts w:ascii="Times New Roman" w:hAnsi="Times New Roman" w:cs="Times New Roman"/>
+          <w:sz w:val="24"/>
+          <w:szCs w:val="24"/>
+        </w:rPr>
+        <w:t>repect</w:t>
+      </w:r>
+      <w:proofErr w:type="spellEnd"/>
+      <w:r>
+        <w:rPr>
+          <w:rFonts w:ascii="Times New Roman" w:hAnsi="Times New Roman" w:cs="Times New Roman"/>
+          <w:sz w:val="24"/>
+          <w:szCs w:val="24"/>
+        </w:rPr>
+        <w:t xml:space="preserve"> and confident</w:t>
       </w:r>
       <w:r>
         <w:rPr>
@@ -4687,7 +4969,7 @@
     </w:p>
     <w:p>
       <w:pPr>
-        <w:pStyle w:val="a3"/>
+        <w:pStyle w:val="ListParagraph"/>
         <w:numPr>
           <w:ilvl w:val="0"/>
           <w:numId w:val="4"/>
@@ -4710,7 +4992,7 @@
     </w:p>
     <w:p>
       <w:pPr>
-        <w:pStyle w:val="a3"/>
+        <w:pStyle w:val="ListParagraph"/>
         <w:numPr>
           <w:ilvl w:val="0"/>
           <w:numId w:val="7"/>
@@ -4750,7 +5032,7 @@
     </w:p>
     <w:p>
       <w:pPr>
-        <w:pStyle w:val="a3"/>
+        <w:pStyle w:val="ListParagraph"/>
         <w:numPr>
           <w:ilvl w:val="0"/>
           <w:numId w:val="7"/>
@@ -4773,7 +5055,7 @@
     </w:p>
     <w:p>
       <w:pPr>
-        <w:pStyle w:val="a3"/>
+        <w:pStyle w:val="ListParagraph"/>
         <w:numPr>
           <w:ilvl w:val="0"/>
           <w:numId w:val="7"/>
@@ -4792,15 +5074,33 @@
           <w:sz w:val="24"/>
           <w:szCs w:val="24"/>
         </w:rPr>
-        <w:t>Listen and mimic. Listen to BBC and repeat</w:t>
-      </w:r>
-      <w:r>
-        <w:rPr>
-          <w:rFonts w:ascii="Times New Roman" w:hAnsi="Times New Roman" w:cs="Times New Roman"/>
-          <w:sz w:val="24"/>
-          <w:szCs w:val="24"/>
-        </w:rPr>
-        <w:t>(Download transcripts)</w:t>
+        <w:t xml:space="preserve">Listen and mimic. Listen to BBC and </w:t>
+      </w:r>
+      <w:proofErr w:type="gramStart"/>
+      <w:r>
+        <w:rPr>
+          <w:rFonts w:ascii="Times New Roman" w:hAnsi="Times New Roman" w:cs="Times New Roman"/>
+          <w:sz w:val="24"/>
+          <w:szCs w:val="24"/>
+        </w:rPr>
+        <w:t>repeat</w:t>
+      </w:r>
+      <w:r>
+        <w:rPr>
+          <w:rFonts w:ascii="Times New Roman" w:hAnsi="Times New Roman" w:cs="Times New Roman"/>
+          <w:sz w:val="24"/>
+          <w:szCs w:val="24"/>
+        </w:rPr>
+        <w:t>(</w:t>
+      </w:r>
+      <w:proofErr w:type="gramEnd"/>
+      <w:r>
+        <w:rPr>
+          <w:rFonts w:ascii="Times New Roman" w:hAnsi="Times New Roman" w:cs="Times New Roman"/>
+          <w:sz w:val="24"/>
+          <w:szCs w:val="24"/>
+        </w:rPr>
+        <w:t>Download transcripts)</w:t>
       </w:r>
       <w:r>
         <w:rPr>
@@ -4813,7 +5113,7 @@
     </w:p>
     <w:p>
       <w:pPr>
-        <w:pStyle w:val="a3"/>
+        <w:pStyle w:val="ListParagraph"/>
         <w:numPr>
           <w:ilvl w:val="0"/>
           <w:numId w:val="7"/>
@@ -4885,7 +5185,7 @@
     </w:p>
     <w:p>
       <w:pPr>
-        <w:pStyle w:val="a3"/>
+        <w:pStyle w:val="ListParagraph"/>
         <w:numPr>
           <w:ilvl w:val="0"/>
           <w:numId w:val="4"/>
@@ -4903,7 +5203,25 @@
           <w:sz w:val="24"/>
           <w:szCs w:val="24"/>
         </w:rPr>
-        <w:t>Intonation is crucial in part 3 of speaking section. It can improve you score</w:t>
+        <w:t xml:space="preserve">Intonation is crucial in part 3 of speaking section. It can improve </w:t>
+      </w:r>
+      <w:proofErr w:type="gramStart"/>
+      <w:r>
+        <w:rPr>
+          <w:rFonts w:ascii="Times New Roman" w:hAnsi="Times New Roman" w:cs="Times New Roman"/>
+          <w:sz w:val="24"/>
+          <w:szCs w:val="24"/>
+        </w:rPr>
+        <w:t>you</w:t>
+      </w:r>
+      <w:proofErr w:type="gramEnd"/>
+      <w:r>
+        <w:rPr>
+          <w:rFonts w:ascii="Times New Roman" w:hAnsi="Times New Roman" w:cs="Times New Roman"/>
+          <w:sz w:val="24"/>
+          <w:szCs w:val="24"/>
+        </w:rPr>
+        <w:t xml:space="preserve"> score</w:t>
       </w:r>
       <w:r>
         <w:rPr>
@@ -4916,7 +5234,7 @@
     </w:p>
     <w:p>
       <w:pPr>
-        <w:pStyle w:val="a3"/>
+        <w:pStyle w:val="ListParagraph"/>
         <w:ind w:left="1080" w:firstLineChars="0" w:firstLine="0"/>
         <w:rPr>
           <w:rFonts w:ascii="Times New Roman" w:hAnsi="Times New Roman" w:cs="Times New Roman"/>
@@ -4969,7 +5287,7 @@
     </w:p>
     <w:tbl>
       <w:tblPr>
-        <w:tblStyle w:val="a7"/>
+        <w:tblStyle w:val="TableGrid"/>
         <w:tblW w:w="8296" w:type="dxa"/>
         <w:tblInd w:w="1147" w:type="dxa"/>
         <w:tblLook w:val="04A0" w:firstRow="1" w:lastRow="0" w:firstColumn="1" w:lastColumn="0" w:noHBand="0" w:noVBand="1"/>
@@ -5064,8 +5382,16 @@
                 <w:sz w:val="24"/>
                 <w:szCs w:val="24"/>
               </w:rPr>
+              <w:t xml:space="preserve">When you prepare for the test, you should write out your answers ahead of time. </w:t>
+            </w:r>
+            <w:r>
+              <w:rPr>
+                <w:rFonts w:ascii="Times New Roman" w:hAnsi="Times New Roman" w:cs="Times New Roman"/>
+                <w:sz w:val="24"/>
+                <w:szCs w:val="24"/>
+              </w:rPr>
               <w:lastRenderedPageBreak/>
-              <w:t>When you prepare for the test, you should write out your answers ahead of time. Later, when you get comfortable with that you can stop writing them out and get better at responding quickly.</w:t>
+              <w:t>Later, when you get comfortable with that you can stop writing them out and get better at responding quickly.</w:t>
             </w:r>
           </w:p>
           <w:p>
@@ -5116,7 +5442,7 @@
     </w:p>
     <w:p>
       <w:pPr>
-        <w:pStyle w:val="a3"/>
+        <w:pStyle w:val="ListParagraph"/>
         <w:numPr>
           <w:ilvl w:val="0"/>
           <w:numId w:val="4"/>
@@ -5134,15 +5460,33 @@
           <w:sz w:val="24"/>
           <w:szCs w:val="24"/>
         </w:rPr>
-        <w:t>Stay tune to the latest news</w:t>
-      </w:r>
-      <w:r>
-        <w:rPr>
-          <w:rFonts w:ascii="Times New Roman" w:hAnsi="Times New Roman" w:cs="Times New Roman"/>
-          <w:sz w:val="24"/>
-          <w:szCs w:val="24"/>
-        </w:rPr>
-        <w:t>(NY Times, BBC)</w:t>
+        <w:t xml:space="preserve">Stay tune to the latest </w:t>
+      </w:r>
+      <w:proofErr w:type="gramStart"/>
+      <w:r>
+        <w:rPr>
+          <w:rFonts w:ascii="Times New Roman" w:hAnsi="Times New Roman" w:cs="Times New Roman"/>
+          <w:sz w:val="24"/>
+          <w:szCs w:val="24"/>
+        </w:rPr>
+        <w:t>news</w:t>
+      </w:r>
+      <w:r>
+        <w:rPr>
+          <w:rFonts w:ascii="Times New Roman" w:hAnsi="Times New Roman" w:cs="Times New Roman"/>
+          <w:sz w:val="24"/>
+          <w:szCs w:val="24"/>
+        </w:rPr>
+        <w:t>(</w:t>
+      </w:r>
+      <w:proofErr w:type="gramEnd"/>
+      <w:r>
+        <w:rPr>
+          <w:rFonts w:ascii="Times New Roman" w:hAnsi="Times New Roman" w:cs="Times New Roman"/>
+          <w:sz w:val="24"/>
+          <w:szCs w:val="24"/>
+        </w:rPr>
+        <w:t>NY Times, BBC)</w:t>
       </w:r>
       <w:r>
         <w:rPr>
@@ -5163,7 +5507,7 @@
     </w:p>
     <w:p>
       <w:pPr>
-        <w:pStyle w:val="a3"/>
+        <w:pStyle w:val="ListParagraph"/>
         <w:numPr>
           <w:ilvl w:val="0"/>
           <w:numId w:val="4"/>
@@ -5218,7 +5562,7 @@
     </w:p>
     <w:p>
       <w:pPr>
-        <w:pStyle w:val="a3"/>
+        <w:pStyle w:val="ListParagraph"/>
         <w:numPr>
           <w:ilvl w:val="0"/>
           <w:numId w:val="4"/>
@@ -5236,7 +5580,25 @@
           <w:sz w:val="24"/>
           <w:szCs w:val="24"/>
         </w:rPr>
-        <w:t xml:space="preserve">It is not necessary to speak British English, accent is accepted when you </w:t>
+        <w:t xml:space="preserve">It is not necessary to speak British </w:t>
+      </w:r>
+      <w:proofErr w:type="gramStart"/>
+      <w:r>
+        <w:rPr>
+          <w:rFonts w:ascii="Times New Roman" w:hAnsi="Times New Roman" w:cs="Times New Roman"/>
+          <w:sz w:val="24"/>
+          <w:szCs w:val="24"/>
+        </w:rPr>
+        <w:t>English,</w:t>
+      </w:r>
+      <w:proofErr w:type="gramEnd"/>
+      <w:r>
+        <w:rPr>
+          <w:rFonts w:ascii="Times New Roman" w:hAnsi="Times New Roman" w:cs="Times New Roman"/>
+          <w:sz w:val="24"/>
+          <w:szCs w:val="24"/>
+        </w:rPr>
+        <w:t xml:space="preserve"> accent is accepted when you </w:t>
       </w:r>
       <w:r>
         <w:rPr>
@@ -5265,7 +5627,7 @@
     </w:p>
     <w:p>
       <w:pPr>
-        <w:pStyle w:val="a3"/>
+        <w:pStyle w:val="ListParagraph"/>
         <w:numPr>
           <w:ilvl w:val="0"/>
           <w:numId w:val="4"/>
@@ -5277,13 +5639,23 @@
           <w:szCs w:val="24"/>
         </w:rPr>
       </w:pPr>
-      <w:r>
-        <w:rPr>
-          <w:rFonts w:ascii="Times New Roman" w:hAnsi="Times New Roman" w:cs="Times New Roman"/>
-          <w:sz w:val="24"/>
-          <w:szCs w:val="24"/>
-        </w:rPr>
-        <w:t>Incooperate chunking into your speaking English.</w:t>
+      <w:proofErr w:type="spellStart"/>
+      <w:r>
+        <w:rPr>
+          <w:rFonts w:ascii="Times New Roman" w:hAnsi="Times New Roman" w:cs="Times New Roman"/>
+          <w:sz w:val="24"/>
+          <w:szCs w:val="24"/>
+        </w:rPr>
+        <w:t>Incooperate</w:t>
+      </w:r>
+      <w:proofErr w:type="spellEnd"/>
+      <w:r>
+        <w:rPr>
+          <w:rFonts w:ascii="Times New Roman" w:hAnsi="Times New Roman" w:cs="Times New Roman"/>
+          <w:sz w:val="24"/>
+          <w:szCs w:val="24"/>
+        </w:rPr>
+        <w:t xml:space="preserve"> chunking into your speaking English.</w:t>
       </w:r>
       <w:r>
         <w:rPr>
@@ -5320,7 +5692,7 @@
     </w:p>
     <w:p>
       <w:pPr>
-        <w:pStyle w:val="a3"/>
+        <w:pStyle w:val="ListParagraph"/>
         <w:numPr>
           <w:ilvl w:val="0"/>
           <w:numId w:val="4"/>
@@ -5423,7 +5795,7 @@
     </w:p>
     <w:p>
       <w:pPr>
-        <w:pStyle w:val="a3"/>
+        <w:pStyle w:val="ListParagraph"/>
         <w:numPr>
           <w:ilvl w:val="0"/>
           <w:numId w:val="4"/>
@@ -5481,7 +5853,25 @@
           <w:sz w:val="24"/>
           <w:szCs w:val="24"/>
         </w:rPr>
-        <w:t xml:space="preserve">t practise various topics at the same time. </w:t>
+        <w:t xml:space="preserve">t </w:t>
+      </w:r>
+      <w:proofErr w:type="spellStart"/>
+      <w:r>
+        <w:rPr>
+          <w:rFonts w:ascii="Times New Roman" w:hAnsi="Times New Roman" w:cs="Times New Roman" w:hint="eastAsia"/>
+          <w:sz w:val="24"/>
+          <w:szCs w:val="24"/>
+        </w:rPr>
+        <w:t>practise</w:t>
+      </w:r>
+      <w:proofErr w:type="spellEnd"/>
+      <w:r>
+        <w:rPr>
+          <w:rFonts w:ascii="Times New Roman" w:hAnsi="Times New Roman" w:cs="Times New Roman" w:hint="eastAsia"/>
+          <w:sz w:val="24"/>
+          <w:szCs w:val="24"/>
+        </w:rPr>
+        <w:t xml:space="preserve"> various topics at the same time. </w:t>
       </w:r>
       <w:r>
         <w:rPr>
@@ -5494,7 +5884,7 @@
     </w:p>
     <w:p>
       <w:pPr>
-        <w:pStyle w:val="a3"/>
+        <w:pStyle w:val="ListParagraph"/>
         <w:numPr>
           <w:ilvl w:val="0"/>
           <w:numId w:val="12"/>
@@ -5518,7 +5908,7 @@
     </w:p>
     <w:p>
       <w:pPr>
-        <w:pStyle w:val="a3"/>
+        <w:pStyle w:val="ListParagraph"/>
         <w:ind w:left="720" w:firstLineChars="0" w:firstLine="0"/>
         <w:rPr>
           <w:rFonts w:ascii="Times New Roman" w:hAnsi="Times New Roman" w:cs="Times New Roman"/>
@@ -5537,7 +5927,7 @@
     </w:p>
     <w:p>
       <w:pPr>
-        <w:pStyle w:val="a3"/>
+        <w:pStyle w:val="ListParagraph"/>
         <w:numPr>
           <w:ilvl w:val="0"/>
           <w:numId w:val="13"/>
@@ -5560,7 +5950,7 @@
     </w:p>
     <w:p>
       <w:pPr>
-        <w:pStyle w:val="a3"/>
+        <w:pStyle w:val="ListParagraph"/>
         <w:numPr>
           <w:ilvl w:val="0"/>
           <w:numId w:val="13"/>
@@ -5602,12 +5992,30 @@
           <w:sz w:val="24"/>
           <w:szCs w:val="24"/>
         </w:rPr>
-        <w:t>you think more about grammar,.. and you probably make less mistakes.</w:t>
-      </w:r>
-    </w:p>
-    <w:p>
-      <w:pPr>
-        <w:pStyle w:val="a3"/>
+        <w:t xml:space="preserve">you think more about </w:t>
+      </w:r>
+      <w:proofErr w:type="gramStart"/>
+      <w:r>
+        <w:rPr>
+          <w:rFonts w:ascii="Times New Roman" w:hAnsi="Times New Roman" w:cs="Times New Roman"/>
+          <w:sz w:val="24"/>
+          <w:szCs w:val="24"/>
+        </w:rPr>
+        <w:t>grammar,..</w:t>
+      </w:r>
+      <w:proofErr w:type="gramEnd"/>
+      <w:r>
+        <w:rPr>
+          <w:rFonts w:ascii="Times New Roman" w:hAnsi="Times New Roman" w:cs="Times New Roman"/>
+          <w:sz w:val="24"/>
+          <w:szCs w:val="24"/>
+        </w:rPr>
+        <w:t xml:space="preserve"> and you probably make less mistakes.</w:t>
+      </w:r>
+    </w:p>
+    <w:p>
+      <w:pPr>
+        <w:pStyle w:val="ListParagraph"/>
         <w:numPr>
           <w:ilvl w:val="0"/>
           <w:numId w:val="13"/>
@@ -5649,7 +6057,25 @@
           <w:sz w:val="24"/>
           <w:szCs w:val="24"/>
         </w:rPr>
-        <w:t xml:space="preserve"> or “emmm”</w:t>
+        <w:t xml:space="preserve"> or “</w:t>
+      </w:r>
+      <w:proofErr w:type="spellStart"/>
+      <w:r>
+        <w:rPr>
+          <w:rFonts w:ascii="Times New Roman" w:hAnsi="Times New Roman" w:cs="Times New Roman"/>
+          <w:sz w:val="24"/>
+          <w:szCs w:val="24"/>
+        </w:rPr>
+        <w:t>emmm</w:t>
+      </w:r>
+      <w:proofErr w:type="spellEnd"/>
+      <w:r>
+        <w:rPr>
+          <w:rFonts w:ascii="Times New Roman" w:hAnsi="Times New Roman" w:cs="Times New Roman"/>
+          <w:sz w:val="24"/>
+          <w:szCs w:val="24"/>
+        </w:rPr>
+        <w:t>”</w:t>
       </w:r>
       <w:r>
         <w:rPr>
@@ -5662,7 +6088,7 @@
     </w:p>
     <w:p>
       <w:pPr>
-        <w:pStyle w:val="a3"/>
+        <w:pStyle w:val="ListParagraph"/>
         <w:numPr>
           <w:ilvl w:val="0"/>
           <w:numId w:val="13"/>
@@ -5685,7 +6111,7 @@
     </w:p>
     <w:p>
       <w:pPr>
-        <w:pStyle w:val="a3"/>
+        <w:pStyle w:val="ListParagraph"/>
         <w:numPr>
           <w:ilvl w:val="0"/>
           <w:numId w:val="13"/>
@@ -5706,6 +6132,7 @@
         </w:rPr>
         <w:t xml:space="preserve">Use </w:t>
       </w:r>
+      <w:proofErr w:type="spellStart"/>
       <w:r>
         <w:rPr>
           <w:rFonts w:ascii="Times New Roman" w:hAnsi="Times New Roman" w:cs="Times New Roman"/>
@@ -5715,6 +6142,7 @@
         </w:rPr>
         <w:t>NoteLLM</w:t>
       </w:r>
+      <w:proofErr w:type="spellEnd"/>
       <w:r>
         <w:rPr>
           <w:rFonts w:ascii="Times New Roman" w:hAnsi="Times New Roman" w:cs="Times New Roman" w:hint="eastAsia"/>
@@ -5754,7 +6182,7 @@
     </w:p>
     <w:p>
       <w:pPr>
-        <w:pStyle w:val="a3"/>
+        <w:pStyle w:val="ListParagraph"/>
         <w:numPr>
           <w:ilvl w:val="0"/>
           <w:numId w:val="12"/>
@@ -5884,7 +6312,25 @@
           <w:sz w:val="24"/>
           <w:szCs w:val="24"/>
         </w:rPr>
-        <w:t xml:space="preserve">“The building has beautiful artichitecture”, </w:t>
+        <w:t xml:space="preserve">“The building has beautiful </w:t>
+      </w:r>
+      <w:proofErr w:type="spellStart"/>
+      <w:r>
+        <w:rPr>
+          <w:rFonts w:ascii="Times New Roman" w:hAnsi="Times New Roman" w:cs="Times New Roman"/>
+          <w:sz w:val="24"/>
+          <w:szCs w:val="24"/>
+        </w:rPr>
+        <w:t>artichitecture</w:t>
+      </w:r>
+      <w:proofErr w:type="spellEnd"/>
+      <w:r>
+        <w:rPr>
+          <w:rFonts w:ascii="Times New Roman" w:hAnsi="Times New Roman" w:cs="Times New Roman"/>
+          <w:sz w:val="24"/>
+          <w:szCs w:val="24"/>
+        </w:rPr>
+        <w:t xml:space="preserve">”, </w:t>
       </w:r>
       <w:r>
         <w:rPr>
@@ -5951,7 +6397,25 @@
           <w:szCs w:val="24"/>
         </w:rPr>
         <w:br/>
-        <w:t>“My most favourite school subject is geography</w:t>
+        <w:t xml:space="preserve">“My most </w:t>
+      </w:r>
+      <w:proofErr w:type="spellStart"/>
+      <w:r>
+        <w:rPr>
+          <w:rFonts w:ascii="Times New Roman" w:hAnsi="Times New Roman" w:cs="Times New Roman"/>
+          <w:sz w:val="24"/>
+          <w:szCs w:val="24"/>
+        </w:rPr>
+        <w:t>favourite</w:t>
+      </w:r>
+      <w:proofErr w:type="spellEnd"/>
+      <w:r>
+        <w:rPr>
+          <w:rFonts w:ascii="Times New Roman" w:hAnsi="Times New Roman" w:cs="Times New Roman"/>
+          <w:sz w:val="24"/>
+          <w:szCs w:val="24"/>
+        </w:rPr>
+        <w:t xml:space="preserve"> school subject is geography</w:t>
       </w:r>
       <w:r>
         <w:rPr>
@@ -5972,7 +6436,7 @@
     </w:p>
     <w:p>
       <w:pPr>
-        <w:pStyle w:val="a3"/>
+        <w:pStyle w:val="ListParagraph"/>
         <w:numPr>
           <w:ilvl w:val="0"/>
           <w:numId w:val="20"/>
@@ -6003,7 +6467,7 @@
     </w:p>
     <w:p>
       <w:pPr>
-        <w:pStyle w:val="a3"/>
+        <w:pStyle w:val="ListParagraph"/>
         <w:ind w:left="1080" w:firstLineChars="0" w:firstLine="0"/>
         <w:rPr>
           <w:rFonts w:ascii="Times New Roman" w:hAnsi="Times New Roman" w:cs="Times New Roman"/>
@@ -6022,7 +6486,7 @@
     </w:p>
     <w:p>
       <w:pPr>
-        <w:pStyle w:val="a3"/>
+        <w:pStyle w:val="ListParagraph"/>
         <w:ind w:left="1080" w:firstLineChars="0" w:firstLine="0"/>
         <w:rPr>
           <w:rFonts w:ascii="Times New Roman" w:hAnsi="Times New Roman" w:cs="Times New Roman"/>
@@ -6033,7 +6497,7 @@
     </w:p>
     <w:p>
       <w:pPr>
-        <w:pStyle w:val="a3"/>
+        <w:pStyle w:val="ListParagraph"/>
         <w:ind w:left="1080" w:firstLineChars="0" w:firstLine="0"/>
         <w:rPr>
           <w:rFonts w:ascii="Times New Roman" w:hAnsi="Times New Roman" w:cs="Times New Roman"/>
@@ -6067,7 +6531,7 @@
     </w:p>
     <w:p>
       <w:pPr>
-        <w:pStyle w:val="a3"/>
+        <w:pStyle w:val="ListParagraph"/>
         <w:numPr>
           <w:ilvl w:val="0"/>
           <w:numId w:val="3"/>
@@ -6085,13 +6549,12 @@
           <w:sz w:val="24"/>
           <w:szCs w:val="24"/>
         </w:rPr>
-        <w:lastRenderedPageBreak/>
         <w:t>Read the questions first.</w:t>
       </w:r>
     </w:p>
     <w:p>
       <w:pPr>
-        <w:pStyle w:val="a3"/>
+        <w:pStyle w:val="ListParagraph"/>
         <w:numPr>
           <w:ilvl w:val="0"/>
           <w:numId w:val="3"/>
@@ -6146,7 +6609,7 @@
     </w:p>
     <w:p>
       <w:pPr>
-        <w:pStyle w:val="a3"/>
+        <w:pStyle w:val="ListParagraph"/>
         <w:numPr>
           <w:ilvl w:val="0"/>
           <w:numId w:val="3"/>
@@ -6164,6 +6627,7 @@
           <w:sz w:val="24"/>
           <w:szCs w:val="24"/>
         </w:rPr>
+        <w:lastRenderedPageBreak/>
         <w:t>Pay attention to the next question. If the Question 2 were not given, don</w:t>
       </w:r>
       <w:r>
@@ -6225,7 +6689,7 @@
     </w:p>
     <w:p>
       <w:pPr>
-        <w:pStyle w:val="a3"/>
+        <w:pStyle w:val="ListParagraph"/>
         <w:numPr>
           <w:ilvl w:val="0"/>
           <w:numId w:val="3"/>
@@ -6267,7 +6731,25 @@
           <w:sz w:val="24"/>
           <w:szCs w:val="24"/>
         </w:rPr>
-        <w:t xml:space="preserve"> means that the anwer share the same points as the statement in the passage. </w:t>
+        <w:t xml:space="preserve"> means that the </w:t>
+      </w:r>
+      <w:proofErr w:type="spellStart"/>
+      <w:r>
+        <w:rPr>
+          <w:rFonts w:ascii="Times New Roman" w:hAnsi="Times New Roman" w:cs="Times New Roman" w:hint="eastAsia"/>
+          <w:sz w:val="24"/>
+          <w:szCs w:val="24"/>
+        </w:rPr>
+        <w:t>anwer</w:t>
+      </w:r>
+      <w:proofErr w:type="spellEnd"/>
+      <w:r>
+        <w:rPr>
+          <w:rFonts w:ascii="Times New Roman" w:hAnsi="Times New Roman" w:cs="Times New Roman" w:hint="eastAsia"/>
+          <w:sz w:val="24"/>
+          <w:szCs w:val="24"/>
+        </w:rPr>
+        <w:t xml:space="preserve"> share the same points as the statement in the passage. </w:t>
       </w:r>
       <w:r>
         <w:rPr>
@@ -6299,7 +6781,25 @@
           <w:sz w:val="24"/>
           <w:szCs w:val="24"/>
         </w:rPr>
-        <w:t xml:space="preserve"> means opposite/controdict so it neither close nor near but far from it. </w:t>
+        <w:t xml:space="preserve"> means opposite/</w:t>
+      </w:r>
+      <w:proofErr w:type="spellStart"/>
+      <w:r>
+        <w:rPr>
+          <w:rFonts w:ascii="Times New Roman" w:hAnsi="Times New Roman" w:cs="Times New Roman" w:hint="eastAsia"/>
+          <w:sz w:val="24"/>
+          <w:szCs w:val="24"/>
+        </w:rPr>
+        <w:t>controdict</w:t>
+      </w:r>
+      <w:proofErr w:type="spellEnd"/>
+      <w:r>
+        <w:rPr>
+          <w:rFonts w:ascii="Times New Roman" w:hAnsi="Times New Roman" w:cs="Times New Roman" w:hint="eastAsia"/>
+          <w:sz w:val="24"/>
+          <w:szCs w:val="24"/>
+        </w:rPr>
+        <w:t xml:space="preserve"> so it neither close nor near but far from it. </w:t>
       </w:r>
       <w:r>
         <w:rPr>
@@ -6357,7 +6857,7 @@
           <w:lang w:val="en-GB"/>
         </w:rPr>
         <w:drawing>
-          <wp:inline distT="0" distB="0" distL="0" distR="0">
+          <wp:inline distT="0" distB="0" distL="0" distR="0" wp14:anchorId="19AE9AD3" wp14:editId="5A76422E">
             <wp:extent cx="4638095" cy="3095238"/>
             <wp:effectExtent l="0" t="0" r="0" b="0"/>
             <wp:docPr id="1943233894" name="Picture 1"/>
@@ -6372,7 +6872,7 @@
                     <pic:cNvPicPr/>
                   </pic:nvPicPr>
                   <pic:blipFill>
-                    <a:blip r:embed="rId8" cstate="print"/>
+                    <a:blip r:embed="rId7" cstate="print"/>
                     <a:stretch>
                       <a:fillRect/>
                     </a:stretch>
@@ -6441,7 +6941,7 @@
     </w:p>
     <w:p>
       <w:pPr>
-        <w:pStyle w:val="a3"/>
+        <w:pStyle w:val="ListParagraph"/>
         <w:numPr>
           <w:ilvl w:val="0"/>
           <w:numId w:val="5"/>
@@ -6472,7 +6972,7 @@
     </w:p>
     <w:p>
       <w:pPr>
-        <w:pStyle w:val="a3"/>
+        <w:pStyle w:val="ListParagraph"/>
         <w:ind w:left="1080" w:firstLineChars="0" w:firstLine="0"/>
         <w:rPr>
           <w:rFonts w:ascii="Times New Roman" w:hAnsi="Times New Roman" w:cs="Times New Roman"/>
@@ -6595,7 +7095,7 @@
     </w:p>
     <w:p>
       <w:pPr>
-        <w:pStyle w:val="a3"/>
+        <w:pStyle w:val="ListParagraph"/>
         <w:numPr>
           <w:ilvl w:val="0"/>
           <w:numId w:val="5"/>
@@ -6674,7 +7174,7 @@
     </w:p>
     <w:p>
       <w:pPr>
-        <w:pStyle w:val="a3"/>
+        <w:pStyle w:val="ListParagraph"/>
         <w:numPr>
           <w:ilvl w:val="0"/>
           <w:numId w:val="5"/>
@@ -6694,10 +7194,10 @@
         </w:rPr>
         <w:t xml:space="preserve">Suggestions from </w:t>
       </w:r>
-      <w:hyperlink r:id="rId9" w:history="1">
+      <w:hyperlink r:id="rId8" w:history="1">
         <w:r>
           <w:rPr>
-            <w:rStyle w:val="a6"/>
+            <w:rStyle w:val="Hyperlink"/>
             <w:rFonts w:ascii="Times New Roman" w:hAnsi="Times New Roman" w:cs="Times New Roman"/>
             <w:sz w:val="24"/>
             <w:szCs w:val="24"/>
@@ -6708,7 +7208,7 @@
     </w:p>
     <w:p>
       <w:pPr>
-        <w:pStyle w:val="a3"/>
+        <w:pStyle w:val="ListParagraph"/>
         <w:numPr>
           <w:ilvl w:val="0"/>
           <w:numId w:val="5"/>
@@ -6731,7 +7231,7 @@
     </w:p>
     <w:p>
       <w:pPr>
-        <w:pStyle w:val="a3"/>
+        <w:pStyle w:val="ListParagraph"/>
         <w:numPr>
           <w:ilvl w:val="0"/>
           <w:numId w:val="5"/>
@@ -6762,7 +7262,7 @@
     </w:p>
     <w:p>
       <w:pPr>
-        <w:pStyle w:val="a3"/>
+        <w:pStyle w:val="ListParagraph"/>
         <w:numPr>
           <w:ilvl w:val="0"/>
           <w:numId w:val="5"/>
@@ -6785,7 +7285,7 @@
     </w:p>
     <w:p>
       <w:pPr>
-        <w:pStyle w:val="a3"/>
+        <w:pStyle w:val="ListParagraph"/>
         <w:numPr>
           <w:ilvl w:val="0"/>
           <w:numId w:val="5"/>
@@ -6803,21 +7303,12 @@
           <w:sz w:val="24"/>
           <w:szCs w:val="24"/>
         </w:rPr>
-        <w:t xml:space="preserve">If you made mistakes on complex grammar, that’s OK, but if made </w:t>
-      </w:r>
-      <w:r>
-        <w:rPr>
-          <w:rFonts w:ascii="Times New Roman" w:hAnsi="Times New Roman" w:cs="Times New Roman"/>
-          <w:sz w:val="24"/>
-          <w:szCs w:val="24"/>
-        </w:rPr>
-        <w:lastRenderedPageBreak/>
-        <w:t>mistakes about pass simple, you can’t achieve a high score.</w:t>
-      </w:r>
-    </w:p>
-    <w:p>
-      <w:pPr>
-        <w:pStyle w:val="a3"/>
+        <w:t>If you made mistakes on complex grammar, that’s OK, but if made mistakes about pass simple, you can’t achieve a high score.</w:t>
+      </w:r>
+    </w:p>
+    <w:p>
+      <w:pPr>
+        <w:pStyle w:val="ListParagraph"/>
         <w:numPr>
           <w:ilvl w:val="0"/>
           <w:numId w:val="5"/>
@@ -6880,7 +7371,7 @@
     </w:p>
     <w:p>
       <w:pPr>
-        <w:pStyle w:val="a3"/>
+        <w:pStyle w:val="ListParagraph"/>
         <w:numPr>
           <w:ilvl w:val="0"/>
           <w:numId w:val="5"/>
@@ -6898,7 +7389,16 @@
           <w:sz w:val="24"/>
           <w:szCs w:val="24"/>
         </w:rPr>
-        <w:t>You should spend 4 or 5 minutes planning before writing and spend the same time checking after writing.</w:t>
+        <w:t xml:space="preserve">You should spend 4 or 5 minutes planning before writing and spend the </w:t>
+      </w:r>
+      <w:r>
+        <w:rPr>
+          <w:rFonts w:ascii="Times New Roman" w:hAnsi="Times New Roman" w:cs="Times New Roman"/>
+          <w:sz w:val="24"/>
+          <w:szCs w:val="24"/>
+        </w:rPr>
+        <w:lastRenderedPageBreak/>
+        <w:t>same time checking after writing.</w:t>
       </w:r>
       <w:r>
         <w:rPr>
@@ -6927,7 +7427,7 @@
     </w:p>
     <w:p>
       <w:pPr>
-        <w:pStyle w:val="a3"/>
+        <w:pStyle w:val="ListParagraph"/>
         <w:numPr>
           <w:ilvl w:val="0"/>
           <w:numId w:val="5"/>
@@ -6950,7 +7450,7 @@
     </w:p>
     <w:p>
       <w:pPr>
-        <w:pStyle w:val="a3"/>
+        <w:pStyle w:val="ListParagraph"/>
         <w:numPr>
           <w:ilvl w:val="0"/>
           <w:numId w:val="5"/>
@@ -7017,7 +7517,7 @@
     </w:p>
     <w:p>
       <w:pPr>
-        <w:pStyle w:val="a3"/>
+        <w:pStyle w:val="ListParagraph"/>
         <w:ind w:left="1080" w:firstLineChars="0" w:firstLine="0"/>
         <w:rPr>
           <w:rFonts w:ascii="Times New Roman" w:hAnsi="Times New Roman" w:cs="Times New Roman"/>
@@ -7087,7 +7587,7 @@
     </w:p>
     <w:p>
       <w:pPr>
-        <w:pStyle w:val="a3"/>
+        <w:pStyle w:val="ListParagraph"/>
         <w:numPr>
           <w:ilvl w:val="0"/>
           <w:numId w:val="5"/>
@@ -7142,7 +7642,7 @@
     </w:p>
     <w:p>
       <w:pPr>
-        <w:pStyle w:val="a3"/>
+        <w:pStyle w:val="ListParagraph"/>
         <w:numPr>
           <w:ilvl w:val="0"/>
           <w:numId w:val="5"/>
@@ -7181,7 +7681,7 @@
     </w:p>
     <w:p>
       <w:pPr>
-        <w:pStyle w:val="a3"/>
+        <w:pStyle w:val="ListParagraph"/>
         <w:numPr>
           <w:ilvl w:val="0"/>
           <w:numId w:val="5"/>
@@ -7308,7 +7808,7 @@
     </w:p>
     <w:p>
       <w:pPr>
-        <w:pStyle w:val="a3"/>
+        <w:pStyle w:val="ListParagraph"/>
         <w:numPr>
           <w:ilvl w:val="0"/>
           <w:numId w:val="5"/>
@@ -7342,7 +7842,7 @@
     </w:p>
     <w:p>
       <w:pPr>
-        <w:pStyle w:val="a3"/>
+        <w:pStyle w:val="ListParagraph"/>
         <w:numPr>
           <w:ilvl w:val="0"/>
           <w:numId w:val="5"/>
@@ -7367,7 +7867,7 @@
     </w:p>
     <w:p>
       <w:pPr>
-        <w:pStyle w:val="a3"/>
+        <w:pStyle w:val="ListParagraph"/>
         <w:numPr>
           <w:ilvl w:val="0"/>
           <w:numId w:val="5"/>
@@ -7486,7 +7986,27 @@
           <w:szCs w:val="24"/>
           <w:lang w:val="en-GB"/>
         </w:rPr>
-        <w:t xml:space="preserve">This essay is a research of </w:t>
+        <w:t xml:space="preserve">This essay is </w:t>
+      </w:r>
+      <w:proofErr w:type="gramStart"/>
+      <w:r>
+        <w:rPr>
+          <w:rFonts w:ascii="Times New Roman" w:hAnsi="Times New Roman" w:cs="Times New Roman" w:hint="eastAsia"/>
+          <w:sz w:val="24"/>
+          <w:szCs w:val="24"/>
+          <w:lang w:val="en-GB"/>
+        </w:rPr>
+        <w:t>a research</w:t>
+      </w:r>
+      <w:proofErr w:type="gramEnd"/>
+      <w:r>
+        <w:rPr>
+          <w:rFonts w:ascii="Times New Roman" w:hAnsi="Times New Roman" w:cs="Times New Roman" w:hint="eastAsia"/>
+          <w:sz w:val="24"/>
+          <w:szCs w:val="24"/>
+          <w:lang w:val="en-GB"/>
+        </w:rPr>
+        <w:t xml:space="preserve"> of </w:t>
       </w:r>
       <w:r>
         <w:rPr>
@@ -7509,7 +8029,7 @@
     </w:p>
     <w:p>
       <w:pPr>
-        <w:pStyle w:val="a3"/>
+        <w:pStyle w:val="ListParagraph"/>
         <w:numPr>
           <w:ilvl w:val="0"/>
           <w:numId w:val="5"/>
@@ -7585,6 +8105,7 @@
         </w:rPr>
         <w:t xml:space="preserve">, you get 6.5. Whereas, </w:t>
       </w:r>
+      <w:proofErr w:type="gramStart"/>
       <w:r>
         <w:rPr>
           <w:rFonts w:ascii="Times New Roman" w:hAnsi="Times New Roman" w:cs="Times New Roman" w:hint="eastAsia"/>
@@ -7601,7 +8122,17 @@
           <w:szCs w:val="24"/>
           <w:lang w:val="en-GB"/>
         </w:rPr>
-        <w:t xml:space="preserve">f you write a sophisticated sentence like </w:t>
+        <w:t>f</w:t>
+      </w:r>
+      <w:proofErr w:type="gramEnd"/>
+      <w:r>
+        <w:rPr>
+          <w:rFonts w:ascii="Times New Roman" w:hAnsi="Times New Roman" w:cs="Times New Roman" w:hint="eastAsia"/>
+          <w:sz w:val="24"/>
+          <w:szCs w:val="24"/>
+          <w:lang w:val="en-GB"/>
+        </w:rPr>
+        <w:t xml:space="preserve"> you write a sophisticated sentence like </w:t>
       </w:r>
       <w:r>
         <w:rPr>
@@ -7750,7 +8281,7 @@
     </w:p>
     <w:p>
       <w:pPr>
-        <w:pStyle w:val="a3"/>
+        <w:pStyle w:val="ListParagraph"/>
         <w:numPr>
           <w:ilvl w:val="0"/>
           <w:numId w:val="5"/>
@@ -7847,7 +8378,7 @@
     </w:p>
     <w:p>
       <w:pPr>
-        <w:pStyle w:val="a3"/>
+        <w:pStyle w:val="ListParagraph"/>
         <w:numPr>
           <w:ilvl w:val="0"/>
           <w:numId w:val="5"/>
@@ -7867,12 +8398,32 @@
           <w:szCs w:val="24"/>
           <w:lang w:val="en-GB"/>
         </w:rPr>
-        <w:t>Use formal and academic words because it is an academica English test.</w:t>
-      </w:r>
-    </w:p>
-    <w:p>
-      <w:pPr>
-        <w:pStyle w:val="a3"/>
+        <w:t xml:space="preserve">Use formal and academic words because it is an </w:t>
+      </w:r>
+      <w:proofErr w:type="spellStart"/>
+      <w:r>
+        <w:rPr>
+          <w:rFonts w:ascii="Times New Roman" w:hAnsi="Times New Roman" w:cs="Times New Roman" w:hint="eastAsia"/>
+          <w:sz w:val="24"/>
+          <w:szCs w:val="24"/>
+          <w:lang w:val="en-GB"/>
+        </w:rPr>
+        <w:t>academica</w:t>
+      </w:r>
+      <w:proofErr w:type="spellEnd"/>
+      <w:r>
+        <w:rPr>
+          <w:rFonts w:ascii="Times New Roman" w:hAnsi="Times New Roman" w:cs="Times New Roman" w:hint="eastAsia"/>
+          <w:sz w:val="24"/>
+          <w:szCs w:val="24"/>
+          <w:lang w:val="en-GB"/>
+        </w:rPr>
+        <w:t xml:space="preserve"> English test.</w:t>
+      </w:r>
+    </w:p>
+    <w:p>
+      <w:pPr>
+        <w:pStyle w:val="ListParagraph"/>
         <w:numPr>
           <w:ilvl w:val="0"/>
           <w:numId w:val="5"/>
@@ -7910,12 +8461,32 @@
           <w:szCs w:val="24"/>
           <w:lang w:val="en-GB"/>
         </w:rPr>
-        <w:t xml:space="preserve"> comment, that gives you insight of IELTS and can help you to improve your writing. </w:t>
-      </w:r>
-    </w:p>
-    <w:p>
-      <w:pPr>
-        <w:pStyle w:val="a3"/>
+        <w:t xml:space="preserve"> comment, that gives </w:t>
+      </w:r>
+      <w:proofErr w:type="spellStart"/>
+      <w:r>
+        <w:rPr>
+          <w:rFonts w:ascii="Times New Roman" w:hAnsi="Times New Roman" w:cs="Times New Roman" w:hint="eastAsia"/>
+          <w:sz w:val="24"/>
+          <w:szCs w:val="24"/>
+          <w:lang w:val="en-GB"/>
+        </w:rPr>
+        <w:t>you</w:t>
+      </w:r>
+      <w:proofErr w:type="spellEnd"/>
+      <w:r>
+        <w:rPr>
+          <w:rFonts w:ascii="Times New Roman" w:hAnsi="Times New Roman" w:cs="Times New Roman" w:hint="eastAsia"/>
+          <w:sz w:val="24"/>
+          <w:szCs w:val="24"/>
+          <w:lang w:val="en-GB"/>
+        </w:rPr>
+        <w:t xml:space="preserve"> insight of IELTS and can help you to improve your writing. </w:t>
+      </w:r>
+    </w:p>
+    <w:p>
+      <w:pPr>
+        <w:pStyle w:val="ListParagraph"/>
         <w:numPr>
           <w:ilvl w:val="0"/>
           <w:numId w:val="5"/>
@@ -7953,7 +8524,47 @@
           <w:szCs w:val="24"/>
           <w:lang w:val="en-GB"/>
         </w:rPr>
-        <w:t>t read example answers immidiately after reading the introdution. Try to w</w:t>
+        <w:t xml:space="preserve">t read example answers </w:t>
+      </w:r>
+      <w:proofErr w:type="spellStart"/>
+      <w:r>
+        <w:rPr>
+          <w:rFonts w:ascii="Times New Roman" w:hAnsi="Times New Roman" w:cs="Times New Roman" w:hint="eastAsia"/>
+          <w:sz w:val="24"/>
+          <w:szCs w:val="24"/>
+          <w:lang w:val="en-GB"/>
+        </w:rPr>
+        <w:t>immidiately</w:t>
+      </w:r>
+      <w:proofErr w:type="spellEnd"/>
+      <w:r>
+        <w:rPr>
+          <w:rFonts w:ascii="Times New Roman" w:hAnsi="Times New Roman" w:cs="Times New Roman" w:hint="eastAsia"/>
+          <w:sz w:val="24"/>
+          <w:szCs w:val="24"/>
+          <w:lang w:val="en-GB"/>
+        </w:rPr>
+        <w:t xml:space="preserve"> after reading the </w:t>
+      </w:r>
+      <w:proofErr w:type="spellStart"/>
+      <w:r>
+        <w:rPr>
+          <w:rFonts w:ascii="Times New Roman" w:hAnsi="Times New Roman" w:cs="Times New Roman" w:hint="eastAsia"/>
+          <w:sz w:val="24"/>
+          <w:szCs w:val="24"/>
+          <w:lang w:val="en-GB"/>
+        </w:rPr>
+        <w:t>introdution</w:t>
+      </w:r>
+      <w:proofErr w:type="spellEnd"/>
+      <w:r>
+        <w:rPr>
+          <w:rFonts w:ascii="Times New Roman" w:hAnsi="Times New Roman" w:cs="Times New Roman" w:hint="eastAsia"/>
+          <w:sz w:val="24"/>
+          <w:szCs w:val="24"/>
+          <w:lang w:val="en-GB"/>
+        </w:rPr>
+        <w:t>. Try to w</w:t>
       </w:r>
       <w:r>
         <w:rPr>
@@ -8039,7 +8650,7 @@
     </w:p>
     <w:p>
       <w:pPr>
-        <w:pStyle w:val="a3"/>
+        <w:pStyle w:val="ListParagraph"/>
         <w:numPr>
           <w:ilvl w:val="0"/>
           <w:numId w:val="5"/>
@@ -8073,12 +8684,30 @@
           <w:sz w:val="24"/>
           <w:szCs w:val="24"/>
         </w:rPr>
-        <w:t xml:space="preserve">t state your point explictly. </w:t>
-      </w:r>
-    </w:p>
-    <w:p>
-      <w:pPr>
-        <w:pStyle w:val="a3"/>
+        <w:t xml:space="preserve">t state your point </w:t>
+      </w:r>
+      <w:proofErr w:type="spellStart"/>
+      <w:r>
+        <w:rPr>
+          <w:rFonts w:ascii="Times New Roman" w:hAnsi="Times New Roman" w:cs="Times New Roman" w:hint="eastAsia"/>
+          <w:sz w:val="24"/>
+          <w:szCs w:val="24"/>
+        </w:rPr>
+        <w:t>explictly</w:t>
+      </w:r>
+      <w:proofErr w:type="spellEnd"/>
+      <w:r>
+        <w:rPr>
+          <w:rFonts w:ascii="Times New Roman" w:hAnsi="Times New Roman" w:cs="Times New Roman" w:hint="eastAsia"/>
+          <w:sz w:val="24"/>
+          <w:szCs w:val="24"/>
+        </w:rPr>
+        <w:t xml:space="preserve">. </w:t>
+      </w:r>
+    </w:p>
+    <w:p>
+      <w:pPr>
+        <w:pStyle w:val="ListParagraph"/>
         <w:ind w:left="1080" w:firstLineChars="0" w:firstLine="0"/>
         <w:rPr>
           <w:rFonts w:ascii="Times New Roman" w:hAnsi="Times New Roman" w:cs="Times New Roman"/>
@@ -8092,7 +8721,17 @@
           <w:sz w:val="24"/>
           <w:szCs w:val="24"/>
         </w:rPr>
-        <w:t>For instance,</w:t>
+        <w:t xml:space="preserve">For </w:t>
+      </w:r>
+      <w:proofErr w:type="spellStart"/>
+      <w:proofErr w:type="gramStart"/>
+      <w:r>
+        <w:rPr>
+          <w:rFonts w:ascii="Times New Roman" w:hAnsi="Times New Roman" w:cs="Times New Roman" w:hint="eastAsia"/>
+          <w:sz w:val="24"/>
+          <w:szCs w:val="24"/>
+        </w:rPr>
+        <w:t>instance,</w:t>
       </w:r>
       <w:r>
         <w:rPr>
@@ -8102,13 +8741,23 @@
         </w:rPr>
         <w:t>“</w:t>
       </w:r>
-      <w:r>
-        <w:rPr>
-          <w:rFonts w:ascii="Times New Roman" w:hAnsi="Times New Roman" w:cs="Times New Roman" w:hint="eastAsia"/>
-          <w:sz w:val="24"/>
-          <w:szCs w:val="24"/>
-        </w:rPr>
-        <w:t>Climate change is dangerous, and regulation is needed.</w:t>
+      <w:proofErr w:type="gramEnd"/>
+      <w:r>
+        <w:rPr>
+          <w:rFonts w:ascii="Times New Roman" w:hAnsi="Times New Roman" w:cs="Times New Roman" w:hint="eastAsia"/>
+          <w:sz w:val="24"/>
+          <w:szCs w:val="24"/>
+        </w:rPr>
+        <w:t>Climate</w:t>
+      </w:r>
+      <w:proofErr w:type="spellEnd"/>
+      <w:r>
+        <w:rPr>
+          <w:rFonts w:ascii="Times New Roman" w:hAnsi="Times New Roman" w:cs="Times New Roman" w:hint="eastAsia"/>
+          <w:sz w:val="24"/>
+          <w:szCs w:val="24"/>
+        </w:rPr>
+        <w:t xml:space="preserve"> change is dangerous, and regulation is needed.</w:t>
       </w:r>
       <w:r>
         <w:rPr>
@@ -8140,7 +8789,25 @@
           <w:sz w:val="24"/>
           <w:szCs w:val="24"/>
         </w:rPr>
-        <w:t>Given the alarming rate of climate change, one might sumarise that strict pollution controls are needed.</w:t>
+        <w:t xml:space="preserve">Given the alarming rate of climate change, one might </w:t>
+      </w:r>
+      <w:proofErr w:type="spellStart"/>
+      <w:r>
+        <w:rPr>
+          <w:rFonts w:ascii="Times New Roman" w:hAnsi="Times New Roman" w:cs="Times New Roman" w:hint="eastAsia"/>
+          <w:sz w:val="24"/>
+          <w:szCs w:val="24"/>
+        </w:rPr>
+        <w:t>sumarise</w:t>
+      </w:r>
+      <w:proofErr w:type="spellEnd"/>
+      <w:r>
+        <w:rPr>
+          <w:rFonts w:ascii="Times New Roman" w:hAnsi="Times New Roman" w:cs="Times New Roman" w:hint="eastAsia"/>
+          <w:sz w:val="24"/>
+          <w:szCs w:val="24"/>
+        </w:rPr>
+        <w:t xml:space="preserve"> that strict pollution controls are needed.</w:t>
       </w:r>
       <w:r>
         <w:rPr>
@@ -8153,7 +8820,7 @@
     </w:p>
     <w:p>
       <w:pPr>
-        <w:pStyle w:val="a3"/>
+        <w:pStyle w:val="ListParagraph"/>
         <w:ind w:left="1080" w:firstLineChars="0" w:firstLine="0"/>
         <w:rPr>
           <w:rFonts w:ascii="Times New Roman" w:hAnsi="Times New Roman" w:cs="Times New Roman"/>
@@ -8172,7 +8839,7 @@
     </w:p>
     <w:p>
       <w:pPr>
-        <w:pStyle w:val="a3"/>
+        <w:pStyle w:val="ListParagraph"/>
         <w:numPr>
           <w:ilvl w:val="0"/>
           <w:numId w:val="5"/>
@@ -8190,85 +8857,85 @@
           <w:sz w:val="24"/>
           <w:szCs w:val="24"/>
         </w:rPr>
+        <w:t>Use inversion in your essays</w:t>
+      </w:r>
+      <w:r>
+        <w:rPr>
+          <w:rFonts w:ascii="Times New Roman" w:hAnsi="Times New Roman" w:cs="Times New Roman" w:hint="eastAsia"/>
+          <w:sz w:val="24"/>
+          <w:szCs w:val="24"/>
+        </w:rPr>
+        <w:t xml:space="preserve"> in order give sentences more emphasis</w:t>
+      </w:r>
+      <w:r>
+        <w:rPr>
+          <w:rFonts w:ascii="Times New Roman" w:hAnsi="Times New Roman" w:cs="Times New Roman" w:hint="eastAsia"/>
+          <w:sz w:val="24"/>
+          <w:szCs w:val="24"/>
+        </w:rPr>
+        <w:t xml:space="preserve">. </w:t>
+      </w:r>
+      <w:r>
+        <w:rPr>
+          <w:rFonts w:ascii="Times New Roman" w:hAnsi="Times New Roman" w:cs="Times New Roman" w:hint="eastAsia"/>
+          <w:sz w:val="24"/>
+          <w:szCs w:val="24"/>
+        </w:rPr>
+        <w:t>Then you can g</w:t>
+      </w:r>
+      <w:r>
+        <w:rPr>
+          <w:rFonts w:ascii="Times New Roman" w:hAnsi="Times New Roman" w:cs="Times New Roman" w:hint="eastAsia"/>
+          <w:sz w:val="24"/>
+          <w:szCs w:val="24"/>
+        </w:rPr>
+        <w:t>ain a higher band score</w:t>
+      </w:r>
+      <w:r>
+        <w:rPr>
+          <w:rFonts w:ascii="Times New Roman" w:hAnsi="Times New Roman" w:cs="Times New Roman" w:hint="eastAsia"/>
+          <w:sz w:val="24"/>
+          <w:szCs w:val="24"/>
+        </w:rPr>
+        <w:t xml:space="preserve"> subsequently.</w:t>
+      </w:r>
+    </w:p>
+    <w:p>
+      <w:pPr>
+        <w:pStyle w:val="ListParagraph"/>
+        <w:ind w:left="1080" w:firstLineChars="0" w:firstLine="0"/>
+        <w:rPr>
+          <w:rFonts w:ascii="Times New Roman" w:hAnsi="Times New Roman" w:cs="Times New Roman"/>
+          <w:sz w:val="24"/>
+          <w:szCs w:val="24"/>
+        </w:rPr>
+      </w:pPr>
+      <w:r>
+        <w:rPr>
+          <w:rFonts w:ascii="Times New Roman" w:hAnsi="Times New Roman" w:cs="Times New Roman" w:hint="eastAsia"/>
+          <w:sz w:val="24"/>
+          <w:szCs w:val="24"/>
+        </w:rPr>
+        <w:t>Examples:</w:t>
+      </w:r>
+    </w:p>
+    <w:p>
+      <w:pPr>
+        <w:pStyle w:val="ListParagraph"/>
+        <w:ind w:left="1080" w:firstLineChars="0" w:firstLine="0"/>
+        <w:rPr>
+          <w:rFonts w:ascii="Times New Roman" w:hAnsi="Times New Roman" w:cs="Times New Roman"/>
+          <w:sz w:val="24"/>
+          <w:szCs w:val="24"/>
+        </w:rPr>
+      </w:pPr>
+      <w:r>
+        <w:rPr>
+          <w:rFonts w:ascii="Times New Roman" w:hAnsi="Times New Roman" w:cs="Times New Roman" w:hint="eastAsia"/>
+          <w:sz w:val="24"/>
+          <w:szCs w:val="24"/>
+        </w:rPr>
         <w:lastRenderedPageBreak/>
-        <w:t>Use inversion in your essays</w:t>
-      </w:r>
-      <w:r>
-        <w:rPr>
-          <w:rFonts w:ascii="Times New Roman" w:hAnsi="Times New Roman" w:cs="Times New Roman" w:hint="eastAsia"/>
-          <w:sz w:val="24"/>
-          <w:szCs w:val="24"/>
-        </w:rPr>
-        <w:t xml:space="preserve"> in order give sentences more emphasis</w:t>
-      </w:r>
-      <w:r>
-        <w:rPr>
-          <w:rFonts w:ascii="Times New Roman" w:hAnsi="Times New Roman" w:cs="Times New Roman" w:hint="eastAsia"/>
-          <w:sz w:val="24"/>
-          <w:szCs w:val="24"/>
-        </w:rPr>
-        <w:t xml:space="preserve">. </w:t>
-      </w:r>
-      <w:r>
-        <w:rPr>
-          <w:rFonts w:ascii="Times New Roman" w:hAnsi="Times New Roman" w:cs="Times New Roman" w:hint="eastAsia"/>
-          <w:sz w:val="24"/>
-          <w:szCs w:val="24"/>
-        </w:rPr>
-        <w:t>Then you can g</w:t>
-      </w:r>
-      <w:r>
-        <w:rPr>
-          <w:rFonts w:ascii="Times New Roman" w:hAnsi="Times New Roman" w:cs="Times New Roman" w:hint="eastAsia"/>
-          <w:sz w:val="24"/>
-          <w:szCs w:val="24"/>
-        </w:rPr>
-        <w:t>ain a higher band score</w:t>
-      </w:r>
-      <w:r>
-        <w:rPr>
-          <w:rFonts w:ascii="Times New Roman" w:hAnsi="Times New Roman" w:cs="Times New Roman" w:hint="eastAsia"/>
-          <w:sz w:val="24"/>
-          <w:szCs w:val="24"/>
-        </w:rPr>
-        <w:t xml:space="preserve"> subsequently.</w:t>
-      </w:r>
-    </w:p>
-    <w:p>
-      <w:pPr>
-        <w:pStyle w:val="a3"/>
-        <w:ind w:left="1080" w:firstLineChars="0" w:firstLine="0"/>
-        <w:rPr>
-          <w:rFonts w:ascii="Times New Roman" w:hAnsi="Times New Roman" w:cs="Times New Roman"/>
-          <w:sz w:val="24"/>
-          <w:szCs w:val="24"/>
-        </w:rPr>
-      </w:pPr>
-      <w:r>
-        <w:rPr>
-          <w:rFonts w:ascii="Times New Roman" w:hAnsi="Times New Roman" w:cs="Times New Roman" w:hint="eastAsia"/>
-          <w:sz w:val="24"/>
-          <w:szCs w:val="24"/>
-        </w:rPr>
-        <w:t>Examples:</w:t>
-      </w:r>
-    </w:p>
-    <w:p>
-      <w:pPr>
-        <w:pStyle w:val="a3"/>
-        <w:ind w:left="1080" w:firstLineChars="0" w:firstLine="0"/>
-        <w:rPr>
-          <w:rFonts w:ascii="Times New Roman" w:hAnsi="Times New Roman" w:cs="Times New Roman"/>
-          <w:sz w:val="24"/>
-          <w:szCs w:val="24"/>
-        </w:rPr>
-      </w:pPr>
-      <w:r>
-        <w:rPr>
-          <w:rFonts w:ascii="Times New Roman" w:hAnsi="Times New Roman" w:cs="Times New Roman" w:hint="eastAsia"/>
-          <w:sz w:val="24"/>
-          <w:szCs w:val="24"/>
-        </w:rPr>
         <w:t>Not only do students gain academic knowledg</w:t>
       </w:r>
       <w:r>
@@ -8282,7 +8949,7 @@
     </w:p>
     <w:p>
       <w:pPr>
-        <w:pStyle w:val="a3"/>
+        <w:pStyle w:val="ListParagraph"/>
         <w:ind w:left="1080" w:firstLineChars="0" w:firstLine="0"/>
         <w:rPr>
           <w:rFonts w:ascii="Times New Roman" w:hAnsi="Times New Roman" w:cs="Times New Roman"/>
@@ -8330,7 +8997,7 @@
     </w:p>
     <w:p>
       <w:pPr>
-        <w:pStyle w:val="a3"/>
+        <w:pStyle w:val="ListParagraph"/>
         <w:numPr>
           <w:ilvl w:val="0"/>
           <w:numId w:val="38"/>
@@ -8364,7 +9031,7 @@
     </w:p>
     <w:p>
       <w:pPr>
-        <w:pStyle w:val="a3"/>
+        <w:pStyle w:val="ListParagraph"/>
         <w:numPr>
           <w:ilvl w:val="0"/>
           <w:numId w:val="38"/>
@@ -8461,7 +9128,7 @@
     </w:p>
     <w:p>
       <w:pPr>
-        <w:pStyle w:val="a3"/>
+        <w:pStyle w:val="ListParagraph"/>
         <w:numPr>
           <w:ilvl w:val="0"/>
           <w:numId w:val="38"/>
@@ -8495,7 +9162,7 @@
     </w:p>
     <w:p>
       <w:pPr>
-        <w:pStyle w:val="a3"/>
+        <w:pStyle w:val="ListParagraph"/>
         <w:numPr>
           <w:ilvl w:val="0"/>
           <w:numId w:val="38"/>
@@ -8538,7 +9205,7 @@
     </w:p>
     <w:p>
       <w:pPr>
-        <w:pStyle w:val="a3"/>
+        <w:pStyle w:val="ListParagraph"/>
         <w:numPr>
           <w:ilvl w:val="0"/>
           <w:numId w:val="38"/>
@@ -8561,7 +9228,7 @@
     </w:p>
     <w:p>
       <w:pPr>
-        <w:pStyle w:val="a3"/>
+        <w:pStyle w:val="ListParagraph"/>
         <w:numPr>
           <w:ilvl w:val="0"/>
           <w:numId w:val="38"/>
@@ -8579,12 +9246,30 @@
           <w:sz w:val="24"/>
           <w:szCs w:val="24"/>
         </w:rPr>
-        <w:t xml:space="preserve">For writing task 1, don’t try to describe every category in detail; fous on the most significant ones. </w:t>
-      </w:r>
-    </w:p>
-    <w:p>
-      <w:pPr>
-        <w:pStyle w:val="a3"/>
+        <w:t xml:space="preserve">For writing task 1, don’t try to describe every category in detail; </w:t>
+      </w:r>
+      <w:proofErr w:type="spellStart"/>
+      <w:r>
+        <w:rPr>
+          <w:rFonts w:ascii="Times New Roman" w:hAnsi="Times New Roman" w:cs="Times New Roman"/>
+          <w:sz w:val="24"/>
+          <w:szCs w:val="24"/>
+        </w:rPr>
+        <w:t>fous</w:t>
+      </w:r>
+      <w:proofErr w:type="spellEnd"/>
+      <w:r>
+        <w:rPr>
+          <w:rFonts w:ascii="Times New Roman" w:hAnsi="Times New Roman" w:cs="Times New Roman"/>
+          <w:sz w:val="24"/>
+          <w:szCs w:val="24"/>
+        </w:rPr>
+        <w:t xml:space="preserve"> on the most significant ones. </w:t>
+      </w:r>
+    </w:p>
+    <w:p>
+      <w:pPr>
+        <w:pStyle w:val="ListParagraph"/>
         <w:numPr>
           <w:ilvl w:val="0"/>
           <w:numId w:val="38"/>
@@ -8645,7 +9330,7 @@
     </w:p>
     <w:p>
       <w:pPr>
-        <w:pStyle w:val="a3"/>
+        <w:pStyle w:val="ListParagraph"/>
         <w:numPr>
           <w:ilvl w:val="0"/>
           <w:numId w:val="38"/>
@@ -8670,7 +9355,7 @@
     </w:p>
     <w:p>
       <w:pPr>
-        <w:pStyle w:val="a3"/>
+        <w:pStyle w:val="ListParagraph"/>
         <w:numPr>
           <w:ilvl w:val="0"/>
           <w:numId w:val="38"/>
@@ -8722,7 +9407,7 @@
     </w:p>
     <w:p>
       <w:pPr>
-        <w:pStyle w:val="a3"/>
+        <w:pStyle w:val="ListParagraph"/>
         <w:numPr>
           <w:ilvl w:val="0"/>
           <w:numId w:val="38"/>
@@ -8774,7 +9459,7 @@
     </w:p>
     <w:p>
       <w:pPr>
-        <w:pStyle w:val="a3"/>
+        <w:pStyle w:val="ListParagraph"/>
         <w:ind w:left="720" w:firstLineChars="0" w:firstLine="0"/>
         <w:rPr>
           <w:rFonts w:ascii="Times New Roman" w:hAnsi="Times New Roman" w:cs="Times New Roman"/>
@@ -8792,7 +9477,7 @@
           <w:lang w:val="en-GB"/>
         </w:rPr>
         <w:drawing>
-          <wp:inline distT="0" distB="0" distL="0" distR="0">
+          <wp:inline distT="0" distB="0" distL="0" distR="0" wp14:anchorId="05D5BB07" wp14:editId="7374A6A0">
             <wp:extent cx="3333750" cy="2325156"/>
             <wp:effectExtent l="19050" t="0" r="0" b="0"/>
             <wp:docPr id="1" name="图片 1"/>
@@ -8809,7 +9494,7 @@
                     </pic:cNvPicPr>
                   </pic:nvPicPr>
                   <pic:blipFill>
-                    <a:blip r:embed="rId10" cstate="print"/>
+                    <a:blip r:embed="rId9" cstate="print"/>
                     <a:srcRect/>
                     <a:stretch>
                       <a:fillRect/>
@@ -8851,7 +9536,7 @@
     </w:p>
     <w:p>
       <w:pPr>
-        <w:pStyle w:val="a3"/>
+        <w:pStyle w:val="ListParagraph"/>
         <w:numPr>
           <w:ilvl w:val="0"/>
           <w:numId w:val="33"/>
@@ -8881,7 +9566,7 @@
     </w:p>
     <w:p>
       <w:pPr>
-        <w:pStyle w:val="a3"/>
+        <w:pStyle w:val="ListParagraph"/>
         <w:ind w:left="720" w:firstLineChars="0" w:firstLine="0"/>
         <w:rPr>
           <w:rFonts w:ascii="Times New Roman" w:hAnsi="Times New Roman" w:cs="Times New Roman"/>
@@ -8890,10 +9575,10 @@
           <w:lang w:val="en-GB"/>
         </w:rPr>
       </w:pPr>
-      <w:hyperlink r:id="rId11" w:history="1">
+      <w:hyperlink r:id="rId10" w:history="1">
         <w:r>
           <w:rPr>
-            <w:rStyle w:val="a6"/>
+            <w:rStyle w:val="Hyperlink"/>
             <w:rFonts w:ascii="Times New Roman" w:hAnsi="Times New Roman" w:cs="Times New Roman" w:hint="eastAsia"/>
             <w:sz w:val="24"/>
             <w:szCs w:val="24"/>
@@ -8905,7 +9590,7 @@
     </w:p>
     <w:p>
       <w:pPr>
-        <w:pStyle w:val="a3"/>
+        <w:pStyle w:val="ListParagraph"/>
         <w:ind w:left="720" w:firstLineChars="0" w:firstLine="0"/>
         <w:rPr>
           <w:rFonts w:ascii="Times New Roman" w:hAnsi="Times New Roman" w:cs="Times New Roman"/>
@@ -8917,7 +9602,7 @@
     </w:p>
     <w:p>
       <w:pPr>
-        <w:pStyle w:val="a3"/>
+        <w:pStyle w:val="ListParagraph"/>
         <w:ind w:left="720" w:firstLineChars="0" w:firstLine="0"/>
         <w:rPr>
           <w:rFonts w:ascii="Times New Roman" w:hAnsi="Times New Roman" w:cs="Times New Roman"/>
@@ -8933,7 +9618,6 @@
           <w:szCs w:val="24"/>
           <w:lang w:val="en-GB"/>
         </w:rPr>
-        <w:lastRenderedPageBreak/>
         <w:t xml:space="preserve">Reliable Resources: </w:t>
       </w:r>
     </w:p>
@@ -8947,10 +9631,10 @@
           <w:lang w:val="en-GB"/>
         </w:rPr>
       </w:pPr>
-      <w:hyperlink r:id="rId12" w:history="1">
+      <w:hyperlink r:id="rId11" w:history="1">
         <w:r>
           <w:rPr>
-            <w:rStyle w:val="a6"/>
+            <w:rStyle w:val="Hyperlink"/>
             <w:rFonts w:ascii="Times New Roman" w:hAnsi="Times New Roman" w:cs="Times New Roman"/>
             <w:sz w:val="24"/>
             <w:szCs w:val="24"/>
@@ -8970,10 +9654,10 @@
           <w:lang w:val="en-GB"/>
         </w:rPr>
       </w:pPr>
-      <w:hyperlink r:id="rId13" w:anchor=":~:text=Output%20per%20worker%20and%20output,%25%20and%201.2%25%2C%20respectively." w:history="1">
+      <w:hyperlink r:id="rId12" w:anchor=":~:text=Output%20per%20worker%20and%20output,%25%20and%201.2%25%2C%20respectively." w:history="1">
         <w:r>
           <w:rPr>
-            <w:rStyle w:val="a6"/>
+            <w:rStyle w:val="Hyperlink"/>
             <w:rFonts w:ascii="Times New Roman" w:hAnsi="Times New Roman" w:cs="Times New Roman"/>
             <w:sz w:val="24"/>
             <w:szCs w:val="24"/>
@@ -8987,22 +9671,34 @@
       <w:pPr>
         <w:ind w:left="720"/>
       </w:pPr>
-      <w:hyperlink r:id="rId14" w:history="1">
+      <w:hyperlink r:id="rId13" w:history="1">
+        <w:proofErr w:type="spellStart"/>
         <w:r>
           <w:rPr>
-            <w:rStyle w:val="a6"/>
+            <w:rStyle w:val="Hyperlink"/>
             <w:rFonts w:ascii="Times New Roman" w:hAnsi="Times New Roman" w:cs="Times New Roman"/>
             <w:sz w:val="24"/>
             <w:szCs w:val="24"/>
             <w:lang w:val="en-GB"/>
           </w:rPr>
-          <w:t>WikiHow – How to Interpret a Graph</w:t>
+          <w:t>WikiHow</w:t>
+        </w:r>
+        <w:proofErr w:type="spellEnd"/>
+        <w:r>
+          <w:rPr>
+            <w:rStyle w:val="Hyperlink"/>
+            <w:rFonts w:ascii="Times New Roman" w:hAnsi="Times New Roman" w:cs="Times New Roman"/>
+            <w:sz w:val="24"/>
+            <w:szCs w:val="24"/>
+            <w:lang w:val="en-GB"/>
+          </w:rPr>
+          <w:t xml:space="preserve"> – How to Interpret a Graph</w:t>
         </w:r>
       </w:hyperlink>
     </w:p>
     <w:p>
       <w:pPr>
-        <w:pStyle w:val="a3"/>
+        <w:pStyle w:val="ListParagraph"/>
         <w:numPr>
           <w:ilvl w:val="0"/>
           <w:numId w:val="33"/>
@@ -9040,10 +9736,10 @@
           <w:lang w:val="en-GB"/>
         </w:rPr>
       </w:pPr>
-      <w:hyperlink r:id="rId15" w:history="1">
+      <w:hyperlink r:id="rId14" w:history="1">
         <w:r>
           <w:rPr>
-            <w:rStyle w:val="a6"/>
+            <w:rStyle w:val="Hyperlink"/>
             <w:rFonts w:ascii="Times New Roman" w:hAnsi="Times New Roman" w:cs="Times New Roman" w:hint="eastAsia"/>
             <w:sz w:val="24"/>
             <w:szCs w:val="24"/>
@@ -9065,7 +9761,7 @@
     </w:p>
     <w:p>
       <w:pPr>
-        <w:pStyle w:val="a3"/>
+        <w:pStyle w:val="ListParagraph"/>
         <w:numPr>
           <w:ilvl w:val="0"/>
           <w:numId w:val="33"/>
@@ -9119,7 +9815,7 @@
     </w:p>
     <w:p>
       <w:pPr>
-        <w:pStyle w:val="a3"/>
+        <w:pStyle w:val="ListParagraph"/>
         <w:numPr>
           <w:ilvl w:val="0"/>
           <w:numId w:val="11"/>
@@ -9166,7 +9862,7 @@
     </w:p>
     <w:p>
       <w:pPr>
-        <w:pStyle w:val="a3"/>
+        <w:pStyle w:val="ListParagraph"/>
         <w:numPr>
           <w:ilvl w:val="0"/>
           <w:numId w:val="11"/>
@@ -9211,7 +9907,7 @@
     </w:p>
     <w:p>
       <w:pPr>
-        <w:pStyle w:val="a3"/>
+        <w:pStyle w:val="ListParagraph"/>
         <w:numPr>
           <w:ilvl w:val="0"/>
           <w:numId w:val="11"/>
@@ -9231,8 +9927,19 @@
           <w:szCs w:val="24"/>
           <w:lang w:val="en-GB"/>
         </w:rPr>
-        <w:t>The map shows/demonstrates/illutrates</w:t>
-      </w:r>
+        <w:t>The map shows/demonstrates/</w:t>
+      </w:r>
+      <w:proofErr w:type="spellStart"/>
+      <w:r>
+        <w:rPr>
+          <w:rFonts w:ascii="Times New Roman" w:hAnsi="Times New Roman" w:cs="Times New Roman" w:hint="eastAsia"/>
+          <w:sz w:val="24"/>
+          <w:szCs w:val="24"/>
+          <w:lang w:val="en-GB"/>
+        </w:rPr>
+        <w:t>illutrates</w:t>
+      </w:r>
+      <w:proofErr w:type="spellEnd"/>
       <w:r>
         <w:rPr>
           <w:rFonts w:ascii="Times New Roman" w:hAnsi="Times New Roman" w:cs="Times New Roman"/>
@@ -9265,7 +9972,7 @@
     </w:p>
     <w:p>
       <w:pPr>
-        <w:pStyle w:val="a3"/>
+        <w:pStyle w:val="ListParagraph"/>
         <w:ind w:left="720" w:firstLineChars="0" w:firstLine="0"/>
         <w:rPr>
           <w:rFonts w:ascii="Times New Roman" w:hAnsi="Times New Roman" w:cs="Times New Roman"/>
@@ -9313,7 +10020,7 @@
     </w:p>
     <w:p>
       <w:pPr>
-        <w:pStyle w:val="a3"/>
+        <w:pStyle w:val="ListParagraph"/>
         <w:numPr>
           <w:ilvl w:val="0"/>
           <w:numId w:val="21"/>
@@ -9347,7 +10054,7 @@
     </w:p>
     <w:p>
       <w:pPr>
-        <w:pStyle w:val="a3"/>
+        <w:pStyle w:val="ListParagraph"/>
         <w:ind w:left="720" w:firstLineChars="0" w:firstLine="0"/>
         <w:rPr>
           <w:rFonts w:ascii="Times New Roman" w:hAnsi="Times New Roman" w:cs="Times New Roman"/>
@@ -9368,7 +10075,7 @@
     </w:p>
     <w:p>
       <w:pPr>
-        <w:pStyle w:val="a3"/>
+        <w:pStyle w:val="ListParagraph"/>
         <w:ind w:left="720" w:firstLineChars="0" w:firstLine="0"/>
         <w:rPr>
           <w:rFonts w:ascii="Times New Roman" w:hAnsi="Times New Roman" w:cs="Times New Roman"/>
@@ -9391,7 +10098,7 @@
     </w:p>
     <w:p>
       <w:pPr>
-        <w:pStyle w:val="a3"/>
+        <w:pStyle w:val="ListParagraph"/>
         <w:ind w:left="720" w:firstLineChars="0" w:firstLine="0"/>
         <w:rPr>
           <w:rFonts w:ascii="Times New Roman" w:hAnsi="Times New Roman" w:cs="Times New Roman"/>
@@ -9424,7 +10131,7 @@
     </w:p>
     <w:p>
       <w:pPr>
-        <w:pStyle w:val="a3"/>
+        <w:pStyle w:val="ListParagraph"/>
         <w:ind w:left="720" w:firstLineChars="0" w:firstLine="0"/>
         <w:rPr>
           <w:rFonts w:ascii="Times New Roman" w:hAnsi="Times New Roman" w:cs="Times New Roman"/>
@@ -9457,7 +10164,7 @@
     </w:p>
     <w:p>
       <w:pPr>
-        <w:pStyle w:val="a3"/>
+        <w:pStyle w:val="ListParagraph"/>
         <w:ind w:left="720" w:firstLineChars="0" w:firstLine="0"/>
         <w:rPr>
           <w:rFonts w:ascii="Times New Roman" w:hAnsi="Times New Roman" w:cs="Times New Roman"/>
@@ -9480,7 +10187,7 @@
     </w:p>
     <w:p>
       <w:pPr>
-        <w:pStyle w:val="a3"/>
+        <w:pStyle w:val="ListParagraph"/>
         <w:ind w:left="720" w:firstLineChars="0" w:firstLine="0"/>
         <w:rPr>
           <w:rFonts w:ascii="Times New Roman" w:hAnsi="Times New Roman" w:cs="Times New Roman"/>
@@ -9503,7 +10210,7 @@
     </w:p>
     <w:p>
       <w:pPr>
-        <w:pStyle w:val="a3"/>
+        <w:pStyle w:val="ListParagraph"/>
         <w:ind w:left="720" w:firstLineChars="0" w:firstLine="0"/>
         <w:rPr>
           <w:rFonts w:ascii="Times New Roman" w:hAnsi="Times New Roman" w:cs="Times New Roman"/>
@@ -9516,7 +10223,7 @@
     </w:p>
     <w:p>
       <w:pPr>
-        <w:pStyle w:val="a3"/>
+        <w:pStyle w:val="ListParagraph"/>
         <w:numPr>
           <w:ilvl w:val="0"/>
           <w:numId w:val="41"/>
@@ -9541,7 +10248,7 @@
     </w:p>
     <w:p>
       <w:pPr>
-        <w:pStyle w:val="a3"/>
+        <w:pStyle w:val="ListParagraph"/>
         <w:ind w:left="720" w:firstLineChars="0" w:firstLine="0"/>
         <w:rPr>
           <w:rFonts w:ascii="Times New Roman" w:hAnsi="Times New Roman" w:cs="Times New Roman"/>
@@ -9562,7 +10269,7 @@
     </w:p>
     <w:p>
       <w:pPr>
-        <w:pStyle w:val="a3"/>
+        <w:pStyle w:val="ListParagraph"/>
         <w:numPr>
           <w:ilvl w:val="0"/>
           <w:numId w:val="23"/>
@@ -9587,7 +10294,7 @@
     </w:p>
     <w:p>
       <w:pPr>
-        <w:pStyle w:val="a3"/>
+        <w:pStyle w:val="ListParagraph"/>
         <w:ind w:left="1080" w:firstLineChars="0" w:firstLine="0"/>
         <w:rPr>
           <w:rFonts w:ascii="Times New Roman" w:hAnsi="Times New Roman" w:cs="Times New Roman"/>
@@ -9628,7 +10335,7 @@
     </w:p>
     <w:p>
       <w:pPr>
-        <w:pStyle w:val="a3"/>
+        <w:pStyle w:val="ListParagraph"/>
         <w:ind w:left="1080" w:firstLineChars="0" w:firstLine="0"/>
         <w:rPr>
           <w:rFonts w:ascii="Times New Roman" w:hAnsi="Times New Roman" w:cs="Times New Roman"/>
@@ -9658,7 +10365,7 @@
     </w:p>
     <w:p>
       <w:pPr>
-        <w:pStyle w:val="a3"/>
+        <w:pStyle w:val="ListParagraph"/>
         <w:ind w:left="1080" w:firstLineChars="0" w:firstLine="0"/>
         <w:rPr>
           <w:rFonts w:ascii="Times New Roman" w:hAnsi="Times New Roman" w:cs="Times New Roman"/>
@@ -9688,7 +10395,7 @@
     </w:p>
     <w:p>
       <w:pPr>
-        <w:pStyle w:val="a3"/>
+        <w:pStyle w:val="ListParagraph"/>
         <w:numPr>
           <w:ilvl w:val="0"/>
           <w:numId w:val="42"/>
@@ -9803,7 +10510,7 @@
     </w:p>
     <w:p>
       <w:pPr>
-        <w:pStyle w:val="a3"/>
+        <w:pStyle w:val="ListParagraph"/>
         <w:numPr>
           <w:ilvl w:val="0"/>
           <w:numId w:val="42"/>
@@ -9846,7 +10553,7 @@
     </w:p>
     <w:p>
       <w:pPr>
-        <w:pStyle w:val="a3"/>
+        <w:pStyle w:val="ListParagraph"/>
         <w:numPr>
           <w:ilvl w:val="0"/>
           <w:numId w:val="42"/>
@@ -9907,7 +10614,7 @@
     </w:p>
     <w:p>
       <w:pPr>
-        <w:pStyle w:val="a3"/>
+        <w:pStyle w:val="ListParagraph"/>
         <w:numPr>
           <w:ilvl w:val="0"/>
           <w:numId w:val="42"/>
@@ -9932,7 +10639,7 @@
     </w:p>
     <w:p>
       <w:pPr>
-        <w:pStyle w:val="a3"/>
+        <w:pStyle w:val="ListParagraph"/>
         <w:numPr>
           <w:ilvl w:val="0"/>
           <w:numId w:val="42"/>
@@ -9957,7 +10664,7 @@
     </w:p>
     <w:p>
       <w:pPr>
-        <w:pStyle w:val="a3"/>
+        <w:pStyle w:val="ListParagraph"/>
         <w:numPr>
           <w:ilvl w:val="0"/>
           <w:numId w:val="41"/>
@@ -9977,7 +10684,6 @@
           <w:szCs w:val="24"/>
           <w:lang w:val="en-GB"/>
         </w:rPr>
-        <w:lastRenderedPageBreak/>
         <w:t>Body paragraphs</w:t>
       </w:r>
     </w:p>
@@ -10003,7 +10709,7 @@
     </w:p>
     <w:p>
       <w:pPr>
-        <w:pStyle w:val="a3"/>
+        <w:pStyle w:val="ListParagraph"/>
         <w:numPr>
           <w:ilvl w:val="0"/>
           <w:numId w:val="21"/>
@@ -10021,12 +10727,31 @@
           <w:sz w:val="24"/>
           <w:szCs w:val="24"/>
         </w:rPr>
-        <w:t>Do ideas should be insteresting in Writing Task 2?</w:t>
-      </w:r>
-    </w:p>
-    <w:p>
-      <w:pPr>
-        <w:pStyle w:val="a3"/>
+        <w:lastRenderedPageBreak/>
+        <w:t xml:space="preserve">Do ideas should be </w:t>
+      </w:r>
+      <w:proofErr w:type="spellStart"/>
+      <w:r>
+        <w:rPr>
+          <w:rFonts w:ascii="Times New Roman" w:hAnsi="Times New Roman" w:cs="Times New Roman" w:hint="eastAsia"/>
+          <w:sz w:val="24"/>
+          <w:szCs w:val="24"/>
+        </w:rPr>
+        <w:t>insteresting</w:t>
+      </w:r>
+      <w:proofErr w:type="spellEnd"/>
+      <w:r>
+        <w:rPr>
+          <w:rFonts w:ascii="Times New Roman" w:hAnsi="Times New Roman" w:cs="Times New Roman" w:hint="eastAsia"/>
+          <w:sz w:val="24"/>
+          <w:szCs w:val="24"/>
+        </w:rPr>
+        <w:t xml:space="preserve"> in Writing Task 2?</w:t>
+      </w:r>
+    </w:p>
+    <w:p>
+      <w:pPr>
+        <w:pStyle w:val="ListParagraph"/>
         <w:ind w:left="717" w:firstLineChars="0" w:firstLine="0"/>
         <w:rPr>
           <w:rFonts w:ascii="Times New Roman" w:hAnsi="Times New Roman" w:cs="Times New Roman"/>
@@ -10056,12 +10781,30 @@
           <w:sz w:val="24"/>
           <w:szCs w:val="24"/>
         </w:rPr>
-        <w:t xml:space="preserve">t. It is not important whether your idea is insteresting or not. </w:t>
-      </w:r>
-    </w:p>
-    <w:p>
-      <w:pPr>
-        <w:pStyle w:val="a3"/>
+        <w:t xml:space="preserve">t. It is not important whether your idea is </w:t>
+      </w:r>
+      <w:proofErr w:type="spellStart"/>
+      <w:r>
+        <w:rPr>
+          <w:rFonts w:ascii="Times New Roman" w:hAnsi="Times New Roman" w:cs="Times New Roman" w:hint="eastAsia"/>
+          <w:sz w:val="24"/>
+          <w:szCs w:val="24"/>
+        </w:rPr>
+        <w:t>insteresting</w:t>
+      </w:r>
+      <w:proofErr w:type="spellEnd"/>
+      <w:r>
+        <w:rPr>
+          <w:rFonts w:ascii="Times New Roman" w:hAnsi="Times New Roman" w:cs="Times New Roman" w:hint="eastAsia"/>
+          <w:sz w:val="24"/>
+          <w:szCs w:val="24"/>
+        </w:rPr>
+        <w:t xml:space="preserve"> or not. </w:t>
+      </w:r>
+    </w:p>
+    <w:p>
+      <w:pPr>
+        <w:pStyle w:val="ListParagraph"/>
         <w:ind w:left="717" w:firstLineChars="0" w:firstLine="0"/>
         <w:rPr>
           <w:rFonts w:ascii="Times New Roman" w:hAnsi="Times New Roman" w:cs="Times New Roman"/>
@@ -10075,12 +10818,30 @@
           <w:sz w:val="24"/>
           <w:szCs w:val="24"/>
         </w:rPr>
-        <w:t xml:space="preserve">The exaiminer is looking for task response. To response the task you should have focused ideas in each paragraph. Then you should have supported ideas and should develop and extend these ideas with more details. </w:t>
-      </w:r>
-    </w:p>
-    <w:p>
-      <w:pPr>
-        <w:pStyle w:val="a3"/>
+        <w:t xml:space="preserve">The </w:t>
+      </w:r>
+      <w:proofErr w:type="spellStart"/>
+      <w:r>
+        <w:rPr>
+          <w:rFonts w:ascii="Times New Roman" w:hAnsi="Times New Roman" w:cs="Times New Roman" w:hint="eastAsia"/>
+          <w:sz w:val="24"/>
+          <w:szCs w:val="24"/>
+        </w:rPr>
+        <w:t>exaiminer</w:t>
+      </w:r>
+      <w:proofErr w:type="spellEnd"/>
+      <w:r>
+        <w:rPr>
+          <w:rFonts w:ascii="Times New Roman" w:hAnsi="Times New Roman" w:cs="Times New Roman" w:hint="eastAsia"/>
+          <w:sz w:val="24"/>
+          <w:szCs w:val="24"/>
+        </w:rPr>
+        <w:t xml:space="preserve"> is looking for task response. To response the task you should have focused ideas in each paragraph. Then you should have supported ideas and should develop and extend these ideas with more details. </w:t>
+      </w:r>
+    </w:p>
+    <w:p>
+      <w:pPr>
+        <w:pStyle w:val="ListParagraph"/>
         <w:numPr>
           <w:ilvl w:val="0"/>
           <w:numId w:val="21"/>
@@ -10098,7 +10859,25 @@
           <w:sz w:val="24"/>
           <w:szCs w:val="24"/>
         </w:rPr>
-        <w:t xml:space="preserve">Normally, the essay in Writing Task 2 is between 270 and 290 words. You will NOT get a higher score for a longer essay. In fact, a longer essay can attract critism and can </w:t>
+        <w:t xml:space="preserve">Normally, the essay in Writing Task 2 is between 270 and 290 words. You will NOT get a higher score for a longer essay. In fact, a longer essay can attract </w:t>
+      </w:r>
+      <w:proofErr w:type="spellStart"/>
+      <w:r>
+        <w:rPr>
+          <w:rFonts w:ascii="Times New Roman" w:hAnsi="Times New Roman" w:cs="Times New Roman" w:hint="eastAsia"/>
+          <w:sz w:val="24"/>
+          <w:szCs w:val="24"/>
+        </w:rPr>
+        <w:t>critism</w:t>
+      </w:r>
+      <w:proofErr w:type="spellEnd"/>
+      <w:r>
+        <w:rPr>
+          <w:rFonts w:ascii="Times New Roman" w:hAnsi="Times New Roman" w:cs="Times New Roman" w:hint="eastAsia"/>
+          <w:sz w:val="24"/>
+          <w:szCs w:val="24"/>
+        </w:rPr>
+        <w:t xml:space="preserve"> and can </w:t>
       </w:r>
       <w:r>
         <w:rPr>
@@ -10119,7 +10898,7 @@
     </w:p>
     <w:p>
       <w:pPr>
-        <w:pStyle w:val="a3"/>
+        <w:pStyle w:val="ListParagraph"/>
         <w:numPr>
           <w:ilvl w:val="0"/>
           <w:numId w:val="21"/>
@@ -10161,12 +10940,30 @@
           <w:sz w:val="24"/>
           <w:szCs w:val="24"/>
         </w:rPr>
-        <w:t>rite an conclusion immediately. Because a conclusion account for 25% of an essay in Task 2.</w:t>
-      </w:r>
-    </w:p>
-    <w:p>
-      <w:pPr>
-        <w:pStyle w:val="a3"/>
+        <w:t xml:space="preserve">rite </w:t>
+      </w:r>
+      <w:proofErr w:type="gramStart"/>
+      <w:r>
+        <w:rPr>
+          <w:rFonts w:ascii="Times New Roman" w:hAnsi="Times New Roman" w:cs="Times New Roman" w:hint="eastAsia"/>
+          <w:sz w:val="24"/>
+          <w:szCs w:val="24"/>
+        </w:rPr>
+        <w:t>an</w:t>
+      </w:r>
+      <w:proofErr w:type="gramEnd"/>
+      <w:r>
+        <w:rPr>
+          <w:rFonts w:ascii="Times New Roman" w:hAnsi="Times New Roman" w:cs="Times New Roman" w:hint="eastAsia"/>
+          <w:sz w:val="24"/>
+          <w:szCs w:val="24"/>
+        </w:rPr>
+        <w:t xml:space="preserve"> conclusion immediately. Because a conclusion account for 25% of an essay in Task 2.</w:t>
+      </w:r>
+    </w:p>
+    <w:p>
+      <w:pPr>
+        <w:pStyle w:val="ListParagraph"/>
         <w:numPr>
           <w:ilvl w:val="0"/>
           <w:numId w:val="21"/>
@@ -10189,7 +10986,7 @@
     </w:p>
     <w:p>
       <w:pPr>
-        <w:pStyle w:val="a3"/>
+        <w:pStyle w:val="ListParagraph"/>
         <w:numPr>
           <w:ilvl w:val="0"/>
           <w:numId w:val="21"/>
@@ -10356,7 +11153,7 @@
     </w:p>
     <w:p>
       <w:pPr>
-        <w:pStyle w:val="a3"/>
+        <w:pStyle w:val="ListParagraph"/>
         <w:numPr>
           <w:ilvl w:val="0"/>
           <w:numId w:val="21"/>
@@ -10478,7 +11275,25 @@
           <w:sz w:val="24"/>
           <w:szCs w:val="24"/>
         </w:rPr>
-        <w:t xml:space="preserve">Fast food can lead to serious helthy problems, </w:t>
+        <w:t xml:space="preserve">Fast food can lead to serious </w:t>
+      </w:r>
+      <w:proofErr w:type="spellStart"/>
+      <w:r>
+        <w:rPr>
+          <w:rFonts w:ascii="Times New Roman" w:hAnsi="Times New Roman" w:cs="Times New Roman" w:hint="eastAsia"/>
+          <w:sz w:val="24"/>
+          <w:szCs w:val="24"/>
+        </w:rPr>
+        <w:t>helthy</w:t>
+      </w:r>
+      <w:proofErr w:type="spellEnd"/>
+      <w:r>
+        <w:rPr>
+          <w:rFonts w:ascii="Times New Roman" w:hAnsi="Times New Roman" w:cs="Times New Roman" w:hint="eastAsia"/>
+          <w:sz w:val="24"/>
+          <w:szCs w:val="24"/>
+        </w:rPr>
+        <w:t xml:space="preserve"> problems, </w:t>
       </w:r>
       <w:r>
         <w:rPr>
@@ -10496,7 +11311,25 @@
           <w:sz w:val="24"/>
           <w:szCs w:val="24"/>
         </w:rPr>
-        <w:t xml:space="preserve"> obesity and cardian disease, </w:t>
+        <w:t xml:space="preserve"> obesity and </w:t>
+      </w:r>
+      <w:proofErr w:type="spellStart"/>
+      <w:r>
+        <w:rPr>
+          <w:rFonts w:ascii="Times New Roman" w:hAnsi="Times New Roman" w:cs="Times New Roman" w:hint="eastAsia"/>
+          <w:sz w:val="24"/>
+          <w:szCs w:val="24"/>
+        </w:rPr>
+        <w:t>cardian</w:t>
+      </w:r>
+      <w:proofErr w:type="spellEnd"/>
+      <w:r>
+        <w:rPr>
+          <w:rFonts w:ascii="Times New Roman" w:hAnsi="Times New Roman" w:cs="Times New Roman" w:hint="eastAsia"/>
+          <w:sz w:val="24"/>
+          <w:szCs w:val="24"/>
+        </w:rPr>
+        <w:t xml:space="preserve"> disease, </w:t>
       </w:r>
       <w:r>
         <w:rPr>
@@ -10517,7 +11350,7 @@
     </w:p>
     <w:p>
       <w:pPr>
-        <w:pStyle w:val="a3"/>
+        <w:pStyle w:val="ListParagraph"/>
         <w:ind w:left="720" w:firstLineChars="0" w:firstLine="0"/>
         <w:rPr>
           <w:rFonts w:ascii="Times New Roman" w:hAnsi="Times New Roman" w:cs="Times New Roman"/>
@@ -10547,7 +11380,79 @@
           <w:sz w:val="24"/>
           <w:szCs w:val="24"/>
         </w:rPr>
-        <w:t>For example, For instance, To illustrate, As an illustration and To give a clear example</w:t>
+        <w:t xml:space="preserve">For example, </w:t>
+      </w:r>
+      <w:proofErr w:type="gramStart"/>
+      <w:r>
+        <w:rPr>
+          <w:rFonts w:ascii="Times New Roman" w:hAnsi="Times New Roman" w:cs="Times New Roman" w:hint="eastAsia"/>
+          <w:sz w:val="24"/>
+          <w:szCs w:val="24"/>
+        </w:rPr>
+        <w:t>For</w:t>
+      </w:r>
+      <w:proofErr w:type="gramEnd"/>
+      <w:r>
+        <w:rPr>
+          <w:rFonts w:ascii="Times New Roman" w:hAnsi="Times New Roman" w:cs="Times New Roman" w:hint="eastAsia"/>
+          <w:sz w:val="24"/>
+          <w:szCs w:val="24"/>
+        </w:rPr>
+        <w:t xml:space="preserve"> instance, </w:t>
+      </w:r>
+      <w:proofErr w:type="gramStart"/>
+      <w:r>
+        <w:rPr>
+          <w:rFonts w:ascii="Times New Roman" w:hAnsi="Times New Roman" w:cs="Times New Roman" w:hint="eastAsia"/>
+          <w:sz w:val="24"/>
+          <w:szCs w:val="24"/>
+        </w:rPr>
+        <w:t>To</w:t>
+      </w:r>
+      <w:proofErr w:type="gramEnd"/>
+      <w:r>
+        <w:rPr>
+          <w:rFonts w:ascii="Times New Roman" w:hAnsi="Times New Roman" w:cs="Times New Roman" w:hint="eastAsia"/>
+          <w:sz w:val="24"/>
+          <w:szCs w:val="24"/>
+        </w:rPr>
+        <w:t xml:space="preserve"> illustrate, </w:t>
+      </w:r>
+      <w:proofErr w:type="gramStart"/>
+      <w:r>
+        <w:rPr>
+          <w:rFonts w:ascii="Times New Roman" w:hAnsi="Times New Roman" w:cs="Times New Roman" w:hint="eastAsia"/>
+          <w:sz w:val="24"/>
+          <w:szCs w:val="24"/>
+        </w:rPr>
+        <w:t>As</w:t>
+      </w:r>
+      <w:proofErr w:type="gramEnd"/>
+      <w:r>
+        <w:rPr>
+          <w:rFonts w:ascii="Times New Roman" w:hAnsi="Times New Roman" w:cs="Times New Roman" w:hint="eastAsia"/>
+          <w:sz w:val="24"/>
+          <w:szCs w:val="24"/>
+        </w:rPr>
+        <w:t xml:space="preserve"> an illustration and </w:t>
+      </w:r>
+      <w:proofErr w:type="gramStart"/>
+      <w:r>
+        <w:rPr>
+          <w:rFonts w:ascii="Times New Roman" w:hAnsi="Times New Roman" w:cs="Times New Roman" w:hint="eastAsia"/>
+          <w:sz w:val="24"/>
+          <w:szCs w:val="24"/>
+        </w:rPr>
+        <w:t>To</w:t>
+      </w:r>
+      <w:proofErr w:type="gramEnd"/>
+      <w:r>
+        <w:rPr>
+          <w:rFonts w:ascii="Times New Roman" w:hAnsi="Times New Roman" w:cs="Times New Roman" w:hint="eastAsia"/>
+          <w:sz w:val="24"/>
+          <w:szCs w:val="24"/>
+        </w:rPr>
+        <w:t xml:space="preserve"> give a clear example</w:t>
       </w:r>
       <w:r>
         <w:rPr>
@@ -10576,7 +11481,7 @@
     </w:p>
     <w:p>
       <w:pPr>
-        <w:pStyle w:val="a3"/>
+        <w:pStyle w:val="ListParagraph"/>
         <w:numPr>
           <w:ilvl w:val="0"/>
           <w:numId w:val="21"/>
@@ -10663,7 +11568,7 @@
     </w:p>
     <w:p>
       <w:pPr>
-        <w:pStyle w:val="a3"/>
+        <w:pStyle w:val="ListParagraph"/>
         <w:numPr>
           <w:ilvl w:val="0"/>
           <w:numId w:val="21"/>
@@ -10782,7 +11687,7 @@
     </w:p>
     <w:p>
       <w:pPr>
-        <w:pStyle w:val="a3"/>
+        <w:pStyle w:val="ListParagraph"/>
         <w:ind w:left="1080" w:firstLineChars="0" w:firstLine="0"/>
         <w:rPr>
           <w:rFonts w:ascii="Times New Roman" w:hAnsi="Times New Roman" w:cs="Times New Roman"/>
@@ -10826,7 +11731,7 @@
     </w:p>
     <w:p>
       <w:pPr>
-        <w:pStyle w:val="a3"/>
+        <w:pStyle w:val="ListParagraph"/>
         <w:ind w:left="720" w:firstLineChars="0" w:firstLine="0"/>
         <w:rPr>
           <w:rFonts w:ascii="Times New Roman" w:hAnsi="Times New Roman" w:cs="Times New Roman"/>
@@ -10869,7 +11774,7 @@
     </w:p>
     <w:p>
       <w:pPr>
-        <w:pStyle w:val="a3"/>
+        <w:pStyle w:val="ListParagraph"/>
         <w:ind w:left="720" w:firstLineChars="0" w:firstLine="0"/>
         <w:rPr>
           <w:rFonts w:ascii="Times New Roman" w:hAnsi="Times New Roman" w:cs="Times New Roman"/>
@@ -10936,7 +11841,7 @@
     </w:p>
     <w:p>
       <w:pPr>
-        <w:pStyle w:val="a3"/>
+        <w:pStyle w:val="ListParagraph"/>
         <w:ind w:left="720" w:firstLineChars="0" w:firstLine="0"/>
         <w:rPr>
           <w:rFonts w:ascii="Times New Roman" w:hAnsi="Times New Roman" w:cs="Times New Roman"/>
@@ -10990,7 +11895,16 @@
           <w:sz w:val="24"/>
           <w:szCs w:val="24"/>
         </w:rPr>
-        <w:t xml:space="preserve"> It is said that if you aim at star</w:t>
+        <w:t xml:space="preserve"> It is said that if you aim at </w:t>
+      </w:r>
+      <w:proofErr w:type="gramStart"/>
+      <w:r>
+        <w:rPr>
+          <w:rFonts w:ascii="Times New Roman" w:hAnsi="Times New Roman" w:cs="Times New Roman"/>
+          <w:sz w:val="24"/>
+          <w:szCs w:val="24"/>
+        </w:rPr>
+        <w:t>star</w:t>
       </w:r>
       <w:r>
         <w:rPr>
@@ -11000,6 +11914,7 @@
         </w:rPr>
         <w:t>s</w:t>
       </w:r>
+      <w:proofErr w:type="gramEnd"/>
       <w:r>
         <w:rPr>
           <w:rFonts w:ascii="Times New Roman" w:hAnsi="Times New Roman" w:cs="Times New Roman"/>
@@ -11035,7 +11950,7 @@
     </w:p>
     <w:p>
       <w:pPr>
-        <w:pStyle w:val="a3"/>
+        <w:pStyle w:val="ListParagraph"/>
         <w:ind w:left="720" w:firstLineChars="0" w:firstLine="0"/>
         <w:rPr>
           <w:rFonts w:ascii="Times New Roman" w:hAnsi="Times New Roman" w:cs="Times New Roman"/>
@@ -11049,21 +11964,32 @@
           <w:sz w:val="24"/>
           <w:szCs w:val="24"/>
         </w:rPr>
-        <w:t xml:space="preserve">4. Take at least one full test at home before sitting a real IELTS test. You had better set a alarm and finish all the three tests except for speaking within 2 </w:t>
-      </w:r>
-      <w:r>
-        <w:rPr>
-          <w:rFonts w:ascii="Times New Roman" w:hAnsi="Times New Roman" w:cs="Times New Roman" w:hint="eastAsia"/>
-          <w:sz w:val="24"/>
-          <w:szCs w:val="24"/>
-        </w:rPr>
-        <w:lastRenderedPageBreak/>
-        <w:t xml:space="preserve">hours and 40 minutes. </w:t>
-      </w:r>
-    </w:p>
-    <w:p>
-      <w:pPr>
-        <w:pStyle w:val="a3"/>
+        <w:t xml:space="preserve">4. Take at least one full test at home before sitting a real IELTS test. You had better set </w:t>
+      </w:r>
+      <w:proofErr w:type="spellStart"/>
+      <w:proofErr w:type="gramStart"/>
+      <w:r>
+        <w:rPr>
+          <w:rFonts w:ascii="Times New Roman" w:hAnsi="Times New Roman" w:cs="Times New Roman" w:hint="eastAsia"/>
+          <w:sz w:val="24"/>
+          <w:szCs w:val="24"/>
+        </w:rPr>
+        <w:t>a</w:t>
+      </w:r>
+      <w:proofErr w:type="spellEnd"/>
+      <w:proofErr w:type="gramEnd"/>
+      <w:r>
+        <w:rPr>
+          <w:rFonts w:ascii="Times New Roman" w:hAnsi="Times New Roman" w:cs="Times New Roman" w:hint="eastAsia"/>
+          <w:sz w:val="24"/>
+          <w:szCs w:val="24"/>
+        </w:rPr>
+        <w:t xml:space="preserve"> alarm and finish all the three tests except for speaking within 2 hours and 40 minutes. </w:t>
+      </w:r>
+    </w:p>
+    <w:p>
+      <w:pPr>
+        <w:pStyle w:val="ListParagraph"/>
         <w:ind w:left="720" w:firstLineChars="0" w:firstLine="0"/>
         <w:rPr>
           <w:rFonts w:ascii="Times New Roman" w:hAnsi="Times New Roman" w:cs="Times New Roman"/>
@@ -11082,7 +12008,7 @@
     </w:p>
     <w:p>
       <w:pPr>
-        <w:pStyle w:val="a3"/>
+        <w:pStyle w:val="ListParagraph"/>
         <w:ind w:left="720" w:firstLineChars="0" w:firstLine="0"/>
         <w:outlineLvl w:val="1"/>
         <w:rPr>
@@ -11106,7 +12032,7 @@
     </w:p>
     <w:p>
       <w:pPr>
-        <w:pStyle w:val="a3"/>
+        <w:pStyle w:val="ListParagraph"/>
         <w:numPr>
           <w:ilvl w:val="0"/>
           <w:numId w:val="25"/>
@@ -11124,12 +12050,13 @@
           <w:sz w:val="24"/>
           <w:szCs w:val="24"/>
         </w:rPr>
+        <w:lastRenderedPageBreak/>
         <w:t xml:space="preserve">When paraphrasing, there is no need to replace all words in the question. The examiners are looking for whether you understand and can paraphrase or not. </w:t>
       </w:r>
     </w:p>
     <w:p>
       <w:pPr>
-        <w:pStyle w:val="a3"/>
+        <w:pStyle w:val="ListParagraph"/>
         <w:numPr>
           <w:ilvl w:val="0"/>
           <w:numId w:val="25"/>
@@ -11155,7 +12082,25 @@
           <w:sz w:val="24"/>
           <w:szCs w:val="24"/>
         </w:rPr>
-        <w:t>Some of synonyms of a word can be used but somes are not due the different meanings of the sentences in which they are</w:t>
+        <w:t xml:space="preserve">Some of synonyms of a word can be used but </w:t>
+      </w:r>
+      <w:proofErr w:type="spellStart"/>
+      <w:r>
+        <w:rPr>
+          <w:rFonts w:ascii="Times New Roman" w:hAnsi="Times New Roman" w:cs="Times New Roman" w:hint="eastAsia"/>
+          <w:sz w:val="24"/>
+          <w:szCs w:val="24"/>
+        </w:rPr>
+        <w:t>somes</w:t>
+      </w:r>
+      <w:proofErr w:type="spellEnd"/>
+      <w:r>
+        <w:rPr>
+          <w:rFonts w:ascii="Times New Roman" w:hAnsi="Times New Roman" w:cs="Times New Roman" w:hint="eastAsia"/>
+          <w:sz w:val="24"/>
+          <w:szCs w:val="24"/>
+        </w:rPr>
+        <w:t xml:space="preserve"> are not due the different meanings of the sentences in which they are</w:t>
       </w:r>
       <w:r>
         <w:rPr>
@@ -11168,7 +12113,7 @@
     </w:p>
     <w:p>
       <w:pPr>
-        <w:pStyle w:val="a3"/>
+        <w:pStyle w:val="ListParagraph"/>
         <w:ind w:left="1080" w:firstLineChars="0" w:firstLine="0"/>
         <w:rPr>
           <w:rFonts w:ascii="Times New Roman" w:hAnsi="Times New Roman" w:cs="Times New Roman"/>
@@ -11259,7 +12204,7 @@
     </w:p>
     <w:p>
       <w:pPr>
-        <w:pStyle w:val="a3"/>
+        <w:pStyle w:val="ListParagraph"/>
         <w:ind w:left="1080" w:firstLineChars="0" w:firstLine="0"/>
         <w:rPr>
           <w:rFonts w:ascii="Times New Roman" w:hAnsi="Times New Roman" w:cs="Times New Roman"/>
@@ -11270,7 +12215,7 @@
     </w:p>
     <w:p>
       <w:pPr>
-        <w:pStyle w:val="a3"/>
+        <w:pStyle w:val="ListParagraph"/>
         <w:ind w:left="1080" w:firstLineChars="0" w:firstLine="0"/>
         <w:rPr>
           <w:rFonts w:ascii="Times New Roman" w:hAnsi="Times New Roman" w:cs="Times New Roman"/>
@@ -11377,7 +12322,7 @@
     </w:p>
     <w:p>
       <w:pPr>
-        <w:pStyle w:val="a3"/>
+        <w:pStyle w:val="ListParagraph"/>
         <w:numPr>
           <w:ilvl w:val="0"/>
           <w:numId w:val="26"/>
@@ -11454,7 +12399,7 @@
     </w:p>
     <w:p>
       <w:pPr>
-        <w:pStyle w:val="a3"/>
+        <w:pStyle w:val="ListParagraph"/>
         <w:numPr>
           <w:ilvl w:val="0"/>
           <w:numId w:val="26"/>
@@ -11538,6 +12483,7 @@
         </w:rPr>
         <w:t>(</w:t>
       </w:r>
+      <w:proofErr w:type="gramStart"/>
       <w:r>
         <w:rPr>
           <w:rFonts w:ascii="Times New Roman" w:hAnsi="Times New Roman" w:cs="Times New Roman"/>
@@ -11560,7 +12506,16 @@
           <w:sz w:val="24"/>
           <w:szCs w:val="24"/>
         </w:rPr>
-        <w:t xml:space="preserve">  (Meat couldn</w:t>
+        <w:t xml:space="preserve">  (</w:t>
+      </w:r>
+      <w:proofErr w:type="gramEnd"/>
+      <w:r>
+        <w:rPr>
+          <w:rFonts w:ascii="Times New Roman" w:hAnsi="Times New Roman" w:cs="Times New Roman" w:hint="eastAsia"/>
+          <w:sz w:val="24"/>
+          <w:szCs w:val="24"/>
+        </w:rPr>
+        <w:t>Meat couldn</w:t>
       </w:r>
       <w:r>
         <w:rPr>
@@ -11753,7 +12708,7 @@
     </w:p>
     <w:p>
       <w:pPr>
-        <w:pStyle w:val="a3"/>
+        <w:pStyle w:val="ListParagraph"/>
         <w:numPr>
           <w:ilvl w:val="0"/>
           <w:numId w:val="27"/>
@@ -11795,7 +12750,25 @@
           <w:sz w:val="24"/>
           <w:szCs w:val="24"/>
         </w:rPr>
-        <w:t xml:space="preserve"> is used when you want to disginguish between human beings and animal and machines</w:t>
+        <w:t xml:space="preserve"> is used when you want to </w:t>
+      </w:r>
+      <w:proofErr w:type="spellStart"/>
+      <w:r>
+        <w:rPr>
+          <w:rFonts w:ascii="Times New Roman" w:hAnsi="Times New Roman" w:cs="Times New Roman" w:hint="eastAsia"/>
+          <w:sz w:val="24"/>
+          <w:szCs w:val="24"/>
+        </w:rPr>
+        <w:t>disginguish</w:t>
+      </w:r>
+      <w:proofErr w:type="spellEnd"/>
+      <w:r>
+        <w:rPr>
+          <w:rFonts w:ascii="Times New Roman" w:hAnsi="Times New Roman" w:cs="Times New Roman" w:hint="eastAsia"/>
+          <w:sz w:val="24"/>
+          <w:szCs w:val="24"/>
+        </w:rPr>
+        <w:t xml:space="preserve"> between human beings and animal and machines</w:t>
       </w:r>
       <w:r>
         <w:rPr>
@@ -11865,7 +12838,25 @@
           <w:sz w:val="24"/>
           <w:szCs w:val="24"/>
         </w:rPr>
-        <w:t xml:space="preserve"> activities, sucha deforestation and fossil fuel consumption, have led to serious environmental problems.</w:t>
+        <w:t xml:space="preserve"> activities, </w:t>
+      </w:r>
+      <w:proofErr w:type="spellStart"/>
+      <w:r>
+        <w:rPr>
+          <w:rFonts w:ascii="Times New Roman" w:hAnsi="Times New Roman" w:cs="Times New Roman" w:hint="eastAsia"/>
+          <w:sz w:val="24"/>
+          <w:szCs w:val="24"/>
+        </w:rPr>
+        <w:t>sucha</w:t>
+      </w:r>
+      <w:proofErr w:type="spellEnd"/>
+      <w:r>
+        <w:rPr>
+          <w:rFonts w:ascii="Times New Roman" w:hAnsi="Times New Roman" w:cs="Times New Roman" w:hint="eastAsia"/>
+          <w:sz w:val="24"/>
+          <w:szCs w:val="24"/>
+        </w:rPr>
+        <w:t xml:space="preserve"> deforestation and fossil fuel consumption, have led to serious environmental problems.</w:t>
       </w:r>
     </w:p>
     <w:p>
@@ -12136,7 +13127,7 @@
     </w:p>
     <w:p>
       <w:pPr>
-        <w:pStyle w:val="a3"/>
+        <w:pStyle w:val="ListParagraph"/>
         <w:numPr>
           <w:ilvl w:val="0"/>
           <w:numId w:val="28"/>
@@ -12309,7 +13300,7 @@
     </w:p>
     <w:p>
       <w:pPr>
-        <w:pStyle w:val="a3"/>
+        <w:pStyle w:val="ListParagraph"/>
         <w:ind w:left="720" w:firstLineChars="0" w:firstLine="0"/>
         <w:rPr>
           <w:rFonts w:ascii="Times New Roman" w:hAnsi="Times New Roman" w:cs="Times New Roman"/>
@@ -12390,7 +13381,7 @@
     </w:p>
     <w:p>
       <w:pPr>
-        <w:pStyle w:val="a3"/>
+        <w:pStyle w:val="ListParagraph"/>
         <w:numPr>
           <w:ilvl w:val="0"/>
           <w:numId w:val="6"/>
@@ -12418,7 +13409,7 @@
     </w:p>
     <w:p>
       <w:pPr>
-        <w:pStyle w:val="a3"/>
+        <w:pStyle w:val="ListParagraph"/>
         <w:ind w:left="714" w:firstLineChars="0" w:firstLine="0"/>
         <w:rPr>
           <w:rFonts w:ascii="Times New Roman" w:hAnsi="Times New Roman" w:cs="Times New Roman"/>
@@ -12437,7 +13428,7 @@
     </w:p>
     <w:p>
       <w:pPr>
-        <w:pStyle w:val="a3"/>
+        <w:pStyle w:val="ListParagraph"/>
         <w:ind w:left="714" w:firstLineChars="0" w:firstLine="0"/>
         <w:rPr>
           <w:rFonts w:ascii="Times New Roman" w:hAnsi="Times New Roman" w:cs="Times New Roman"/>
@@ -12483,7 +13474,85 @@
           <w:sz w:val="24"/>
           <w:szCs w:val="24"/>
         </w:rPr>
-        <w:t xml:space="preserve"> appreciate the accessibility of amenities, the cultural diversity and the range of employment opportunities </w:t>
+        <w:t xml:space="preserve"> appreciate the accessibility of amenities, the cultural diversity and the range of employment opportunities available.</w:t>
+      </w:r>
+    </w:p>
+    <w:p>
+      <w:pPr>
+        <w:pStyle w:val="ListParagraph"/>
+        <w:ind w:left="714" w:firstLineChars="0" w:firstLine="0"/>
+        <w:rPr>
+          <w:rFonts w:ascii="Times New Roman" w:hAnsi="Times New Roman" w:cs="Times New Roman"/>
+          <w:sz w:val="24"/>
+          <w:szCs w:val="24"/>
+        </w:rPr>
+      </w:pPr>
+    </w:p>
+    <w:p>
+      <w:pPr>
+        <w:pStyle w:val="ListParagraph"/>
+        <w:ind w:left="714" w:firstLineChars="0" w:firstLine="0"/>
+        <w:rPr>
+          <w:rFonts w:ascii="Times New Roman" w:hAnsi="Times New Roman" w:cs="Times New Roman"/>
+          <w:sz w:val="24"/>
+          <w:szCs w:val="24"/>
+        </w:rPr>
+      </w:pPr>
+      <w:r>
+        <w:rPr>
+          <w:rFonts w:ascii="Times New Roman" w:hAnsi="Times New Roman" w:cs="Times New Roman"/>
+          <w:sz w:val="24"/>
+          <w:szCs w:val="24"/>
+        </w:rPr>
+        <w:t>Cities offer a plethora of experiences, from a vibrant nightlife and a diverse range of cuisines, but they also pose challenges like no</w:t>
+      </w:r>
+      <w:r>
+        <w:rPr>
+          <w:rFonts w:ascii="Times New Roman" w:hAnsi="Times New Roman" w:cs="Times New Roman" w:hint="eastAsia"/>
+          <w:sz w:val="24"/>
+          <w:szCs w:val="24"/>
+        </w:rPr>
+        <w:t>i</w:t>
+      </w:r>
+      <w:r>
+        <w:rPr>
+          <w:rFonts w:ascii="Times New Roman" w:hAnsi="Times New Roman" w:cs="Times New Roman"/>
+          <w:sz w:val="24"/>
+          <w:szCs w:val="24"/>
+        </w:rPr>
+        <w:t>s</w:t>
+      </w:r>
+      <w:r>
+        <w:rPr>
+          <w:rFonts w:ascii="Times New Roman" w:hAnsi="Times New Roman" w:cs="Times New Roman"/>
+          <w:sz w:val="24"/>
+          <w:szCs w:val="24"/>
+        </w:rPr>
+        <w:t>y</w:t>
+      </w:r>
+      <w:r>
+        <w:rPr>
+          <w:rFonts w:ascii="Times New Roman" w:hAnsi="Times New Roman" w:cs="Times New Roman"/>
+          <w:sz w:val="24"/>
+          <w:szCs w:val="24"/>
+        </w:rPr>
+        <w:t xml:space="preserve"> p</w:t>
+      </w:r>
+      <w:r>
+        <w:rPr>
+          <w:rFonts w:ascii="Times New Roman" w:hAnsi="Times New Roman" w:cs="Times New Roman"/>
+          <w:sz w:val="24"/>
+          <w:szCs w:val="24"/>
+        </w:rPr>
+        <w:t>o</w:t>
+      </w:r>
+      <w:r>
+        <w:rPr>
+          <w:rFonts w:ascii="Times New Roman" w:hAnsi="Times New Roman" w:cs="Times New Roman"/>
+          <w:sz w:val="24"/>
+          <w:szCs w:val="24"/>
+        </w:rPr>
+        <w:t xml:space="preserve">llution and </w:t>
       </w:r>
       <w:r>
         <w:rPr>
@@ -12492,12 +13561,28 @@
           <w:szCs w:val="24"/>
         </w:rPr>
         <w:lastRenderedPageBreak/>
-        <w:t>available.</w:t>
-      </w:r>
-    </w:p>
-    <w:p>
-      <w:pPr>
-        <w:pStyle w:val="a3"/>
+        <w:t xml:space="preserve">overcrowding, which </w:t>
+      </w:r>
+      <w:r>
+        <w:rPr>
+          <w:rFonts w:ascii="Times New Roman" w:hAnsi="Times New Roman" w:cs="Times New Roman"/>
+          <w:sz w:val="24"/>
+          <w:szCs w:val="24"/>
+        </w:rPr>
+        <w:t>c</w:t>
+      </w:r>
+      <w:r>
+        <w:rPr>
+          <w:rFonts w:ascii="Times New Roman" w:hAnsi="Times New Roman" w:cs="Times New Roman"/>
+          <w:sz w:val="24"/>
+          <w:szCs w:val="24"/>
+        </w:rPr>
+        <w:t>an significantly impact the quality of life.</w:t>
+      </w:r>
+    </w:p>
+    <w:p>
+      <w:pPr>
+        <w:pStyle w:val="ListParagraph"/>
         <w:ind w:left="714" w:firstLineChars="0" w:firstLine="0"/>
         <w:rPr>
           <w:rFonts w:ascii="Times New Roman" w:hAnsi="Times New Roman" w:cs="Times New Roman"/>
@@ -12508,7 +13593,7 @@
     </w:p>
     <w:p>
       <w:pPr>
-        <w:pStyle w:val="a3"/>
+        <w:pStyle w:val="ListParagraph"/>
         <w:ind w:left="714" w:firstLineChars="0" w:firstLine="0"/>
         <w:rPr>
           <w:rFonts w:ascii="Times New Roman" w:hAnsi="Times New Roman" w:cs="Times New Roman"/>
@@ -12522,100 +13607,6 @@
           <w:sz w:val="24"/>
           <w:szCs w:val="24"/>
         </w:rPr>
-        <w:t>Cities offer a plethora of experiences, from a vibrant nightlife and a diverse range of cuisines, but they also pose challenges like no</w:t>
-      </w:r>
-      <w:r>
-        <w:rPr>
-          <w:rFonts w:ascii="Times New Roman" w:hAnsi="Times New Roman" w:cs="Times New Roman" w:hint="eastAsia"/>
-          <w:sz w:val="24"/>
-          <w:szCs w:val="24"/>
-        </w:rPr>
-        <w:t>i</w:t>
-      </w:r>
-      <w:r>
-        <w:rPr>
-          <w:rFonts w:ascii="Times New Roman" w:hAnsi="Times New Roman" w:cs="Times New Roman"/>
-          <w:sz w:val="24"/>
-          <w:szCs w:val="24"/>
-        </w:rPr>
-        <w:t>s</w:t>
-      </w:r>
-      <w:r>
-        <w:rPr>
-          <w:rFonts w:ascii="Times New Roman" w:hAnsi="Times New Roman" w:cs="Times New Roman"/>
-          <w:sz w:val="24"/>
-          <w:szCs w:val="24"/>
-        </w:rPr>
-        <w:t>y</w:t>
-      </w:r>
-      <w:r>
-        <w:rPr>
-          <w:rFonts w:ascii="Times New Roman" w:hAnsi="Times New Roman" w:cs="Times New Roman"/>
-          <w:sz w:val="24"/>
-          <w:szCs w:val="24"/>
-        </w:rPr>
-        <w:t xml:space="preserve"> p</w:t>
-      </w:r>
-      <w:r>
-        <w:rPr>
-          <w:rFonts w:ascii="Times New Roman" w:hAnsi="Times New Roman" w:cs="Times New Roman"/>
-          <w:sz w:val="24"/>
-          <w:szCs w:val="24"/>
-        </w:rPr>
-        <w:t>o</w:t>
-      </w:r>
-      <w:r>
-        <w:rPr>
-          <w:rFonts w:ascii="Times New Roman" w:hAnsi="Times New Roman" w:cs="Times New Roman"/>
-          <w:sz w:val="24"/>
-          <w:szCs w:val="24"/>
-        </w:rPr>
-        <w:t xml:space="preserve">llution and overcrowding, which </w:t>
-      </w:r>
-      <w:r>
-        <w:rPr>
-          <w:rFonts w:ascii="Times New Roman" w:hAnsi="Times New Roman" w:cs="Times New Roman"/>
-          <w:sz w:val="24"/>
-          <w:szCs w:val="24"/>
-        </w:rPr>
-        <w:t>c</w:t>
-      </w:r>
-      <w:r>
-        <w:rPr>
-          <w:rFonts w:ascii="Times New Roman" w:hAnsi="Times New Roman" w:cs="Times New Roman"/>
-          <w:sz w:val="24"/>
-          <w:szCs w:val="24"/>
-        </w:rPr>
-        <w:t>an significantly impact the quality of life.</w:t>
-      </w:r>
-    </w:p>
-    <w:p>
-      <w:pPr>
-        <w:pStyle w:val="a3"/>
-        <w:ind w:left="714" w:firstLineChars="0" w:firstLine="0"/>
-        <w:rPr>
-          <w:rFonts w:ascii="Times New Roman" w:hAnsi="Times New Roman" w:cs="Times New Roman"/>
-          <w:sz w:val="24"/>
-          <w:szCs w:val="24"/>
-        </w:rPr>
-      </w:pPr>
-    </w:p>
-    <w:p>
-      <w:pPr>
-        <w:pStyle w:val="a3"/>
-        <w:ind w:left="714" w:firstLineChars="0" w:firstLine="0"/>
-        <w:rPr>
-          <w:rFonts w:ascii="Times New Roman" w:hAnsi="Times New Roman" w:cs="Times New Roman"/>
-          <w:sz w:val="24"/>
-          <w:szCs w:val="24"/>
-        </w:rPr>
-      </w:pPr>
-      <w:r>
-        <w:rPr>
-          <w:rFonts w:ascii="Times New Roman" w:hAnsi="Times New Roman" w:cs="Times New Roman"/>
-          <w:sz w:val="24"/>
-          <w:szCs w:val="24"/>
-        </w:rPr>
         <w:t>Even though the city life, with its convenience and diversity, holds it’s a great ap</w:t>
       </w:r>
       <w:r>
@@ -12653,7 +13644,7 @@
     </w:p>
     <w:p>
       <w:pPr>
-        <w:pStyle w:val="a3"/>
+        <w:pStyle w:val="ListParagraph"/>
         <w:ind w:left="714" w:firstLineChars="0" w:firstLine="0"/>
         <w:rPr>
           <w:rFonts w:ascii="Times New Roman" w:hAnsi="Times New Roman" w:cs="Times New Roman"/>
@@ -12708,7 +13699,7 @@
     </w:p>
     <w:p>
       <w:pPr>
-        <w:pStyle w:val="a3"/>
+        <w:pStyle w:val="ListParagraph"/>
         <w:ind w:left="714" w:firstLineChars="0" w:firstLine="0"/>
         <w:rPr>
           <w:rFonts w:ascii="Times New Roman" w:hAnsi="Times New Roman" w:cs="Times New Roman"/>
@@ -12719,7 +13710,7 @@
     </w:p>
     <w:p>
       <w:pPr>
-        <w:pStyle w:val="a3"/>
+        <w:pStyle w:val="ListParagraph"/>
         <w:ind w:left="714" w:firstLineChars="0" w:firstLine="0"/>
         <w:rPr>
           <w:rFonts w:ascii="Times New Roman" w:hAnsi="Times New Roman" w:cs="Times New Roman"/>
@@ -12770,7 +13761,7 @@
     </w:p>
     <w:p>
       <w:pPr>
-        <w:pStyle w:val="a3"/>
+        <w:pStyle w:val="ListParagraph"/>
         <w:ind w:left="714" w:firstLineChars="0" w:firstLine="0"/>
         <w:rPr>
           <w:rFonts w:ascii="Times New Roman" w:hAnsi="Times New Roman" w:cs="Times New Roman"/>
@@ -12781,7 +13772,7 @@
     </w:p>
     <w:p>
       <w:pPr>
-        <w:pStyle w:val="a3"/>
+        <w:pStyle w:val="ListParagraph"/>
         <w:ind w:left="714" w:firstLineChars="0" w:firstLine="0"/>
         <w:rPr>
           <w:rFonts w:ascii="Times New Roman" w:hAnsi="Times New Roman" w:cs="Times New Roman"/>
@@ -12792,7 +13783,7 @@
     </w:p>
     <w:p>
       <w:pPr>
-        <w:pStyle w:val="a3"/>
+        <w:pStyle w:val="ListParagraph"/>
         <w:ind w:left="714" w:firstLineChars="0" w:firstLine="0"/>
         <w:rPr>
           <w:rFonts w:ascii="Times New Roman" w:hAnsi="Times New Roman" w:cs="Times New Roman"/>
@@ -12803,7 +13794,7 @@
     </w:p>
     <w:p>
       <w:pPr>
-        <w:pStyle w:val="a3"/>
+        <w:pStyle w:val="ListParagraph"/>
         <w:ind w:left="714" w:firstLineChars="0" w:firstLine="0"/>
         <w:outlineLvl w:val="0"/>
         <w:rPr>
@@ -12827,7 +13818,7 @@
     </w:p>
     <w:p>
       <w:pPr>
-        <w:pStyle w:val="a3"/>
+        <w:pStyle w:val="ListParagraph"/>
         <w:ind w:left="714" w:firstLineChars="0" w:firstLine="0"/>
         <w:rPr>
           <w:rFonts w:ascii="Times New Roman" w:hAnsi="Times New Roman" w:cs="Times New Roman"/>
@@ -12838,7 +13829,7 @@
     </w:p>
     <w:p>
       <w:pPr>
-        <w:pStyle w:val="a3"/>
+        <w:pStyle w:val="ListParagraph"/>
         <w:numPr>
           <w:ilvl w:val="0"/>
           <w:numId w:val="9"/>
@@ -12856,7 +13847,25 @@
           <w:sz w:val="24"/>
           <w:szCs w:val="24"/>
         </w:rPr>
-        <w:t>Some sentences structure</w:t>
+        <w:t xml:space="preserve">Some </w:t>
+      </w:r>
+      <w:proofErr w:type="gramStart"/>
+      <w:r>
+        <w:rPr>
+          <w:rFonts w:ascii="Times New Roman" w:hAnsi="Times New Roman" w:cs="Times New Roman"/>
+          <w:sz w:val="24"/>
+          <w:szCs w:val="24"/>
+        </w:rPr>
+        <w:t>sentences</w:t>
+      </w:r>
+      <w:proofErr w:type="gramEnd"/>
+      <w:r>
+        <w:rPr>
+          <w:rFonts w:ascii="Times New Roman" w:hAnsi="Times New Roman" w:cs="Times New Roman"/>
+          <w:sz w:val="24"/>
+          <w:szCs w:val="24"/>
+        </w:rPr>
+        <w:t xml:space="preserve"> structure</w:t>
       </w:r>
       <w:r>
         <w:rPr>
@@ -12869,7 +13878,7 @@
     </w:p>
     <w:p>
       <w:pPr>
-        <w:pStyle w:val="a3"/>
+        <w:pStyle w:val="ListParagraph"/>
         <w:numPr>
           <w:ilvl w:val="0"/>
           <w:numId w:val="8"/>
@@ -12918,7 +13927,7 @@
     </w:p>
     <w:p>
       <w:pPr>
-        <w:pStyle w:val="a3"/>
+        <w:pStyle w:val="ListParagraph"/>
         <w:numPr>
           <w:ilvl w:val="0"/>
           <w:numId w:val="9"/>
@@ -12955,7 +13964,7 @@
           <w:lang w:val="en-GB"/>
         </w:rPr>
         <w:drawing>
-          <wp:inline distT="0" distB="0" distL="0" distR="0">
+          <wp:inline distT="0" distB="0" distL="0" distR="0" wp14:anchorId="5D2932F9" wp14:editId="10955533">
             <wp:extent cx="5274310" cy="2428875"/>
             <wp:effectExtent l="0" t="0" r="2540" b="9525"/>
             <wp:docPr id="1642521630" name="Picture 1"/>
@@ -12970,7 +13979,7 @@
                     <pic:cNvPicPr/>
                   </pic:nvPicPr>
                   <pic:blipFill>
-                    <a:blip r:embed="rId16" cstate="print"/>
+                    <a:blip r:embed="rId15" cstate="print"/>
                     <a:stretch>
                       <a:fillRect/>
                     </a:stretch>
@@ -13006,9 +14015,8 @@
           <w:noProof/>
           <w:lang w:val="en-GB"/>
         </w:rPr>
-        <w:lastRenderedPageBreak/>
         <w:drawing>
-          <wp:inline distT="0" distB="0" distL="0" distR="0">
+          <wp:inline distT="0" distB="0" distL="0" distR="0" wp14:anchorId="4BF237BB" wp14:editId="2650CF3C">
             <wp:extent cx="5274310" cy="1809115"/>
             <wp:effectExtent l="0" t="0" r="2540" b="635"/>
             <wp:docPr id="1187908276" name="Picture 1"/>
@@ -13023,7 +14031,7 @@
                     <pic:cNvPicPr/>
                   </pic:nvPicPr>
                   <pic:blipFill>
-                    <a:blip r:embed="rId17" cstate="print"/>
+                    <a:blip r:embed="rId16" cstate="print"/>
                     <a:stretch>
                       <a:fillRect/>
                     </a:stretch>
@@ -13059,8 +14067,9 @@
           <w:noProof/>
           <w:lang w:val="en-GB"/>
         </w:rPr>
+        <w:lastRenderedPageBreak/>
         <w:drawing>
-          <wp:inline distT="0" distB="0" distL="0" distR="0">
+          <wp:inline distT="0" distB="0" distL="0" distR="0" wp14:anchorId="052B0386" wp14:editId="5E32CD2C">
             <wp:extent cx="5274310" cy="843280"/>
             <wp:effectExtent l="0" t="0" r="2540" b="0"/>
             <wp:docPr id="1590803555" name="Picture 1"/>
@@ -13075,7 +14084,7 @@
                     <pic:cNvPicPr/>
                   </pic:nvPicPr>
                   <pic:blipFill>
-                    <a:blip r:embed="rId18" cstate="print"/>
+                    <a:blip r:embed="rId17" cstate="print"/>
                     <a:stretch>
                       <a:fillRect/>
                     </a:stretch>
@@ -13098,7 +14107,7 @@
     </w:p>
     <w:p>
       <w:pPr>
-        <w:pStyle w:val="a3"/>
+        <w:pStyle w:val="ListParagraph"/>
         <w:numPr>
           <w:ilvl w:val="0"/>
           <w:numId w:val="9"/>
@@ -13121,7 +14130,7 @@
     </w:p>
     <w:p>
       <w:pPr>
-        <w:pStyle w:val="a3"/>
+        <w:pStyle w:val="ListParagraph"/>
         <w:numPr>
           <w:ilvl w:val="0"/>
           <w:numId w:val="9"/>
@@ -13157,13 +14166,23 @@
         </w:rPr>
         <w:t xml:space="preserve">Band </w:t>
       </w:r>
-      <w:r>
-        <w:rPr>
-          <w:rFonts w:ascii="Times New Roman" w:hAnsi="Times New Roman" w:cs="Times New Roman" w:hint="eastAsia"/>
-          <w:sz w:val="24"/>
-          <w:szCs w:val="24"/>
-        </w:rPr>
-        <w:t>desriptors from IELTS.</w:t>
+      <w:proofErr w:type="spellStart"/>
+      <w:r>
+        <w:rPr>
+          <w:rFonts w:ascii="Times New Roman" w:hAnsi="Times New Roman" w:cs="Times New Roman" w:hint="eastAsia"/>
+          <w:sz w:val="24"/>
+          <w:szCs w:val="24"/>
+        </w:rPr>
+        <w:t>desriptors</w:t>
+      </w:r>
+      <w:proofErr w:type="spellEnd"/>
+      <w:r>
+        <w:rPr>
+          <w:rFonts w:ascii="Times New Roman" w:hAnsi="Times New Roman" w:cs="Times New Roman" w:hint="eastAsia"/>
+          <w:sz w:val="24"/>
+          <w:szCs w:val="24"/>
+        </w:rPr>
+        <w:t xml:space="preserve"> from IELTS.</w:t>
       </w:r>
     </w:p>
     <w:sectPr>
@@ -13177,7 +14196,7 @@
 </file>
 
 <file path=word/endnotes.xml><?xml version="1.0" encoding="utf-8"?>
-<w:endnotes xmlns:wpc="http://schemas.microsoft.com/office/word/2010/wordprocessingCanvas" xmlns:mc="http://schemas.openxmlformats.org/markup-compatibility/2006" xmlns:o="urn:schemas-microsoft-com:office:office" xmlns:r="http://schemas.openxmlformats.org/officeDocument/2006/relationships" xmlns:m="http://schemas.openxmlformats.org/officeDocument/2006/math" xmlns:v="urn:schemas-microsoft-com:vml" xmlns:wp14="http://schemas.microsoft.com/office/word/2010/wordprocessingDrawing" xmlns:wp="http://schemas.openxmlformats.org/drawingml/2006/wordprocessingDrawing" xmlns:w10="urn:schemas-microsoft-com:office:word" xmlns:w="http://schemas.openxmlformats.org/wordprocessingml/2006/main" xmlns:w14="http://schemas.microsoft.com/office/word/2010/wordml" xmlns:wpg="http://schemas.microsoft.com/office/word/2010/wordprocessingGroup" xmlns:wpi="http://schemas.microsoft.com/office/word/2010/wordprocessingInk" xmlns:wne="http://schemas.microsoft.com/office/word/2006/wordml" xmlns:wps="http://schemas.microsoft.com/office/word/2010/wordprocessingShape" mc:Ignorable="w14 wp14">
+<w:endnotes xmlns:wpc="http://schemas.microsoft.com/office/word/2010/wordprocessingCanvas" xmlns:cx="http://schemas.microsoft.com/office/drawing/2014/chartex" xmlns:cx1="http://schemas.microsoft.com/office/drawing/2015/9/8/chartex" xmlns:cx2="http://schemas.microsoft.com/office/drawing/2015/10/21/chartex" xmlns:cx3="http://schemas.microsoft.com/office/drawing/2016/5/9/chartex" xmlns:cx4="http://schemas.microsoft.com/office/drawing/2016/5/10/chartex" xmlns:cx5="http://schemas.microsoft.com/office/drawing/2016/5/11/chartex" xmlns:cx6="http://schemas.microsoft.com/office/drawing/2016/5/12/chartex" xmlns:cx7="http://schemas.microsoft.com/office/drawing/2016/5/13/chartex" xmlns:cx8="http://schemas.microsoft.com/office/drawing/2016/5/14/chartex" xmlns:mc="http://schemas.openxmlformats.org/markup-compatibility/2006" xmlns:aink="http://schemas.microsoft.com/office/drawing/2016/ink" xmlns:am3d="http://schemas.microsoft.com/office/drawing/2017/model3d" xmlns:o="urn:schemas-microsoft-com:office:office" xmlns:oel="http://schemas.microsoft.com/office/2019/extlst" xmlns:r="http://schemas.openxmlformats.org/officeDocument/2006/relationships" xmlns:m="http://schemas.openxmlformats.org/officeDocument/2006/math" xmlns:v="urn:schemas-microsoft-com:vml" xmlns:wp14="http://schemas.microsoft.com/office/word/2010/wordprocessingDrawing" xmlns:wp="http://schemas.openxmlformats.org/drawingml/2006/wordprocessingDrawing" xmlns:w10="urn:schemas-microsoft-com:office:word" xmlns:w="http://schemas.openxmlformats.org/wordprocessingml/2006/main" xmlns:w14="http://schemas.microsoft.com/office/word/2010/wordml" xmlns:w15="http://schemas.microsoft.com/office/word/2012/wordml" xmlns:w16cex="http://schemas.microsoft.com/office/word/2018/wordml/cex" xmlns:w16cid="http://schemas.microsoft.com/office/word/2016/wordml/cid" xmlns:w16="http://schemas.microsoft.com/office/word/2018/wordml" xmlns:w16du="http://schemas.microsoft.com/office/word/2023/wordml/word16du" xmlns:w16sdtdh="http://schemas.microsoft.com/office/word/2020/wordml/sdtdatahash" xmlns:w16sdtfl="http://schemas.microsoft.com/office/word/2024/wordml/sdtformatlock" xmlns:w16se="http://schemas.microsoft.com/office/word/2015/wordml/symex" xmlns:wpg="http://schemas.microsoft.com/office/word/2010/wordprocessingGroup" xmlns:wpi="http://schemas.microsoft.com/office/word/2010/wordprocessingInk" xmlns:wne="http://schemas.microsoft.com/office/word/2006/wordml" xmlns:wps="http://schemas.microsoft.com/office/word/2010/wordprocessingShape" mc:Ignorable="w14 w15 w16se w16cid w16 w16cex w16sdtdh w16sdtfl w16du wp14">
   <w:endnote w:type="separator" w:id="-1">
     <w:p>
       <w:r>
@@ -13196,7 +14215,7 @@
 </file>
 
 <file path=word/footnotes.xml><?xml version="1.0" encoding="utf-8"?>
-<w:footnotes xmlns:wpc="http://schemas.microsoft.com/office/word/2010/wordprocessingCanvas" xmlns:mc="http://schemas.openxmlformats.org/markup-compatibility/2006" xmlns:o="urn:schemas-microsoft-com:office:office" xmlns:r="http://schemas.openxmlformats.org/officeDocument/2006/relationships" xmlns:m="http://schemas.openxmlformats.org/officeDocument/2006/math" xmlns:v="urn:schemas-microsoft-com:vml" xmlns:wp14="http://schemas.microsoft.com/office/word/2010/wordprocessingDrawing" xmlns:wp="http://schemas.openxmlformats.org/drawingml/2006/wordprocessingDrawing" xmlns:w10="urn:schemas-microsoft-com:office:word" xmlns:w="http://schemas.openxmlformats.org/wordprocessingml/2006/main" xmlns:w14="http://schemas.microsoft.com/office/word/2010/wordml" xmlns:wpg="http://schemas.microsoft.com/office/word/2010/wordprocessingGroup" xmlns:wpi="http://schemas.microsoft.com/office/word/2010/wordprocessingInk" xmlns:wne="http://schemas.microsoft.com/office/word/2006/wordml" xmlns:wps="http://schemas.microsoft.com/office/word/2010/wordprocessingShape" mc:Ignorable="w14 wp14">
+<w:footnotes xmlns:wpc="http://schemas.microsoft.com/office/word/2010/wordprocessingCanvas" xmlns:cx="http://schemas.microsoft.com/office/drawing/2014/chartex" xmlns:cx1="http://schemas.microsoft.com/office/drawing/2015/9/8/chartex" xmlns:cx2="http://schemas.microsoft.com/office/drawing/2015/10/21/chartex" xmlns:cx3="http://schemas.microsoft.com/office/drawing/2016/5/9/chartex" xmlns:cx4="http://schemas.microsoft.com/office/drawing/2016/5/10/chartex" xmlns:cx5="http://schemas.microsoft.com/office/drawing/2016/5/11/chartex" xmlns:cx6="http://schemas.microsoft.com/office/drawing/2016/5/12/chartex" xmlns:cx7="http://schemas.microsoft.com/office/drawing/2016/5/13/chartex" xmlns:cx8="http://schemas.microsoft.com/office/drawing/2016/5/14/chartex" xmlns:mc="http://schemas.openxmlformats.org/markup-compatibility/2006" xmlns:aink="http://schemas.microsoft.com/office/drawing/2016/ink" xmlns:am3d="http://schemas.microsoft.com/office/drawing/2017/model3d" xmlns:o="urn:schemas-microsoft-com:office:office" xmlns:oel="http://schemas.microsoft.com/office/2019/extlst" xmlns:r="http://schemas.openxmlformats.org/officeDocument/2006/relationships" xmlns:m="http://schemas.openxmlformats.org/officeDocument/2006/math" xmlns:v="urn:schemas-microsoft-com:vml" xmlns:wp14="http://schemas.microsoft.com/office/word/2010/wordprocessingDrawing" xmlns:wp="http://schemas.openxmlformats.org/drawingml/2006/wordprocessingDrawing" xmlns:w10="urn:schemas-microsoft-com:office:word" xmlns:w="http://schemas.openxmlformats.org/wordprocessingml/2006/main" xmlns:w14="http://schemas.microsoft.com/office/word/2010/wordml" xmlns:w15="http://schemas.microsoft.com/office/word/2012/wordml" xmlns:w16cex="http://schemas.microsoft.com/office/word/2018/wordml/cex" xmlns:w16cid="http://schemas.microsoft.com/office/word/2016/wordml/cid" xmlns:w16="http://schemas.microsoft.com/office/word/2018/wordml" xmlns:w16du="http://schemas.microsoft.com/office/word/2023/wordml/word16du" xmlns:w16sdtdh="http://schemas.microsoft.com/office/word/2020/wordml/sdtdatahash" xmlns:w16sdtfl="http://schemas.microsoft.com/office/word/2024/wordml/sdtformatlock" xmlns:w16se="http://schemas.microsoft.com/office/word/2015/wordml/symex" xmlns:wpg="http://schemas.microsoft.com/office/word/2010/wordprocessingGroup" xmlns:wpi="http://schemas.microsoft.com/office/word/2010/wordprocessingInk" xmlns:wne="http://schemas.microsoft.com/office/word/2006/wordml" xmlns:wps="http://schemas.microsoft.com/office/word/2010/wordprocessingShape" mc:Ignorable="w14 w15 w16se w16cid w16 w16cex w16sdtdh w16sdtfl w16du wp14">
   <w:footnote w:type="separator" w:id="-1">
     <w:p>
       <w:r>
@@ -13215,8 +14234,8 @@
 </file>
 
 <file path=word/numbering.xml><?xml version="1.0" encoding="utf-8"?>
-<w:numbering xmlns:wpc="http://schemas.microsoft.com/office/word/2010/wordprocessingCanvas" xmlns:mc="http://schemas.openxmlformats.org/markup-compatibility/2006" xmlns:o="urn:schemas-microsoft-com:office:office" xmlns:r="http://schemas.openxmlformats.org/officeDocument/2006/relationships" xmlns:m="http://schemas.openxmlformats.org/officeDocument/2006/math" xmlns:v="urn:schemas-microsoft-com:vml" xmlns:wp14="http://schemas.microsoft.com/office/word/2010/wordprocessingDrawing" xmlns:wp="http://schemas.openxmlformats.org/drawingml/2006/wordprocessingDrawing" xmlns:w10="urn:schemas-microsoft-com:office:word" xmlns:w="http://schemas.openxmlformats.org/wordprocessingml/2006/main" xmlns:w14="http://schemas.microsoft.com/office/word/2010/wordml" xmlns:wpg="http://schemas.microsoft.com/office/word/2010/wordprocessingGroup" xmlns:wpi="http://schemas.microsoft.com/office/word/2010/wordprocessingInk" xmlns:wne="http://schemas.microsoft.com/office/word/2006/wordml" xmlns:wps="http://schemas.microsoft.com/office/word/2010/wordprocessingShape" mc:Ignorable="w14 wp14">
-  <w:abstractNum w:abstractNumId="0">
+<w:numbering xmlns:wpc="http://schemas.microsoft.com/office/word/2010/wordprocessingCanvas" xmlns:cx="http://schemas.microsoft.com/office/drawing/2014/chartex" xmlns:cx1="http://schemas.microsoft.com/office/drawing/2015/9/8/chartex" xmlns:cx2="http://schemas.microsoft.com/office/drawing/2015/10/21/chartex" xmlns:cx3="http://schemas.microsoft.com/office/drawing/2016/5/9/chartex" xmlns:cx4="http://schemas.microsoft.com/office/drawing/2016/5/10/chartex" xmlns:cx5="http://schemas.microsoft.com/office/drawing/2016/5/11/chartex" xmlns:cx6="http://schemas.microsoft.com/office/drawing/2016/5/12/chartex" xmlns:cx7="http://schemas.microsoft.com/office/drawing/2016/5/13/chartex" xmlns:cx8="http://schemas.microsoft.com/office/drawing/2016/5/14/chartex" xmlns:mc="http://schemas.openxmlformats.org/markup-compatibility/2006" xmlns:aink="http://schemas.microsoft.com/office/drawing/2016/ink" xmlns:am3d="http://schemas.microsoft.com/office/drawing/2017/model3d" xmlns:o="urn:schemas-microsoft-com:office:office" xmlns:oel="http://schemas.microsoft.com/office/2019/extlst" xmlns:r="http://schemas.openxmlformats.org/officeDocument/2006/relationships" xmlns:m="http://schemas.openxmlformats.org/officeDocument/2006/math" xmlns:v="urn:schemas-microsoft-com:vml" xmlns:wp14="http://schemas.microsoft.com/office/word/2010/wordprocessingDrawing" xmlns:wp="http://schemas.openxmlformats.org/drawingml/2006/wordprocessingDrawing" xmlns:w10="urn:schemas-microsoft-com:office:word" xmlns:w="http://schemas.openxmlformats.org/wordprocessingml/2006/main" xmlns:w14="http://schemas.microsoft.com/office/word/2010/wordml" xmlns:w15="http://schemas.microsoft.com/office/word/2012/wordml" xmlns:w16cex="http://schemas.microsoft.com/office/word/2018/wordml/cex" xmlns:w16cid="http://schemas.microsoft.com/office/word/2016/wordml/cid" xmlns:w16="http://schemas.microsoft.com/office/word/2018/wordml" xmlns:w16du="http://schemas.microsoft.com/office/word/2023/wordml/word16du" xmlns:w16sdtdh="http://schemas.microsoft.com/office/word/2020/wordml/sdtdatahash" xmlns:w16sdtfl="http://schemas.microsoft.com/office/word/2024/wordml/sdtformatlock" xmlns:w16se="http://schemas.microsoft.com/office/word/2015/wordml/symex" xmlns:wpg="http://schemas.microsoft.com/office/word/2010/wordprocessingGroup" xmlns:wpi="http://schemas.microsoft.com/office/word/2010/wordprocessingInk" xmlns:wne="http://schemas.microsoft.com/office/word/2006/wordml" xmlns:wps="http://schemas.microsoft.com/office/word/2010/wordprocessingShape" mc:Ignorable="w14 w15 w16se w16cid w16 w16cex w16sdtdh w16sdtfl w16du wp14">
+  <w:abstractNum w:abstractNumId="0" w15:restartNumberingAfterBreak="0">
     <w:nsid w:val="00544F40"/>
     <w:multiLevelType w:val="multilevel"/>
     <w:tmpl w:val="41467EEE"/>
@@ -13329,7 +14348,7 @@
       </w:pPr>
     </w:lvl>
   </w:abstractNum>
-  <w:abstractNum w:abstractNumId="1">
+  <w:abstractNum w:abstractNumId="1" w15:restartNumberingAfterBreak="0">
     <w:nsid w:val="03324B5D"/>
     <w:multiLevelType w:val="hybridMultilevel"/>
     <w:tmpl w:val="91AAA74E"/>
@@ -13418,7 +14437,7 @@
       </w:pPr>
     </w:lvl>
   </w:abstractNum>
-  <w:abstractNum w:abstractNumId="2">
+  <w:abstractNum w:abstractNumId="2" w15:restartNumberingAfterBreak="0">
     <w:nsid w:val="03CB30AA"/>
     <w:multiLevelType w:val="hybridMultilevel"/>
     <w:tmpl w:val="126AB91E"/>
@@ -13507,7 +14526,7 @@
       </w:pPr>
     </w:lvl>
   </w:abstractNum>
-  <w:abstractNum w:abstractNumId="3">
+  <w:abstractNum w:abstractNumId="3" w15:restartNumberingAfterBreak="0">
     <w:nsid w:val="0BB25991"/>
     <w:multiLevelType w:val="hybridMultilevel"/>
     <w:tmpl w:val="111226C8"/>
@@ -13596,7 +14615,7 @@
       </w:pPr>
     </w:lvl>
   </w:abstractNum>
-  <w:abstractNum w:abstractNumId="4">
+  <w:abstractNum w:abstractNumId="4" w15:restartNumberingAfterBreak="0">
     <w:nsid w:val="10996F2E"/>
     <w:multiLevelType w:val="hybridMultilevel"/>
     <w:tmpl w:val="897E41C4"/>
@@ -13685,7 +14704,7 @@
       </w:pPr>
     </w:lvl>
   </w:abstractNum>
-  <w:abstractNum w:abstractNumId="5">
+  <w:abstractNum w:abstractNumId="5" w15:restartNumberingAfterBreak="0">
     <w:nsid w:val="16A7494D"/>
     <w:multiLevelType w:val="hybridMultilevel"/>
     <w:tmpl w:val="B5AC2462"/>
@@ -13774,7 +14793,7 @@
       </w:pPr>
     </w:lvl>
   </w:abstractNum>
-  <w:abstractNum w:abstractNumId="6">
+  <w:abstractNum w:abstractNumId="6" w15:restartNumberingAfterBreak="0">
     <w:nsid w:val="18A80F16"/>
     <w:multiLevelType w:val="hybridMultilevel"/>
     <w:tmpl w:val="126AB91E"/>
@@ -13863,7 +14882,7 @@
       </w:pPr>
     </w:lvl>
   </w:abstractNum>
-  <w:abstractNum w:abstractNumId="7">
+  <w:abstractNum w:abstractNumId="7" w15:restartNumberingAfterBreak="0">
     <w:nsid w:val="1B9A1FE7"/>
     <w:multiLevelType w:val="hybridMultilevel"/>
     <w:tmpl w:val="55B452CA"/>
@@ -13949,7 +14968,7 @@
       </w:pPr>
     </w:lvl>
   </w:abstractNum>
-  <w:abstractNum w:abstractNumId="8">
+  <w:abstractNum w:abstractNumId="8" w15:restartNumberingAfterBreak="0">
     <w:nsid w:val="209238C5"/>
     <w:multiLevelType w:val="hybridMultilevel"/>
     <w:tmpl w:val="A0243708"/>
@@ -14062,7 +15081,7 @@
       </w:rPr>
     </w:lvl>
   </w:abstractNum>
-  <w:abstractNum w:abstractNumId="9">
+  <w:abstractNum w:abstractNumId="9" w15:restartNumberingAfterBreak="0">
     <w:nsid w:val="212124E8"/>
     <w:multiLevelType w:val="hybridMultilevel"/>
     <w:tmpl w:val="69A8EF30"/>
@@ -14152,7 +15171,7 @@
       </w:pPr>
     </w:lvl>
   </w:abstractNum>
-  <w:abstractNum w:abstractNumId="10">
+  <w:abstractNum w:abstractNumId="10" w15:restartNumberingAfterBreak="0">
     <w:nsid w:val="2BEB1066"/>
     <w:multiLevelType w:val="hybridMultilevel"/>
     <w:tmpl w:val="E6D86D48"/>
@@ -14241,7 +15260,7 @@
       </w:pPr>
     </w:lvl>
   </w:abstractNum>
-  <w:abstractNum w:abstractNumId="11">
+  <w:abstractNum w:abstractNumId="11" w15:restartNumberingAfterBreak="0">
     <w:nsid w:val="2C062616"/>
     <w:multiLevelType w:val="hybridMultilevel"/>
     <w:tmpl w:val="95989316"/>
@@ -14330,7 +15349,7 @@
       </w:pPr>
     </w:lvl>
   </w:abstractNum>
-  <w:abstractNum w:abstractNumId="12">
+  <w:abstractNum w:abstractNumId="12" w15:restartNumberingAfterBreak="0">
     <w:nsid w:val="31540ECA"/>
     <w:multiLevelType w:val="hybridMultilevel"/>
     <w:tmpl w:val="126AB91E"/>
@@ -14419,7 +15438,7 @@
       </w:pPr>
     </w:lvl>
   </w:abstractNum>
-  <w:abstractNum w:abstractNumId="13">
+  <w:abstractNum w:abstractNumId="13" w15:restartNumberingAfterBreak="0">
     <w:nsid w:val="39023B55"/>
     <w:multiLevelType w:val="hybridMultilevel"/>
     <w:tmpl w:val="088C4908"/>
@@ -14508,7 +15527,7 @@
       </w:pPr>
     </w:lvl>
   </w:abstractNum>
-  <w:abstractNum w:abstractNumId="14">
+  <w:abstractNum w:abstractNumId="14" w15:restartNumberingAfterBreak="0">
     <w:nsid w:val="39187DDC"/>
     <w:multiLevelType w:val="multilevel"/>
     <w:tmpl w:val="4BF67E82"/>
@@ -14657,7 +15676,7 @@
       </w:rPr>
     </w:lvl>
   </w:abstractNum>
-  <w:abstractNum w:abstractNumId="15">
+  <w:abstractNum w:abstractNumId="15" w15:restartNumberingAfterBreak="0">
     <w:nsid w:val="39EC4767"/>
     <w:multiLevelType w:val="multilevel"/>
     <w:tmpl w:val="1958AEFE"/>
@@ -14770,7 +15789,7 @@
       </w:pPr>
     </w:lvl>
   </w:abstractNum>
-  <w:abstractNum w:abstractNumId="16">
+  <w:abstractNum w:abstractNumId="16" w15:restartNumberingAfterBreak="0">
     <w:nsid w:val="3B3220EC"/>
     <w:multiLevelType w:val="hybridMultilevel"/>
     <w:tmpl w:val="B68E0AD8"/>
@@ -14859,7 +15878,7 @@
       </w:pPr>
     </w:lvl>
   </w:abstractNum>
-  <w:abstractNum w:abstractNumId="17">
+  <w:abstractNum w:abstractNumId="17" w15:restartNumberingAfterBreak="0">
     <w:nsid w:val="41023E2D"/>
     <w:multiLevelType w:val="hybridMultilevel"/>
     <w:tmpl w:val="6192BA58"/>
@@ -14971,7 +15990,7 @@
       </w:rPr>
     </w:lvl>
   </w:abstractNum>
-  <w:abstractNum w:abstractNumId="18">
+  <w:abstractNum w:abstractNumId="18" w15:restartNumberingAfterBreak="0">
     <w:nsid w:val="410D4E95"/>
     <w:multiLevelType w:val="hybridMultilevel"/>
     <w:tmpl w:val="7BB0B226"/>
@@ -15060,7 +16079,7 @@
       </w:pPr>
     </w:lvl>
   </w:abstractNum>
-  <w:abstractNum w:abstractNumId="19">
+  <w:abstractNum w:abstractNumId="19" w15:restartNumberingAfterBreak="0">
     <w:nsid w:val="41C612F8"/>
     <w:multiLevelType w:val="hybridMultilevel"/>
     <w:tmpl w:val="FA423BE8"/>
@@ -15149,7 +16168,7 @@
       </w:pPr>
     </w:lvl>
   </w:abstractNum>
-  <w:abstractNum w:abstractNumId="20">
+  <w:abstractNum w:abstractNumId="20" w15:restartNumberingAfterBreak="0">
     <w:nsid w:val="431D7B70"/>
     <w:multiLevelType w:val="hybridMultilevel"/>
     <w:tmpl w:val="B88C75C0"/>
@@ -15238,7 +16257,7 @@
       </w:pPr>
     </w:lvl>
   </w:abstractNum>
-  <w:abstractNum w:abstractNumId="21">
+  <w:abstractNum w:abstractNumId="21" w15:restartNumberingAfterBreak="0">
     <w:nsid w:val="451D1A3C"/>
     <w:multiLevelType w:val="hybridMultilevel"/>
     <w:tmpl w:val="2CD07A90"/>
@@ -15324,7 +16343,7 @@
       </w:pPr>
     </w:lvl>
   </w:abstractNum>
-  <w:abstractNum w:abstractNumId="22">
+  <w:abstractNum w:abstractNumId="22" w15:restartNumberingAfterBreak="0">
     <w:nsid w:val="45AC0CEE"/>
     <w:multiLevelType w:val="hybridMultilevel"/>
     <w:tmpl w:val="A6FA4E9E"/>
@@ -15413,7 +16432,7 @@
       </w:pPr>
     </w:lvl>
   </w:abstractNum>
-  <w:abstractNum w:abstractNumId="23">
+  <w:abstractNum w:abstractNumId="23" w15:restartNumberingAfterBreak="0">
     <w:nsid w:val="49614F41"/>
     <w:multiLevelType w:val="hybridMultilevel"/>
     <w:tmpl w:val="21F4F90A"/>
@@ -15502,7 +16521,7 @@
       </w:pPr>
     </w:lvl>
   </w:abstractNum>
-  <w:abstractNum w:abstractNumId="24">
+  <w:abstractNum w:abstractNumId="24" w15:restartNumberingAfterBreak="0">
     <w:nsid w:val="4CDD0872"/>
     <w:multiLevelType w:val="hybridMultilevel"/>
     <w:tmpl w:val="77F44C94"/>
@@ -15591,7 +16610,7 @@
       </w:pPr>
     </w:lvl>
   </w:abstractNum>
-  <w:abstractNum w:abstractNumId="25">
+  <w:abstractNum w:abstractNumId="25" w15:restartNumberingAfterBreak="0">
     <w:nsid w:val="4E11184C"/>
     <w:multiLevelType w:val="hybridMultilevel"/>
     <w:tmpl w:val="228EF806"/>
@@ -15680,7 +16699,7 @@
       </w:pPr>
     </w:lvl>
   </w:abstractNum>
-  <w:abstractNum w:abstractNumId="26">
+  <w:abstractNum w:abstractNumId="26" w15:restartNumberingAfterBreak="0">
     <w:nsid w:val="4F2E6675"/>
     <w:multiLevelType w:val="hybridMultilevel"/>
     <w:tmpl w:val="39BA204C"/>
@@ -15769,7 +16788,7 @@
       </w:pPr>
     </w:lvl>
   </w:abstractNum>
-  <w:abstractNum w:abstractNumId="27">
+  <w:abstractNum w:abstractNumId="27" w15:restartNumberingAfterBreak="0">
     <w:nsid w:val="501466CA"/>
     <w:multiLevelType w:val="hybridMultilevel"/>
     <w:tmpl w:val="DB060F1C"/>
@@ -15858,7 +16877,7 @@
       </w:pPr>
     </w:lvl>
   </w:abstractNum>
-  <w:abstractNum w:abstractNumId="28">
+  <w:abstractNum w:abstractNumId="28" w15:restartNumberingAfterBreak="0">
     <w:nsid w:val="520832F2"/>
     <w:multiLevelType w:val="hybridMultilevel"/>
     <w:tmpl w:val="BCEC49F6"/>
@@ -15947,7 +16966,7 @@
       </w:pPr>
     </w:lvl>
   </w:abstractNum>
-  <w:abstractNum w:abstractNumId="29">
+  <w:abstractNum w:abstractNumId="29" w15:restartNumberingAfterBreak="0">
     <w:nsid w:val="52E96F60"/>
     <w:multiLevelType w:val="hybridMultilevel"/>
     <w:tmpl w:val="4C9EDF58"/>
@@ -16036,7 +17055,7 @@
       </w:pPr>
     </w:lvl>
   </w:abstractNum>
-  <w:abstractNum w:abstractNumId="30">
+  <w:abstractNum w:abstractNumId="30" w15:restartNumberingAfterBreak="0">
     <w:nsid w:val="564B4D6F"/>
     <w:multiLevelType w:val="hybridMultilevel"/>
     <w:tmpl w:val="463245A8"/>
@@ -16125,7 +17144,7 @@
       </w:pPr>
     </w:lvl>
   </w:abstractNum>
-  <w:abstractNum w:abstractNumId="31">
+  <w:abstractNum w:abstractNumId="31" w15:restartNumberingAfterBreak="0">
     <w:nsid w:val="58B561CD"/>
     <w:multiLevelType w:val="hybridMultilevel"/>
     <w:tmpl w:val="29B0D430"/>
@@ -16214,7 +17233,7 @@
       </w:pPr>
     </w:lvl>
   </w:abstractNum>
-  <w:abstractNum w:abstractNumId="32">
+  <w:abstractNum w:abstractNumId="32" w15:restartNumberingAfterBreak="0">
     <w:nsid w:val="5B161B8B"/>
     <w:multiLevelType w:val="hybridMultilevel"/>
     <w:tmpl w:val="EC52B5E6"/>
@@ -16303,7 +17322,7 @@
       </w:pPr>
     </w:lvl>
   </w:abstractNum>
-  <w:abstractNum w:abstractNumId="33">
+  <w:abstractNum w:abstractNumId="33" w15:restartNumberingAfterBreak="0">
     <w:nsid w:val="6AB57236"/>
     <w:multiLevelType w:val="hybridMultilevel"/>
     <w:tmpl w:val="93409AFE"/>
@@ -16392,7 +17411,7 @@
       </w:pPr>
     </w:lvl>
   </w:abstractNum>
-  <w:abstractNum w:abstractNumId="34">
+  <w:abstractNum w:abstractNumId="34" w15:restartNumberingAfterBreak="0">
     <w:nsid w:val="6B015DF7"/>
     <w:multiLevelType w:val="hybridMultilevel"/>
     <w:tmpl w:val="7944BF90"/>
@@ -16505,7 +17524,7 @@
       </w:rPr>
     </w:lvl>
   </w:abstractNum>
-  <w:abstractNum w:abstractNumId="35">
+  <w:abstractNum w:abstractNumId="35" w15:restartNumberingAfterBreak="0">
     <w:nsid w:val="6B1541E7"/>
     <w:multiLevelType w:val="multilevel"/>
     <w:tmpl w:val="0956637E"/>
@@ -16618,7 +17637,7 @@
       </w:rPr>
     </w:lvl>
   </w:abstractNum>
-  <w:abstractNum w:abstractNumId="36">
+  <w:abstractNum w:abstractNumId="36" w15:restartNumberingAfterBreak="0">
     <w:nsid w:val="6D424F83"/>
     <w:multiLevelType w:val="hybridMultilevel"/>
     <w:tmpl w:val="538C7D02"/>
@@ -16707,7 +17726,7 @@
       </w:pPr>
     </w:lvl>
   </w:abstractNum>
-  <w:abstractNum w:abstractNumId="37">
+  <w:abstractNum w:abstractNumId="37" w15:restartNumberingAfterBreak="0">
     <w:nsid w:val="72492BB2"/>
     <w:multiLevelType w:val="hybridMultilevel"/>
     <w:tmpl w:val="0876E89C"/>
@@ -16796,7 +17815,7 @@
       </w:pPr>
     </w:lvl>
   </w:abstractNum>
-  <w:abstractNum w:abstractNumId="38">
+  <w:abstractNum w:abstractNumId="38" w15:restartNumberingAfterBreak="0">
     <w:nsid w:val="72D95071"/>
     <w:multiLevelType w:val="multilevel"/>
     <w:tmpl w:val="93E65C2C"/>
@@ -16909,7 +17928,7 @@
       </w:pPr>
     </w:lvl>
   </w:abstractNum>
-  <w:abstractNum w:abstractNumId="39">
+  <w:abstractNum w:abstractNumId="39" w15:restartNumberingAfterBreak="0">
     <w:nsid w:val="742C11E5"/>
     <w:multiLevelType w:val="hybridMultilevel"/>
     <w:tmpl w:val="6F6AD0D8"/>
@@ -16995,7 +18014,7 @@
       </w:pPr>
     </w:lvl>
   </w:abstractNum>
-  <w:abstractNum w:abstractNumId="40">
+  <w:abstractNum w:abstractNumId="40" w15:restartNumberingAfterBreak="0">
     <w:nsid w:val="759F2CA0"/>
     <w:multiLevelType w:val="hybridMultilevel"/>
     <w:tmpl w:val="E3D4CFB6"/>
@@ -17084,7 +18103,7 @@
       </w:pPr>
     </w:lvl>
   </w:abstractNum>
-  <w:abstractNum w:abstractNumId="41">
+  <w:abstractNum w:abstractNumId="41" w15:restartNumberingAfterBreak="0">
     <w:nsid w:val="79341CC1"/>
     <w:multiLevelType w:val="hybridMultilevel"/>
     <w:tmpl w:val="670CA2F0"/>
@@ -17173,137 +18192,137 @@
       </w:pPr>
     </w:lvl>
   </w:abstractNum>
-  <w:num w:numId="1">
+  <w:num w:numId="1" w16cid:durableId="715472448">
     <w:abstractNumId w:val="24"/>
   </w:num>
-  <w:num w:numId="2">
+  <w:num w:numId="2" w16cid:durableId="1629508715">
     <w:abstractNumId w:val="19"/>
   </w:num>
-  <w:num w:numId="3">
+  <w:num w:numId="3" w16cid:durableId="623464736">
     <w:abstractNumId w:val="16"/>
   </w:num>
-  <w:num w:numId="4">
+  <w:num w:numId="4" w16cid:durableId="31006534">
     <w:abstractNumId w:val="3"/>
   </w:num>
-  <w:num w:numId="5">
+  <w:num w:numId="5" w16cid:durableId="1809665421">
     <w:abstractNumId w:val="2"/>
   </w:num>
-  <w:num w:numId="6">
+  <w:num w:numId="6" w16cid:durableId="91821540">
     <w:abstractNumId w:val="20"/>
   </w:num>
-  <w:num w:numId="7">
+  <w:num w:numId="7" w16cid:durableId="1344699004">
     <w:abstractNumId w:val="4"/>
   </w:num>
-  <w:num w:numId="8">
+  <w:num w:numId="8" w16cid:durableId="765155677">
     <w:abstractNumId w:val="27"/>
   </w:num>
-  <w:num w:numId="9">
+  <w:num w:numId="9" w16cid:durableId="794755784">
     <w:abstractNumId w:val="31"/>
   </w:num>
-  <w:num w:numId="10">
+  <w:num w:numId="10" w16cid:durableId="1262647210">
     <w:abstractNumId w:val="14"/>
   </w:num>
-  <w:num w:numId="11">
+  <w:num w:numId="11" w16cid:durableId="1324746556">
     <w:abstractNumId w:val="9"/>
   </w:num>
-  <w:num w:numId="12">
+  <w:num w:numId="12" w16cid:durableId="316960130">
     <w:abstractNumId w:val="33"/>
   </w:num>
-  <w:num w:numId="13">
+  <w:num w:numId="13" w16cid:durableId="954094500">
     <w:abstractNumId w:val="37"/>
   </w:num>
-  <w:num w:numId="14">
+  <w:num w:numId="14" w16cid:durableId="287276534">
     <w:abstractNumId w:val="34"/>
   </w:num>
-  <w:num w:numId="15">
+  <w:num w:numId="15" w16cid:durableId="867370602">
     <w:abstractNumId w:val="8"/>
   </w:num>
-  <w:num w:numId="16">
+  <w:num w:numId="16" w16cid:durableId="1314796619">
     <w:abstractNumId w:val="35"/>
   </w:num>
-  <w:num w:numId="17">
+  <w:num w:numId="17" w16cid:durableId="516505241">
     <w:abstractNumId w:val="39"/>
   </w:num>
-  <w:num w:numId="18">
+  <w:num w:numId="18" w16cid:durableId="523131510">
     <w:abstractNumId w:val="10"/>
   </w:num>
-  <w:num w:numId="19">
+  <w:num w:numId="19" w16cid:durableId="1906335833">
     <w:abstractNumId w:val="30"/>
   </w:num>
-  <w:num w:numId="20">
+  <w:num w:numId="20" w16cid:durableId="1070998311">
     <w:abstractNumId w:val="17"/>
   </w:num>
-  <w:num w:numId="21">
+  <w:num w:numId="21" w16cid:durableId="1028872298">
     <w:abstractNumId w:val="32"/>
   </w:num>
-  <w:num w:numId="22">
+  <w:num w:numId="22" w16cid:durableId="757487645">
     <w:abstractNumId w:val="18"/>
   </w:num>
-  <w:num w:numId="23">
+  <w:num w:numId="23" w16cid:durableId="1367022816">
     <w:abstractNumId w:val="23"/>
   </w:num>
-  <w:num w:numId="24">
+  <w:num w:numId="24" w16cid:durableId="1783068546">
     <w:abstractNumId w:val="11"/>
   </w:num>
-  <w:num w:numId="25">
+  <w:num w:numId="25" w16cid:durableId="522548128">
     <w:abstractNumId w:val="41"/>
   </w:num>
-  <w:num w:numId="26">
+  <w:num w:numId="26" w16cid:durableId="1025136783">
     <w:abstractNumId w:val="29"/>
   </w:num>
-  <w:num w:numId="27">
+  <w:num w:numId="27" w16cid:durableId="1103694723">
     <w:abstractNumId w:val="13"/>
   </w:num>
-  <w:num w:numId="28">
+  <w:num w:numId="28" w16cid:durableId="1547907498">
     <w:abstractNumId w:val="28"/>
   </w:num>
-  <w:num w:numId="29">
+  <w:num w:numId="29" w16cid:durableId="1078870042">
     <w:abstractNumId w:val="5"/>
   </w:num>
-  <w:num w:numId="30">
+  <w:num w:numId="30" w16cid:durableId="1696614801">
     <w:abstractNumId w:val="25"/>
   </w:num>
-  <w:num w:numId="31">
+  <w:num w:numId="31" w16cid:durableId="1825198645">
     <w:abstractNumId w:val="40"/>
   </w:num>
-  <w:num w:numId="32">
+  <w:num w:numId="32" w16cid:durableId="806553413">
     <w:abstractNumId w:val="22"/>
   </w:num>
-  <w:num w:numId="33">
+  <w:num w:numId="33" w16cid:durableId="1470636581">
     <w:abstractNumId w:val="1"/>
   </w:num>
-  <w:num w:numId="34">
+  <w:num w:numId="34" w16cid:durableId="518743472">
     <w:abstractNumId w:val="0"/>
   </w:num>
-  <w:num w:numId="35">
+  <w:num w:numId="35" w16cid:durableId="1042094292">
     <w:abstractNumId w:val="38"/>
   </w:num>
-  <w:num w:numId="36">
+  <w:num w:numId="36" w16cid:durableId="580413611">
     <w:abstractNumId w:val="15"/>
   </w:num>
-  <w:num w:numId="37">
+  <w:num w:numId="37" w16cid:durableId="342099663">
     <w:abstractNumId w:val="12"/>
   </w:num>
-  <w:num w:numId="38">
+  <w:num w:numId="38" w16cid:durableId="58134022">
     <w:abstractNumId w:val="7"/>
   </w:num>
-  <w:num w:numId="39">
+  <w:num w:numId="39" w16cid:durableId="991107243">
     <w:abstractNumId w:val="36"/>
   </w:num>
-  <w:num w:numId="40">
+  <w:num w:numId="40" w16cid:durableId="106391437">
     <w:abstractNumId w:val="6"/>
   </w:num>
-  <w:num w:numId="41">
+  <w:num w:numId="41" w16cid:durableId="1064110666">
     <w:abstractNumId w:val="26"/>
   </w:num>
-  <w:num w:numId="42">
+  <w:num w:numId="42" w16cid:durableId="853109450">
     <w:abstractNumId w:val="21"/>
   </w:num>
 </w:numbering>
 </file>
 
 <file path=word/styles.xml><?xml version="1.0" encoding="utf-8"?>
-<w:styles xmlns:mc="http://schemas.openxmlformats.org/markup-compatibility/2006" xmlns:r="http://schemas.openxmlformats.org/officeDocument/2006/relationships" xmlns:w="http://schemas.openxmlformats.org/wordprocessingml/2006/main" xmlns:w14="http://schemas.microsoft.com/office/word/2010/wordml" mc:Ignorable="w14">
+<w:styles xmlns:mc="http://schemas.openxmlformats.org/markup-compatibility/2006" xmlns:r="http://schemas.openxmlformats.org/officeDocument/2006/relationships" xmlns:w="http://schemas.openxmlformats.org/wordprocessingml/2006/main" xmlns:w14="http://schemas.microsoft.com/office/word/2010/wordml" xmlns:w15="http://schemas.microsoft.com/office/word/2012/wordml" xmlns:w16cex="http://schemas.microsoft.com/office/word/2018/wordml/cex" xmlns:w16cid="http://schemas.microsoft.com/office/word/2016/wordml/cid" xmlns:w16="http://schemas.microsoft.com/office/word/2018/wordml" xmlns:w16du="http://schemas.microsoft.com/office/word/2023/wordml/word16du" xmlns:w16sdtdh="http://schemas.microsoft.com/office/word/2020/wordml/sdtdatahash" xmlns:w16sdtfl="http://schemas.microsoft.com/office/word/2024/wordml/sdtformatlock" xmlns:w16se="http://schemas.microsoft.com/office/word/2015/wordml/symex" mc:Ignorable="w14 w15 w16se w16cid w16 w16cex w16sdtdh w16sdtfl w16du">
   <w:docDefaults>
     <w:rPrDefault>
       <w:rPr>
@@ -17321,157 +18340,396 @@
       </w:pPr>
     </w:pPrDefault>
   </w:docDefaults>
-  <w:latentStyles w:defLockedState="0" w:defUIPriority="99" w:defSemiHidden="1" w:defUnhideWhenUsed="1" w:defQFormat="0" w:count="267">
-    <w:lsdException w:name="Normal" w:semiHidden="0" w:uiPriority="0" w:unhideWhenUsed="0" w:qFormat="1"/>
-    <w:lsdException w:name="heading 1" w:semiHidden="0" w:uiPriority="9" w:unhideWhenUsed="0" w:qFormat="1"/>
-    <w:lsdException w:name="heading 2" w:uiPriority="9" w:qFormat="1"/>
-    <w:lsdException w:name="heading 3" w:uiPriority="9" w:qFormat="1"/>
-    <w:lsdException w:name="heading 4" w:uiPriority="9" w:qFormat="1"/>
-    <w:lsdException w:name="heading 5" w:uiPriority="9" w:qFormat="1"/>
-    <w:lsdException w:name="heading 6" w:uiPriority="9" w:qFormat="1"/>
-    <w:lsdException w:name="heading 7" w:uiPriority="9" w:qFormat="1"/>
-    <w:lsdException w:name="heading 8" w:uiPriority="9" w:qFormat="1"/>
-    <w:lsdException w:name="heading 9" w:uiPriority="9" w:qFormat="1"/>
-    <w:lsdException w:name="toc 1" w:uiPriority="39"/>
-    <w:lsdException w:name="toc 2" w:uiPriority="39"/>
-    <w:lsdException w:name="toc 3" w:uiPriority="39"/>
-    <w:lsdException w:name="toc 4" w:uiPriority="39"/>
-    <w:lsdException w:name="toc 5" w:uiPriority="39"/>
-    <w:lsdException w:name="toc 6" w:uiPriority="39"/>
-    <w:lsdException w:name="toc 7" w:uiPriority="39"/>
-    <w:lsdException w:name="toc 8" w:uiPriority="39"/>
-    <w:lsdException w:name="toc 9" w:uiPriority="39"/>
-    <w:lsdException w:name="caption" w:uiPriority="35" w:qFormat="1"/>
-    <w:lsdException w:name="Title" w:semiHidden="0" w:uiPriority="10" w:unhideWhenUsed="0" w:qFormat="1"/>
-    <w:lsdException w:name="Default Paragraph Font" w:uiPriority="1"/>
-    <w:lsdException w:name="Subtitle" w:semiHidden="0" w:uiPriority="11" w:unhideWhenUsed="0" w:qFormat="1"/>
-    <w:lsdException w:name="Strong" w:semiHidden="0" w:uiPriority="22" w:unhideWhenUsed="0" w:qFormat="1"/>
-    <w:lsdException w:name="Emphasis" w:semiHidden="0" w:uiPriority="20" w:unhideWhenUsed="0" w:qFormat="1"/>
-    <w:lsdException w:name="Table Grid" w:semiHidden="0" w:uiPriority="39" w:unhideWhenUsed="0"/>
-    <w:lsdException w:name="Placeholder Text" w:unhideWhenUsed="0"/>
-    <w:lsdException w:name="No Spacing" w:semiHidden="0" w:uiPriority="1" w:unhideWhenUsed="0" w:qFormat="1"/>
-    <w:lsdException w:name="Light Shading" w:semiHidden="0" w:uiPriority="60" w:unhideWhenUsed="0"/>
-    <w:lsdException w:name="Light List" w:semiHidden="0" w:uiPriority="61" w:unhideWhenUsed="0"/>
-    <w:lsdException w:name="Light Grid" w:semiHidden="0" w:uiPriority="62" w:unhideWhenUsed="0"/>
-    <w:lsdException w:name="Medium Shading 1" w:semiHidden="0" w:uiPriority="63" w:unhideWhenUsed="0"/>
-    <w:lsdException w:name="Medium Shading 2" w:semiHidden="0" w:uiPriority="64" w:unhideWhenUsed="0"/>
-    <w:lsdException w:name="Medium List 1" w:semiHidden="0" w:uiPriority="65" w:unhideWhenUsed="0"/>
-    <w:lsdException w:name="Medium List 2" w:semiHidden="0" w:uiPriority="66" w:unhideWhenUsed="0"/>
-    <w:lsdException w:name="Medium Grid 1" w:semiHidden="0" w:uiPriority="67" w:unhideWhenUsed="0"/>
-    <w:lsdException w:name="Medium Grid 2" w:semiHidden="0" w:uiPriority="68" w:unhideWhenUsed="0"/>
-    <w:lsdException w:name="Medium Grid 3" w:semiHidden="0" w:uiPriority="69" w:unhideWhenUsed="0"/>
-    <w:lsdException w:name="Dark List" w:semiHidden="0" w:uiPriority="70" w:unhideWhenUsed="0"/>
-    <w:lsdException w:name="Colorful Shading" w:semiHidden="0" w:uiPriority="71" w:unhideWhenUsed="0"/>
-    <w:lsdException w:name="Colorful List" w:semiHidden="0" w:uiPriority="72" w:unhideWhenUsed="0"/>
-    <w:lsdException w:name="Colorful Grid" w:semiHidden="0" w:uiPriority="73" w:unhideWhenUsed="0"/>
-    <w:lsdException w:name="Light Shading Accent 1" w:semiHidden="0" w:uiPriority="60" w:unhideWhenUsed="0"/>
-    <w:lsdException w:name="Light List Accent 1" w:semiHidden="0" w:uiPriority="61" w:unhideWhenUsed="0"/>
-    <w:lsdException w:name="Light Grid Accent 1" w:semiHidden="0" w:uiPriority="62" w:unhideWhenUsed="0"/>
-    <w:lsdException w:name="Medium Shading 1 Accent 1" w:semiHidden="0" w:uiPriority="63" w:unhideWhenUsed="0"/>
-    <w:lsdException w:name="Medium Shading 2 Accent 1" w:semiHidden="0" w:uiPriority="64" w:unhideWhenUsed="0"/>
-    <w:lsdException w:name="Medium List 1 Accent 1" w:semiHidden="0" w:uiPriority="65" w:unhideWhenUsed="0"/>
-    <w:lsdException w:name="Revision" w:unhideWhenUsed="0"/>
-    <w:lsdException w:name="List Paragraph" w:semiHidden="0" w:uiPriority="34" w:unhideWhenUsed="0" w:qFormat="1"/>
-    <w:lsdException w:name="Quote" w:semiHidden="0" w:uiPriority="29" w:unhideWhenUsed="0" w:qFormat="1"/>
-    <w:lsdException w:name="Intense Quote" w:semiHidden="0" w:uiPriority="30" w:unhideWhenUsed="0" w:qFormat="1"/>
-    <w:lsdException w:name="Medium List 2 Accent 1" w:semiHidden="0" w:uiPriority="66" w:unhideWhenUsed="0"/>
-    <w:lsdException w:name="Medium Grid 1 Accent 1" w:semiHidden="0" w:uiPriority="67" w:unhideWhenUsed="0"/>
-    <w:lsdException w:name="Medium Grid 2 Accent 1" w:semiHidden="0" w:uiPriority="68" w:unhideWhenUsed="0"/>
-    <w:lsdException w:name="Medium Grid 3 Accent 1" w:semiHidden="0" w:uiPriority="69" w:unhideWhenUsed="0"/>
-    <w:lsdException w:name="Dark List Accent 1" w:semiHidden="0" w:uiPriority="70" w:unhideWhenUsed="0"/>
-    <w:lsdException w:name="Colorful Shading Accent 1" w:semiHidden="0" w:uiPriority="71" w:unhideWhenUsed="0"/>
-    <w:lsdException w:name="Colorful List Accent 1" w:semiHidden="0" w:uiPriority="72" w:unhideWhenUsed="0"/>
-    <w:lsdException w:name="Colorful Grid Accent 1" w:semiHidden="0" w:uiPriority="73" w:unhideWhenUsed="0"/>
-    <w:lsdException w:name="Light Shading Accent 2" w:semiHidden="0" w:uiPriority="60" w:unhideWhenUsed="0"/>
-    <w:lsdException w:name="Light List Accent 2" w:semiHidden="0" w:uiPriority="61" w:unhideWhenUsed="0"/>
-    <w:lsdException w:name="Light Grid Accent 2" w:semiHidden="0" w:uiPriority="62" w:unhideWhenUsed="0"/>
-    <w:lsdException w:name="Medium Shading 1 Accent 2" w:semiHidden="0" w:uiPriority="63" w:unhideWhenUsed="0"/>
-    <w:lsdException w:name="Medium Shading 2 Accent 2" w:semiHidden="0" w:uiPriority="64" w:unhideWhenUsed="0"/>
-    <w:lsdException w:name="Medium List 1 Accent 2" w:semiHidden="0" w:uiPriority="65" w:unhideWhenUsed="0"/>
-    <w:lsdException w:name="Medium List 2 Accent 2" w:semiHidden="0" w:uiPriority="66" w:unhideWhenUsed="0"/>
-    <w:lsdException w:name="Medium Grid 1 Accent 2" w:semiHidden="0" w:uiPriority="67" w:unhideWhenUsed="0"/>
-    <w:lsdException w:name="Medium Grid 2 Accent 2" w:semiHidden="0" w:uiPriority="68" w:unhideWhenUsed="0"/>
-    <w:lsdException w:name="Medium Grid 3 Accent 2" w:semiHidden="0" w:uiPriority="69" w:unhideWhenUsed="0"/>
-    <w:lsdException w:name="Dark List Accent 2" w:semiHidden="0" w:uiPriority="70" w:unhideWhenUsed="0"/>
-    <w:lsdException w:name="Colorful Shading Accent 2" w:semiHidden="0" w:uiPriority="71" w:unhideWhenUsed="0"/>
-    <w:lsdException w:name="Colorful List Accent 2" w:semiHidden="0" w:uiPriority="72" w:unhideWhenUsed="0"/>
-    <w:lsdException w:name="Colorful Grid Accent 2" w:semiHidden="0" w:uiPriority="73" w:unhideWhenUsed="0"/>
-    <w:lsdException w:name="Light Shading Accent 3" w:semiHidden="0" w:uiPriority="60" w:unhideWhenUsed="0"/>
-    <w:lsdException w:name="Light List Accent 3" w:semiHidden="0" w:uiPriority="61" w:unhideWhenUsed="0"/>
-    <w:lsdException w:name="Light Grid Accent 3" w:semiHidden="0" w:uiPriority="62" w:unhideWhenUsed="0"/>
-    <w:lsdException w:name="Medium Shading 1 Accent 3" w:semiHidden="0" w:uiPriority="63" w:unhideWhenUsed="0"/>
-    <w:lsdException w:name="Medium Shading 2 Accent 3" w:semiHidden="0" w:uiPriority="64" w:unhideWhenUsed="0"/>
-    <w:lsdException w:name="Medium List 1 Accent 3" w:semiHidden="0" w:uiPriority="65" w:unhideWhenUsed="0"/>
-    <w:lsdException w:name="Medium List 2 Accent 3" w:semiHidden="0" w:uiPriority="66" w:unhideWhenUsed="0"/>
-    <w:lsdException w:name="Medium Grid 1 Accent 3" w:semiHidden="0" w:uiPriority="67" w:unhideWhenUsed="0"/>
-    <w:lsdException w:name="Medium Grid 2 Accent 3" w:semiHidden="0" w:uiPriority="68" w:unhideWhenUsed="0"/>
-    <w:lsdException w:name="Medium Grid 3 Accent 3" w:semiHidden="0" w:uiPriority="69" w:unhideWhenUsed="0"/>
-    <w:lsdException w:name="Dark List Accent 3" w:semiHidden="0" w:uiPriority="70" w:unhideWhenUsed="0"/>
-    <w:lsdException w:name="Colorful Shading Accent 3" w:semiHidden="0" w:uiPriority="71" w:unhideWhenUsed="0"/>
-    <w:lsdException w:name="Colorful List Accent 3" w:semiHidden="0" w:uiPriority="72" w:unhideWhenUsed="0"/>
-    <w:lsdException w:name="Colorful Grid Accent 3" w:semiHidden="0" w:uiPriority="73" w:unhideWhenUsed="0"/>
-    <w:lsdException w:name="Light Shading Accent 4" w:semiHidden="0" w:uiPriority="60" w:unhideWhenUsed="0"/>
-    <w:lsdException w:name="Light List Accent 4" w:semiHidden="0" w:uiPriority="61" w:unhideWhenUsed="0"/>
-    <w:lsdException w:name="Light Grid Accent 4" w:semiHidden="0" w:uiPriority="62" w:unhideWhenUsed="0"/>
-    <w:lsdException w:name="Medium Shading 1 Accent 4" w:semiHidden="0" w:uiPriority="63" w:unhideWhenUsed="0"/>
-    <w:lsdException w:name="Medium Shading 2 Accent 4" w:semiHidden="0" w:uiPriority="64" w:unhideWhenUsed="0"/>
-    <w:lsdException w:name="Medium List 1 Accent 4" w:semiHidden="0" w:uiPriority="65" w:unhideWhenUsed="0"/>
-    <w:lsdException w:name="Medium List 2 Accent 4" w:semiHidden="0" w:uiPriority="66" w:unhideWhenUsed="0"/>
-    <w:lsdException w:name="Medium Grid 1 Accent 4" w:semiHidden="0" w:uiPriority="67" w:unhideWhenUsed="0"/>
-    <w:lsdException w:name="Medium Grid 2 Accent 4" w:semiHidden="0" w:uiPriority="68" w:unhideWhenUsed="0"/>
-    <w:lsdException w:name="Medium Grid 3 Accent 4" w:semiHidden="0" w:uiPriority="69" w:unhideWhenUsed="0"/>
-    <w:lsdException w:name="Dark List Accent 4" w:semiHidden="0" w:uiPriority="70" w:unhideWhenUsed="0"/>
-    <w:lsdException w:name="Colorful Shading Accent 4" w:semiHidden="0" w:uiPriority="71" w:unhideWhenUsed="0"/>
-    <w:lsdException w:name="Colorful List Accent 4" w:semiHidden="0" w:uiPriority="72" w:unhideWhenUsed="0"/>
-    <w:lsdException w:name="Colorful Grid Accent 4" w:semiHidden="0" w:uiPriority="73" w:unhideWhenUsed="0"/>
-    <w:lsdException w:name="Light Shading Accent 5" w:semiHidden="0" w:uiPriority="60" w:unhideWhenUsed="0"/>
-    <w:lsdException w:name="Light List Accent 5" w:semiHidden="0" w:uiPriority="61" w:unhideWhenUsed="0"/>
-    <w:lsdException w:name="Light Grid Accent 5" w:semiHidden="0" w:uiPriority="62" w:unhideWhenUsed="0"/>
-    <w:lsdException w:name="Medium Shading 1 Accent 5" w:semiHidden="0" w:uiPriority="63" w:unhideWhenUsed="0"/>
-    <w:lsdException w:name="Medium Shading 2 Accent 5" w:semiHidden="0" w:uiPriority="64" w:unhideWhenUsed="0"/>
-    <w:lsdException w:name="Medium List 1 Accent 5" w:semiHidden="0" w:uiPriority="65" w:unhideWhenUsed="0"/>
-    <w:lsdException w:name="Medium List 2 Accent 5" w:semiHidden="0" w:uiPriority="66" w:unhideWhenUsed="0"/>
-    <w:lsdException w:name="Medium Grid 1 Accent 5" w:semiHidden="0" w:uiPriority="67" w:unhideWhenUsed="0"/>
-    <w:lsdException w:name="Medium Grid 2 Accent 5" w:semiHidden="0" w:uiPriority="68" w:unhideWhenUsed="0"/>
-    <w:lsdException w:name="Medium Grid 3 Accent 5" w:semiHidden="0" w:uiPriority="69" w:unhideWhenUsed="0"/>
-    <w:lsdException w:name="Dark List Accent 5" w:semiHidden="0" w:uiPriority="70" w:unhideWhenUsed="0"/>
-    <w:lsdException w:name="Colorful Shading Accent 5" w:semiHidden="0" w:uiPriority="71" w:unhideWhenUsed="0"/>
-    <w:lsdException w:name="Colorful List Accent 5" w:semiHidden="0" w:uiPriority="72" w:unhideWhenUsed="0"/>
-    <w:lsdException w:name="Colorful Grid Accent 5" w:semiHidden="0" w:uiPriority="73" w:unhideWhenUsed="0"/>
-    <w:lsdException w:name="Light Shading Accent 6" w:semiHidden="0" w:uiPriority="60" w:unhideWhenUsed="0"/>
-    <w:lsdException w:name="Light List Accent 6" w:semiHidden="0" w:uiPriority="61" w:unhideWhenUsed="0"/>
-    <w:lsdException w:name="Light Grid Accent 6" w:semiHidden="0" w:uiPriority="62" w:unhideWhenUsed="0"/>
-    <w:lsdException w:name="Medium Shading 1 Accent 6" w:semiHidden="0" w:uiPriority="63" w:unhideWhenUsed="0"/>
-    <w:lsdException w:name="Medium Shading 2 Accent 6" w:semiHidden="0" w:uiPriority="64" w:unhideWhenUsed="0"/>
-    <w:lsdException w:name="Medium List 1 Accent 6" w:semiHidden="0" w:uiPriority="65" w:unhideWhenUsed="0"/>
-    <w:lsdException w:name="Medium List 2 Accent 6" w:semiHidden="0" w:uiPriority="66" w:unhideWhenUsed="0"/>
-    <w:lsdException w:name="Medium Grid 1 Accent 6" w:semiHidden="0" w:uiPriority="67" w:unhideWhenUsed="0"/>
-    <w:lsdException w:name="Medium Grid 2 Accent 6" w:semiHidden="0" w:uiPriority="68" w:unhideWhenUsed="0"/>
-    <w:lsdException w:name="Medium Grid 3 Accent 6" w:semiHidden="0" w:uiPriority="69" w:unhideWhenUsed="0"/>
-    <w:lsdException w:name="Dark List Accent 6" w:semiHidden="0" w:uiPriority="70" w:unhideWhenUsed="0"/>
-    <w:lsdException w:name="Colorful Shading Accent 6" w:semiHidden="0" w:uiPriority="71" w:unhideWhenUsed="0"/>
-    <w:lsdException w:name="Colorful List Accent 6" w:semiHidden="0" w:uiPriority="72" w:unhideWhenUsed="0"/>
-    <w:lsdException w:name="Colorful Grid Accent 6" w:semiHidden="0" w:uiPriority="73" w:unhideWhenUsed="0"/>
-    <w:lsdException w:name="Subtle Emphasis" w:semiHidden="0" w:uiPriority="19" w:unhideWhenUsed="0" w:qFormat="1"/>
-    <w:lsdException w:name="Intense Emphasis" w:semiHidden="0" w:uiPriority="21" w:unhideWhenUsed="0" w:qFormat="1"/>
-    <w:lsdException w:name="Subtle Reference" w:semiHidden="0" w:uiPriority="31" w:unhideWhenUsed="0" w:qFormat="1"/>
-    <w:lsdException w:name="Intense Reference" w:semiHidden="0" w:uiPriority="32" w:unhideWhenUsed="0" w:qFormat="1"/>
-    <w:lsdException w:name="Book Title" w:semiHidden="0" w:uiPriority="33" w:unhideWhenUsed="0" w:qFormat="1"/>
-    <w:lsdException w:name="Bibliography" w:uiPriority="37"/>
-    <w:lsdException w:name="TOC Heading" w:uiPriority="39" w:qFormat="1"/>
+  <w:latentStyles w:defLockedState="0" w:defUIPriority="99" w:defSemiHidden="0" w:defUnhideWhenUsed="0" w:defQFormat="0" w:count="376">
+    <w:lsdException w:name="Normal" w:uiPriority="0" w:qFormat="1"/>
+    <w:lsdException w:name="heading 1" w:uiPriority="9" w:qFormat="1"/>
+    <w:lsdException w:name="heading 2" w:semiHidden="1" w:uiPriority="9" w:unhideWhenUsed="1" w:qFormat="1"/>
+    <w:lsdException w:name="heading 3" w:semiHidden="1" w:uiPriority="9" w:unhideWhenUsed="1" w:qFormat="1"/>
+    <w:lsdException w:name="heading 4" w:semiHidden="1" w:uiPriority="9" w:unhideWhenUsed="1" w:qFormat="1"/>
+    <w:lsdException w:name="heading 5" w:semiHidden="1" w:uiPriority="9" w:unhideWhenUsed="1" w:qFormat="1"/>
+    <w:lsdException w:name="heading 6" w:semiHidden="1" w:uiPriority="9" w:unhideWhenUsed="1" w:qFormat="1"/>
+    <w:lsdException w:name="heading 7" w:semiHidden="1" w:uiPriority="9" w:unhideWhenUsed="1" w:qFormat="1"/>
+    <w:lsdException w:name="heading 8" w:semiHidden="1" w:uiPriority="9" w:unhideWhenUsed="1" w:qFormat="1"/>
+    <w:lsdException w:name="heading 9" w:semiHidden="1" w:uiPriority="9" w:unhideWhenUsed="1" w:qFormat="1"/>
+    <w:lsdException w:name="index 1" w:semiHidden="1" w:unhideWhenUsed="1"/>
+    <w:lsdException w:name="index 2" w:semiHidden="1" w:unhideWhenUsed="1"/>
+    <w:lsdException w:name="index 3" w:semiHidden="1" w:unhideWhenUsed="1"/>
+    <w:lsdException w:name="index 4" w:semiHidden="1" w:unhideWhenUsed="1"/>
+    <w:lsdException w:name="index 5" w:semiHidden="1" w:unhideWhenUsed="1"/>
+    <w:lsdException w:name="index 6" w:semiHidden="1" w:unhideWhenUsed="1"/>
+    <w:lsdException w:name="index 7" w:semiHidden="1" w:unhideWhenUsed="1"/>
+    <w:lsdException w:name="index 8" w:semiHidden="1" w:unhideWhenUsed="1"/>
+    <w:lsdException w:name="index 9" w:semiHidden="1" w:unhideWhenUsed="1"/>
+    <w:lsdException w:name="toc 1" w:semiHidden="1" w:uiPriority="39" w:unhideWhenUsed="1"/>
+    <w:lsdException w:name="toc 2" w:semiHidden="1" w:uiPriority="39" w:unhideWhenUsed="1"/>
+    <w:lsdException w:name="toc 3" w:semiHidden="1" w:uiPriority="39" w:unhideWhenUsed="1"/>
+    <w:lsdException w:name="toc 4" w:semiHidden="1" w:uiPriority="39" w:unhideWhenUsed="1"/>
+    <w:lsdException w:name="toc 5" w:semiHidden="1" w:uiPriority="39" w:unhideWhenUsed="1"/>
+    <w:lsdException w:name="toc 6" w:semiHidden="1" w:uiPriority="39" w:unhideWhenUsed="1"/>
+    <w:lsdException w:name="toc 7" w:semiHidden="1" w:uiPriority="39" w:unhideWhenUsed="1"/>
+    <w:lsdException w:name="toc 8" w:semiHidden="1" w:uiPriority="39" w:unhideWhenUsed="1"/>
+    <w:lsdException w:name="toc 9" w:semiHidden="1" w:uiPriority="39" w:unhideWhenUsed="1"/>
+    <w:lsdException w:name="Normal Indent" w:semiHidden="1" w:unhideWhenUsed="1"/>
+    <w:lsdException w:name="footnote text" w:semiHidden="1" w:unhideWhenUsed="1"/>
+    <w:lsdException w:name="annotation text" w:semiHidden="1" w:unhideWhenUsed="1"/>
+    <w:lsdException w:name="header" w:semiHidden="1" w:unhideWhenUsed="1"/>
+    <w:lsdException w:name="footer" w:semiHidden="1" w:unhideWhenUsed="1"/>
+    <w:lsdException w:name="index heading" w:semiHidden="1" w:unhideWhenUsed="1"/>
+    <w:lsdException w:name="caption" w:semiHidden="1" w:uiPriority="35" w:unhideWhenUsed="1" w:qFormat="1"/>
+    <w:lsdException w:name="table of figures" w:semiHidden="1" w:unhideWhenUsed="1"/>
+    <w:lsdException w:name="envelope address" w:semiHidden="1" w:unhideWhenUsed="1"/>
+    <w:lsdException w:name="envelope return" w:semiHidden="1" w:unhideWhenUsed="1"/>
+    <w:lsdException w:name="footnote reference" w:semiHidden="1" w:unhideWhenUsed="1"/>
+    <w:lsdException w:name="annotation reference" w:semiHidden="1" w:unhideWhenUsed="1"/>
+    <w:lsdException w:name="line number" w:semiHidden="1" w:unhideWhenUsed="1"/>
+    <w:lsdException w:name="page number" w:semiHidden="1" w:unhideWhenUsed="1"/>
+    <w:lsdException w:name="endnote reference" w:semiHidden="1" w:unhideWhenUsed="1"/>
+    <w:lsdException w:name="endnote text" w:semiHidden="1" w:unhideWhenUsed="1"/>
+    <w:lsdException w:name="table of authorities" w:semiHidden="1" w:unhideWhenUsed="1"/>
+    <w:lsdException w:name="macro" w:semiHidden="1" w:unhideWhenUsed="1"/>
+    <w:lsdException w:name="toa heading" w:semiHidden="1" w:unhideWhenUsed="1"/>
+    <w:lsdException w:name="List" w:semiHidden="1" w:unhideWhenUsed="1"/>
+    <w:lsdException w:name="List Bullet" w:semiHidden="1" w:unhideWhenUsed="1"/>
+    <w:lsdException w:name="List Number" w:semiHidden="1" w:unhideWhenUsed="1"/>
+    <w:lsdException w:name="List 2" w:semiHidden="1" w:unhideWhenUsed="1"/>
+    <w:lsdException w:name="List 3" w:semiHidden="1" w:unhideWhenUsed="1"/>
+    <w:lsdException w:name="List 4" w:semiHidden="1" w:unhideWhenUsed="1"/>
+    <w:lsdException w:name="List 5" w:semiHidden="1" w:unhideWhenUsed="1"/>
+    <w:lsdException w:name="List Bullet 2" w:semiHidden="1" w:unhideWhenUsed="1"/>
+    <w:lsdException w:name="List Bullet 3" w:semiHidden="1" w:unhideWhenUsed="1"/>
+    <w:lsdException w:name="List Bullet 4" w:semiHidden="1" w:unhideWhenUsed="1"/>
+    <w:lsdException w:name="List Bullet 5" w:semiHidden="1" w:unhideWhenUsed="1"/>
+    <w:lsdException w:name="List Number 2" w:semiHidden="1" w:unhideWhenUsed="1"/>
+    <w:lsdException w:name="List Number 3" w:semiHidden="1" w:unhideWhenUsed="1"/>
+    <w:lsdException w:name="List Number 4" w:semiHidden="1" w:unhideWhenUsed="1"/>
+    <w:lsdException w:name="List Number 5" w:semiHidden="1" w:unhideWhenUsed="1"/>
+    <w:lsdException w:name="Title" w:uiPriority="10" w:qFormat="1"/>
+    <w:lsdException w:name="Closing" w:semiHidden="1" w:unhideWhenUsed="1"/>
+    <w:lsdException w:name="Signature" w:semiHidden="1" w:unhideWhenUsed="1"/>
+    <w:lsdException w:name="Default Paragraph Font" w:semiHidden="1" w:uiPriority="1" w:unhideWhenUsed="1"/>
+    <w:lsdException w:name="Body Text" w:semiHidden="1" w:unhideWhenUsed="1"/>
+    <w:lsdException w:name="Body Text Indent" w:semiHidden="1" w:unhideWhenUsed="1"/>
+    <w:lsdException w:name="List Continue" w:semiHidden="1" w:unhideWhenUsed="1"/>
+    <w:lsdException w:name="List Continue 2" w:semiHidden="1" w:unhideWhenUsed="1"/>
+    <w:lsdException w:name="List Continue 3" w:semiHidden="1" w:unhideWhenUsed="1"/>
+    <w:lsdException w:name="List Continue 4" w:semiHidden="1" w:unhideWhenUsed="1"/>
+    <w:lsdException w:name="List Continue 5" w:semiHidden="1" w:unhideWhenUsed="1"/>
+    <w:lsdException w:name="Message Header" w:semiHidden="1" w:unhideWhenUsed="1"/>
+    <w:lsdException w:name="Subtitle" w:uiPriority="11" w:qFormat="1"/>
+    <w:lsdException w:name="Salutation" w:semiHidden="1" w:unhideWhenUsed="1"/>
+    <w:lsdException w:name="Date" w:semiHidden="1" w:unhideWhenUsed="1"/>
+    <w:lsdException w:name="Body Text First Indent" w:semiHidden="1" w:unhideWhenUsed="1"/>
+    <w:lsdException w:name="Body Text First Indent 2" w:semiHidden="1" w:unhideWhenUsed="1"/>
+    <w:lsdException w:name="Note Heading" w:semiHidden="1" w:unhideWhenUsed="1"/>
+    <w:lsdException w:name="Body Text 2" w:semiHidden="1" w:unhideWhenUsed="1"/>
+    <w:lsdException w:name="Body Text 3" w:semiHidden="1" w:unhideWhenUsed="1"/>
+    <w:lsdException w:name="Body Text Indent 2" w:semiHidden="1" w:unhideWhenUsed="1"/>
+    <w:lsdException w:name="Body Text Indent 3" w:semiHidden="1" w:unhideWhenUsed="1"/>
+    <w:lsdException w:name="Block Text" w:semiHidden="1" w:unhideWhenUsed="1"/>
+    <w:lsdException w:name="Hyperlink" w:semiHidden="1" w:unhideWhenUsed="1"/>
+    <w:lsdException w:name="FollowedHyperlink" w:semiHidden="1" w:unhideWhenUsed="1"/>
+    <w:lsdException w:name="Strong" w:uiPriority="22" w:qFormat="1"/>
+    <w:lsdException w:name="Emphasis" w:uiPriority="20" w:qFormat="1"/>
+    <w:lsdException w:name="Document Map" w:semiHidden="1" w:unhideWhenUsed="1"/>
+    <w:lsdException w:name="Plain Text" w:semiHidden="1" w:unhideWhenUsed="1"/>
+    <w:lsdException w:name="E-mail Signature" w:semiHidden="1" w:unhideWhenUsed="1"/>
+    <w:lsdException w:name="HTML Top of Form" w:semiHidden="1" w:unhideWhenUsed="1"/>
+    <w:lsdException w:name="HTML Bottom of Form" w:semiHidden="1" w:unhideWhenUsed="1"/>
+    <w:lsdException w:name="Normal (Web)" w:semiHidden="1" w:unhideWhenUsed="1"/>
+    <w:lsdException w:name="HTML Acronym" w:semiHidden="1" w:unhideWhenUsed="1"/>
+    <w:lsdException w:name="HTML Address" w:semiHidden="1" w:unhideWhenUsed="1"/>
+    <w:lsdException w:name="HTML Cite" w:semiHidden="1" w:unhideWhenUsed="1"/>
+    <w:lsdException w:name="HTML Code" w:semiHidden="1" w:unhideWhenUsed="1"/>
+    <w:lsdException w:name="HTML Definition" w:semiHidden="1" w:unhideWhenUsed="1"/>
+    <w:lsdException w:name="HTML Keyboard" w:semiHidden="1" w:unhideWhenUsed="1"/>
+    <w:lsdException w:name="HTML Preformatted" w:semiHidden="1" w:unhideWhenUsed="1"/>
+    <w:lsdException w:name="HTML Sample" w:semiHidden="1" w:unhideWhenUsed="1"/>
+    <w:lsdException w:name="HTML Typewriter" w:semiHidden="1" w:unhideWhenUsed="1"/>
+    <w:lsdException w:name="HTML Variable" w:semiHidden="1" w:unhideWhenUsed="1"/>
+    <w:lsdException w:name="Normal Table" w:semiHidden="1" w:unhideWhenUsed="1"/>
+    <w:lsdException w:name="annotation subject" w:semiHidden="1" w:unhideWhenUsed="1"/>
+    <w:lsdException w:name="No List" w:semiHidden="1" w:unhideWhenUsed="1"/>
+    <w:lsdException w:name="Outline List 1" w:semiHidden="1" w:unhideWhenUsed="1"/>
+    <w:lsdException w:name="Outline List 2" w:semiHidden="1" w:unhideWhenUsed="1"/>
+    <w:lsdException w:name="Outline List 3" w:semiHidden="1" w:unhideWhenUsed="1"/>
+    <w:lsdException w:name="Table Simple 1" w:semiHidden="1" w:unhideWhenUsed="1"/>
+    <w:lsdException w:name="Table Simple 2" w:semiHidden="1" w:unhideWhenUsed="1"/>
+    <w:lsdException w:name="Table Simple 3" w:semiHidden="1" w:unhideWhenUsed="1"/>
+    <w:lsdException w:name="Table Classic 1" w:semiHidden="1" w:unhideWhenUsed="1"/>
+    <w:lsdException w:name="Table Classic 2" w:semiHidden="1" w:unhideWhenUsed="1"/>
+    <w:lsdException w:name="Table Classic 3" w:semiHidden="1" w:unhideWhenUsed="1"/>
+    <w:lsdException w:name="Table Classic 4" w:semiHidden="1" w:unhideWhenUsed="1"/>
+    <w:lsdException w:name="Table Colorful 1" w:semiHidden="1" w:unhideWhenUsed="1"/>
+    <w:lsdException w:name="Table Colorful 2" w:semiHidden="1" w:unhideWhenUsed="1"/>
+    <w:lsdException w:name="Table Colorful 3" w:semiHidden="1" w:unhideWhenUsed="1"/>
+    <w:lsdException w:name="Table Columns 1" w:semiHidden="1" w:unhideWhenUsed="1"/>
+    <w:lsdException w:name="Table Columns 2" w:semiHidden="1" w:unhideWhenUsed="1"/>
+    <w:lsdException w:name="Table Columns 3" w:semiHidden="1" w:unhideWhenUsed="1"/>
+    <w:lsdException w:name="Table Columns 4" w:semiHidden="1" w:unhideWhenUsed="1"/>
+    <w:lsdException w:name="Table Columns 5" w:semiHidden="1" w:unhideWhenUsed="1"/>
+    <w:lsdException w:name="Table Grid 1" w:semiHidden="1" w:unhideWhenUsed="1"/>
+    <w:lsdException w:name="Table Grid 2" w:semiHidden="1" w:unhideWhenUsed="1"/>
+    <w:lsdException w:name="Table Grid 3" w:semiHidden="1" w:unhideWhenUsed="1"/>
+    <w:lsdException w:name="Table Grid 4" w:semiHidden="1" w:unhideWhenUsed="1"/>
+    <w:lsdException w:name="Table Grid 5" w:semiHidden="1" w:unhideWhenUsed="1"/>
+    <w:lsdException w:name="Table Grid 6" w:semiHidden="1" w:unhideWhenUsed="1"/>
+    <w:lsdException w:name="Table Grid 7" w:semiHidden="1" w:unhideWhenUsed="1"/>
+    <w:lsdException w:name="Table Grid 8" w:semiHidden="1" w:unhideWhenUsed="1"/>
+    <w:lsdException w:name="Table List 1" w:semiHidden="1" w:unhideWhenUsed="1"/>
+    <w:lsdException w:name="Table List 2" w:semiHidden="1" w:unhideWhenUsed="1"/>
+    <w:lsdException w:name="Table List 3" w:semiHidden="1" w:unhideWhenUsed="1"/>
+    <w:lsdException w:name="Table List 4" w:semiHidden="1" w:unhideWhenUsed="1"/>
+    <w:lsdException w:name="Table List 5" w:semiHidden="1" w:unhideWhenUsed="1"/>
+    <w:lsdException w:name="Table List 6" w:semiHidden="1" w:unhideWhenUsed="1"/>
+    <w:lsdException w:name="Table List 7" w:semiHidden="1" w:unhideWhenUsed="1"/>
+    <w:lsdException w:name="Table List 8" w:semiHidden="1" w:unhideWhenUsed="1"/>
+    <w:lsdException w:name="Table 3D effects 1" w:semiHidden="1" w:unhideWhenUsed="1"/>
+    <w:lsdException w:name="Table 3D effects 2" w:semiHidden="1" w:unhideWhenUsed="1"/>
+    <w:lsdException w:name="Table 3D effects 3" w:semiHidden="1" w:unhideWhenUsed="1"/>
+    <w:lsdException w:name="Table Contemporary" w:semiHidden="1" w:unhideWhenUsed="1"/>
+    <w:lsdException w:name="Table Elegant" w:semiHidden="1" w:unhideWhenUsed="1"/>
+    <w:lsdException w:name="Table Professional" w:semiHidden="1" w:unhideWhenUsed="1"/>
+    <w:lsdException w:name="Table Subtle 1" w:semiHidden="1" w:unhideWhenUsed="1"/>
+    <w:lsdException w:name="Table Subtle 2" w:semiHidden="1" w:unhideWhenUsed="1"/>
+    <w:lsdException w:name="Table Web 1" w:semiHidden="1" w:unhideWhenUsed="1"/>
+    <w:lsdException w:name="Table Web 2" w:semiHidden="1" w:unhideWhenUsed="1"/>
+    <w:lsdException w:name="Table Web 3" w:semiHidden="1" w:unhideWhenUsed="1"/>
+    <w:lsdException w:name="Balloon Text" w:semiHidden="1" w:unhideWhenUsed="1"/>
+    <w:lsdException w:name="Table Grid" w:uiPriority="39"/>
+    <w:lsdException w:name="Table Theme" w:semiHidden="1" w:unhideWhenUsed="1"/>
+    <w:lsdException w:name="Placeholder Text" w:semiHidden="1"/>
+    <w:lsdException w:name="No Spacing" w:uiPriority="1" w:qFormat="1"/>
+    <w:lsdException w:name="Light Shading" w:uiPriority="60"/>
+    <w:lsdException w:name="Light List" w:uiPriority="61"/>
+    <w:lsdException w:name="Light Grid" w:uiPriority="62"/>
+    <w:lsdException w:name="Medium Shading 1" w:uiPriority="63"/>
+    <w:lsdException w:name="Medium Shading 2" w:uiPriority="64"/>
+    <w:lsdException w:name="Medium List 1" w:uiPriority="65"/>
+    <w:lsdException w:name="Medium List 2" w:uiPriority="66"/>
+    <w:lsdException w:name="Medium Grid 1" w:uiPriority="67"/>
+    <w:lsdException w:name="Medium Grid 2" w:uiPriority="68"/>
+    <w:lsdException w:name="Medium Grid 3" w:uiPriority="69"/>
+    <w:lsdException w:name="Dark List" w:uiPriority="70"/>
+    <w:lsdException w:name="Colorful Shading" w:uiPriority="71"/>
+    <w:lsdException w:name="Colorful List" w:uiPriority="72"/>
+    <w:lsdException w:name="Colorful Grid" w:uiPriority="73"/>
+    <w:lsdException w:name="Light Shading Accent 1" w:uiPriority="60"/>
+    <w:lsdException w:name="Light List Accent 1" w:uiPriority="61"/>
+    <w:lsdException w:name="Light Grid Accent 1" w:uiPriority="62"/>
+    <w:lsdException w:name="Medium Shading 1 Accent 1" w:uiPriority="63"/>
+    <w:lsdException w:name="Medium Shading 2 Accent 1" w:uiPriority="64"/>
+    <w:lsdException w:name="Medium List 1 Accent 1" w:uiPriority="65"/>
+    <w:lsdException w:name="Revision" w:semiHidden="1"/>
+    <w:lsdException w:name="List Paragraph" w:uiPriority="34" w:qFormat="1"/>
+    <w:lsdException w:name="Quote" w:uiPriority="29" w:qFormat="1"/>
+    <w:lsdException w:name="Intense Quote" w:uiPriority="30" w:qFormat="1"/>
+    <w:lsdException w:name="Medium List 2 Accent 1" w:uiPriority="66"/>
+    <w:lsdException w:name="Medium Grid 1 Accent 1" w:uiPriority="67"/>
+    <w:lsdException w:name="Medium Grid 2 Accent 1" w:uiPriority="68"/>
+    <w:lsdException w:name="Medium Grid 3 Accent 1" w:uiPriority="69"/>
+    <w:lsdException w:name="Dark List Accent 1" w:uiPriority="70"/>
+    <w:lsdException w:name="Colorful Shading Accent 1" w:uiPriority="71"/>
+    <w:lsdException w:name="Colorful List Accent 1" w:uiPriority="72"/>
+    <w:lsdException w:name="Colorful Grid Accent 1" w:uiPriority="73"/>
+    <w:lsdException w:name="Light Shading Accent 2" w:uiPriority="60"/>
+    <w:lsdException w:name="Light List Accent 2" w:uiPriority="61"/>
+    <w:lsdException w:name="Light Grid Accent 2" w:uiPriority="62"/>
+    <w:lsdException w:name="Medium Shading 1 Accent 2" w:uiPriority="63"/>
+    <w:lsdException w:name="Medium Shading 2 Accent 2" w:uiPriority="64"/>
+    <w:lsdException w:name="Medium List 1 Accent 2" w:uiPriority="65"/>
+    <w:lsdException w:name="Medium List 2 Accent 2" w:uiPriority="66"/>
+    <w:lsdException w:name="Medium Grid 1 Accent 2" w:uiPriority="67"/>
+    <w:lsdException w:name="Medium Grid 2 Accent 2" w:uiPriority="68"/>
+    <w:lsdException w:name="Medium Grid 3 Accent 2" w:uiPriority="69"/>
+    <w:lsdException w:name="Dark List Accent 2" w:uiPriority="70"/>
+    <w:lsdException w:name="Colorful Shading Accent 2" w:uiPriority="71"/>
+    <w:lsdException w:name="Colorful List Accent 2" w:uiPriority="72"/>
+    <w:lsdException w:name="Colorful Grid Accent 2" w:uiPriority="73"/>
+    <w:lsdException w:name="Light Shading Accent 3" w:uiPriority="60"/>
+    <w:lsdException w:name="Light List Accent 3" w:uiPriority="61"/>
+    <w:lsdException w:name="Light Grid Accent 3" w:uiPriority="62"/>
+    <w:lsdException w:name="Medium Shading 1 Accent 3" w:uiPriority="63"/>
+    <w:lsdException w:name="Medium Shading 2 Accent 3" w:uiPriority="64"/>
+    <w:lsdException w:name="Medium List 1 Accent 3" w:uiPriority="65"/>
+    <w:lsdException w:name="Medium List 2 Accent 3" w:uiPriority="66"/>
+    <w:lsdException w:name="Medium Grid 1 Accent 3" w:uiPriority="67"/>
+    <w:lsdException w:name="Medium Grid 2 Accent 3" w:uiPriority="68"/>
+    <w:lsdException w:name="Medium Grid 3 Accent 3" w:uiPriority="69"/>
+    <w:lsdException w:name="Dark List Accent 3" w:uiPriority="70"/>
+    <w:lsdException w:name="Colorful Shading Accent 3" w:uiPriority="71"/>
+    <w:lsdException w:name="Colorful List Accent 3" w:uiPriority="72"/>
+    <w:lsdException w:name="Colorful Grid Accent 3" w:uiPriority="73"/>
+    <w:lsdException w:name="Light Shading Accent 4" w:uiPriority="60"/>
+    <w:lsdException w:name="Light List Accent 4" w:uiPriority="61"/>
+    <w:lsdException w:name="Light Grid Accent 4" w:uiPriority="62"/>
+    <w:lsdException w:name="Medium Shading 1 Accent 4" w:uiPriority="63"/>
+    <w:lsdException w:name="Medium Shading 2 Accent 4" w:uiPriority="64"/>
+    <w:lsdException w:name="Medium List 1 Accent 4" w:uiPriority="65"/>
+    <w:lsdException w:name="Medium List 2 Accent 4" w:uiPriority="66"/>
+    <w:lsdException w:name="Medium Grid 1 Accent 4" w:uiPriority="67"/>
+    <w:lsdException w:name="Medium Grid 2 Accent 4" w:uiPriority="68"/>
+    <w:lsdException w:name="Medium Grid 3 Accent 4" w:uiPriority="69"/>
+    <w:lsdException w:name="Dark List Accent 4" w:uiPriority="70"/>
+    <w:lsdException w:name="Colorful Shading Accent 4" w:uiPriority="71"/>
+    <w:lsdException w:name="Colorful List Accent 4" w:uiPriority="72"/>
+    <w:lsdException w:name="Colorful Grid Accent 4" w:uiPriority="73"/>
+    <w:lsdException w:name="Light Shading Accent 5" w:uiPriority="60"/>
+    <w:lsdException w:name="Light List Accent 5" w:uiPriority="61"/>
+    <w:lsdException w:name="Light Grid Accent 5" w:uiPriority="62"/>
+    <w:lsdException w:name="Medium Shading 1 Accent 5" w:uiPriority="63"/>
+    <w:lsdException w:name="Medium Shading 2 Accent 5" w:uiPriority="64"/>
+    <w:lsdException w:name="Medium List 1 Accent 5" w:uiPriority="65"/>
+    <w:lsdException w:name="Medium List 2 Accent 5" w:uiPriority="66"/>
+    <w:lsdException w:name="Medium Grid 1 Accent 5" w:uiPriority="67"/>
+    <w:lsdException w:name="Medium Grid 2 Accent 5" w:uiPriority="68"/>
+    <w:lsdException w:name="Medium Grid 3 Accent 5" w:uiPriority="69"/>
+    <w:lsdException w:name="Dark List Accent 5" w:uiPriority="70"/>
+    <w:lsdException w:name="Colorful Shading Accent 5" w:uiPriority="71"/>
+    <w:lsdException w:name="Colorful List Accent 5" w:uiPriority="72"/>
+    <w:lsdException w:name="Colorful Grid Accent 5" w:uiPriority="73"/>
+    <w:lsdException w:name="Light Shading Accent 6" w:uiPriority="60"/>
+    <w:lsdException w:name="Light List Accent 6" w:uiPriority="61"/>
+    <w:lsdException w:name="Light Grid Accent 6" w:uiPriority="62"/>
+    <w:lsdException w:name="Medium Shading 1 Accent 6" w:uiPriority="63"/>
+    <w:lsdException w:name="Medium Shading 2 Accent 6" w:uiPriority="64"/>
+    <w:lsdException w:name="Medium List 1 Accent 6" w:uiPriority="65"/>
+    <w:lsdException w:name="Medium List 2 Accent 6" w:uiPriority="66"/>
+    <w:lsdException w:name="Medium Grid 1 Accent 6" w:uiPriority="67"/>
+    <w:lsdException w:name="Medium Grid 2 Accent 6" w:uiPriority="68"/>
+    <w:lsdException w:name="Medium Grid 3 Accent 6" w:uiPriority="69"/>
+    <w:lsdException w:name="Dark List Accent 6" w:uiPriority="70"/>
+    <w:lsdException w:name="Colorful Shading Accent 6" w:uiPriority="71"/>
+    <w:lsdException w:name="Colorful List Accent 6" w:uiPriority="72"/>
+    <w:lsdException w:name="Colorful Grid Accent 6" w:uiPriority="73"/>
+    <w:lsdException w:name="Subtle Emphasis" w:uiPriority="19" w:qFormat="1"/>
+    <w:lsdException w:name="Intense Emphasis" w:uiPriority="21" w:qFormat="1"/>
+    <w:lsdException w:name="Subtle Reference" w:uiPriority="31" w:qFormat="1"/>
+    <w:lsdException w:name="Intense Reference" w:uiPriority="32" w:qFormat="1"/>
+    <w:lsdException w:name="Book Title" w:uiPriority="33" w:qFormat="1"/>
+    <w:lsdException w:name="Bibliography" w:semiHidden="1" w:uiPriority="37" w:unhideWhenUsed="1"/>
+    <w:lsdException w:name="TOC Heading" w:semiHidden="1" w:uiPriority="39" w:unhideWhenUsed="1" w:qFormat="1"/>
+    <w:lsdException w:name="Plain Table 1" w:uiPriority="41"/>
+    <w:lsdException w:name="Plain Table 2" w:uiPriority="42"/>
+    <w:lsdException w:name="Plain Table 3" w:uiPriority="43"/>
+    <w:lsdException w:name="Plain Table 4" w:uiPriority="44"/>
+    <w:lsdException w:name="Plain Table 5" w:uiPriority="45"/>
+    <w:lsdException w:name="Grid Table Light" w:uiPriority="40"/>
+    <w:lsdException w:name="Grid Table 1 Light" w:uiPriority="46"/>
+    <w:lsdException w:name="Grid Table 2" w:uiPriority="47"/>
+    <w:lsdException w:name="Grid Table 3" w:uiPriority="48"/>
+    <w:lsdException w:name="Grid Table 4" w:uiPriority="49"/>
+    <w:lsdException w:name="Grid Table 5 Dark" w:uiPriority="50"/>
+    <w:lsdException w:name="Grid Table 6 Colorful" w:uiPriority="51"/>
+    <w:lsdException w:name="Grid Table 7 Colorful" w:uiPriority="52"/>
+    <w:lsdException w:name="Grid Table 1 Light Accent 1" w:uiPriority="46"/>
+    <w:lsdException w:name="Grid Table 2 Accent 1" w:uiPriority="47"/>
+    <w:lsdException w:name="Grid Table 3 Accent 1" w:uiPriority="48"/>
+    <w:lsdException w:name="Grid Table 4 Accent 1" w:uiPriority="49"/>
+    <w:lsdException w:name="Grid Table 5 Dark Accent 1" w:uiPriority="50"/>
+    <w:lsdException w:name="Grid Table 6 Colorful Accent 1" w:uiPriority="51"/>
+    <w:lsdException w:name="Grid Table 7 Colorful Accent 1" w:uiPriority="52"/>
+    <w:lsdException w:name="Grid Table 1 Light Accent 2" w:uiPriority="46"/>
+    <w:lsdException w:name="Grid Table 2 Accent 2" w:uiPriority="47"/>
+    <w:lsdException w:name="Grid Table 3 Accent 2" w:uiPriority="48"/>
+    <w:lsdException w:name="Grid Table 4 Accent 2" w:uiPriority="49"/>
+    <w:lsdException w:name="Grid Table 5 Dark Accent 2" w:uiPriority="50"/>
+    <w:lsdException w:name="Grid Table 6 Colorful Accent 2" w:uiPriority="51"/>
+    <w:lsdException w:name="Grid Table 7 Colorful Accent 2" w:uiPriority="52"/>
+    <w:lsdException w:name="Grid Table 1 Light Accent 3" w:uiPriority="46"/>
+    <w:lsdException w:name="Grid Table 2 Accent 3" w:uiPriority="47"/>
+    <w:lsdException w:name="Grid Table 3 Accent 3" w:uiPriority="48"/>
+    <w:lsdException w:name="Grid Table 4 Accent 3" w:uiPriority="49"/>
+    <w:lsdException w:name="Grid Table 5 Dark Accent 3" w:uiPriority="50"/>
+    <w:lsdException w:name="Grid Table 6 Colorful Accent 3" w:uiPriority="51"/>
+    <w:lsdException w:name="Grid Table 7 Colorful Accent 3" w:uiPriority="52"/>
+    <w:lsdException w:name="Grid Table 1 Light Accent 4" w:uiPriority="46"/>
+    <w:lsdException w:name="Grid Table 2 Accent 4" w:uiPriority="47"/>
+    <w:lsdException w:name="Grid Table 3 Accent 4" w:uiPriority="48"/>
+    <w:lsdException w:name="Grid Table 4 Accent 4" w:uiPriority="49"/>
+    <w:lsdException w:name="Grid Table 5 Dark Accent 4" w:uiPriority="50"/>
+    <w:lsdException w:name="Grid Table 6 Colorful Accent 4" w:uiPriority="51"/>
+    <w:lsdException w:name="Grid Table 7 Colorful Accent 4" w:uiPriority="52"/>
+    <w:lsdException w:name="Grid Table 1 Light Accent 5" w:uiPriority="46"/>
+    <w:lsdException w:name="Grid Table 2 Accent 5" w:uiPriority="47"/>
+    <w:lsdException w:name="Grid Table 3 Accent 5" w:uiPriority="48"/>
+    <w:lsdException w:name="Grid Table 4 Accent 5" w:uiPriority="49"/>
+    <w:lsdException w:name="Grid Table 5 Dark Accent 5" w:uiPriority="50"/>
+    <w:lsdException w:name="Grid Table 6 Colorful Accent 5" w:uiPriority="51"/>
+    <w:lsdException w:name="Grid Table 7 Colorful Accent 5" w:uiPriority="52"/>
+    <w:lsdException w:name="Grid Table 1 Light Accent 6" w:uiPriority="46"/>
+    <w:lsdException w:name="Grid Table 2 Accent 6" w:uiPriority="47"/>
+    <w:lsdException w:name="Grid Table 3 Accent 6" w:uiPriority="48"/>
+    <w:lsdException w:name="Grid Table 4 Accent 6" w:uiPriority="49"/>
+    <w:lsdException w:name="Grid Table 5 Dark Accent 6" w:uiPriority="50"/>
+    <w:lsdException w:name="Grid Table 6 Colorful Accent 6" w:uiPriority="51"/>
+    <w:lsdException w:name="Grid Table 7 Colorful Accent 6" w:uiPriority="52"/>
+    <w:lsdException w:name="List Table 1 Light" w:uiPriority="46"/>
+    <w:lsdException w:name="List Table 2" w:uiPriority="47"/>
+    <w:lsdException w:name="List Table 3" w:uiPriority="48"/>
+    <w:lsdException w:name="List Table 4" w:uiPriority="49"/>
+    <w:lsdException w:name="List Table 5 Dark" w:uiPriority="50"/>
+    <w:lsdException w:name="List Table 6 Colorful" w:uiPriority="51"/>
+    <w:lsdException w:name="List Table 7 Colorful" w:uiPriority="52"/>
+    <w:lsdException w:name="List Table 1 Light Accent 1" w:uiPriority="46"/>
+    <w:lsdException w:name="List Table 2 Accent 1" w:uiPriority="47"/>
+    <w:lsdException w:name="List Table 3 Accent 1" w:uiPriority="48"/>
+    <w:lsdException w:name="List Table 4 Accent 1" w:uiPriority="49"/>
+    <w:lsdException w:name="List Table 5 Dark Accent 1" w:uiPriority="50"/>
+    <w:lsdException w:name="List Table 6 Colorful Accent 1" w:uiPriority="51"/>
+    <w:lsdException w:name="List Table 7 Colorful Accent 1" w:uiPriority="52"/>
+    <w:lsdException w:name="List Table 1 Light Accent 2" w:uiPriority="46"/>
+    <w:lsdException w:name="List Table 2 Accent 2" w:uiPriority="47"/>
+    <w:lsdException w:name="List Table 3 Accent 2" w:uiPriority="48"/>
+    <w:lsdException w:name="List Table 4 Accent 2" w:uiPriority="49"/>
+    <w:lsdException w:name="List Table 5 Dark Accent 2" w:uiPriority="50"/>
+    <w:lsdException w:name="List Table 6 Colorful Accent 2" w:uiPriority="51"/>
+    <w:lsdException w:name="List Table 7 Colorful Accent 2" w:uiPriority="52"/>
+    <w:lsdException w:name="List Table 1 Light Accent 3" w:uiPriority="46"/>
+    <w:lsdException w:name="List Table 2 Accent 3" w:uiPriority="47"/>
+    <w:lsdException w:name="List Table 3 Accent 3" w:uiPriority="48"/>
+    <w:lsdException w:name="List Table 4 Accent 3" w:uiPriority="49"/>
+    <w:lsdException w:name="List Table 5 Dark Accent 3" w:uiPriority="50"/>
+    <w:lsdException w:name="List Table 6 Colorful Accent 3" w:uiPriority="51"/>
+    <w:lsdException w:name="List Table 7 Colorful Accent 3" w:uiPriority="52"/>
+    <w:lsdException w:name="List Table 1 Light Accent 4" w:uiPriority="46"/>
+    <w:lsdException w:name="List Table 2 Accent 4" w:uiPriority="47"/>
+    <w:lsdException w:name="List Table 3 Accent 4" w:uiPriority="48"/>
+    <w:lsdException w:name="List Table 4 Accent 4" w:uiPriority="49"/>
+    <w:lsdException w:name="List Table 5 Dark Accent 4" w:uiPriority="50"/>
+    <w:lsdException w:name="List Table 6 Colorful Accent 4" w:uiPriority="51"/>
+    <w:lsdException w:name="List Table 7 Colorful Accent 4" w:uiPriority="52"/>
+    <w:lsdException w:name="List Table 1 Light Accent 5" w:uiPriority="46"/>
+    <w:lsdException w:name="List Table 2 Accent 5" w:uiPriority="47"/>
+    <w:lsdException w:name="List Table 3 Accent 5" w:uiPriority="48"/>
+    <w:lsdException w:name="List Table 4 Accent 5" w:uiPriority="49"/>
+    <w:lsdException w:name="List Table 5 Dark Accent 5" w:uiPriority="50"/>
+    <w:lsdException w:name="List Table 6 Colorful Accent 5" w:uiPriority="51"/>
+    <w:lsdException w:name="List Table 7 Colorful Accent 5" w:uiPriority="52"/>
+    <w:lsdException w:name="List Table 1 Light Accent 6" w:uiPriority="46"/>
+    <w:lsdException w:name="List Table 2 Accent 6" w:uiPriority="47"/>
+    <w:lsdException w:name="List Table 3 Accent 6" w:uiPriority="48"/>
+    <w:lsdException w:name="List Table 4 Accent 6" w:uiPriority="49"/>
+    <w:lsdException w:name="List Table 5 Dark Accent 6" w:uiPriority="50"/>
+    <w:lsdException w:name="List Table 6 Colorful Accent 6" w:uiPriority="51"/>
+    <w:lsdException w:name="List Table 7 Colorful Accent 6" w:uiPriority="52"/>
+    <w:lsdException w:name="Mention" w:semiHidden="1" w:unhideWhenUsed="1"/>
+    <w:lsdException w:name="Smart Hyperlink" w:semiHidden="1" w:unhideWhenUsed="1"/>
+    <w:lsdException w:name="Hashtag" w:semiHidden="1" w:unhideWhenUsed="1"/>
+    <w:lsdException w:name="Unresolved Mention" w:semiHidden="1" w:unhideWhenUsed="1"/>
+    <w:lsdException w:name="Smart Link" w:semiHidden="1" w:unhideWhenUsed="1"/>
   </w:latentStyles>
-  <w:style w:type="paragraph" w:default="1" w:styleId="a">
+  <w:style w:type="paragraph" w:default="1" w:styleId="Normal">
     <w:name w:val="Normal"/>
     <w:qFormat/>
     <w:rsid w:val="00DE3ECA"/>
   </w:style>
-  <w:style w:type="character" w:default="1" w:styleId="a0">
+  <w:style w:type="character" w:default="1" w:styleId="DefaultParagraphFont">
     <w:name w:val="Default Paragraph Font"/>
     <w:uiPriority w:val="1"/>
     <w:semiHidden/>
     <w:unhideWhenUsed/>
   </w:style>
-  <w:style w:type="table" w:default="1" w:styleId="a1">
+  <w:style w:type="table" w:default="1" w:styleId="TableNormal">
     <w:name w:val="Normal Table"/>
     <w:uiPriority w:val="99"/>
     <w:semiHidden/>
@@ -17486,15 +18744,15 @@
       </w:tblCellMar>
     </w:tblPr>
   </w:style>
-  <w:style w:type="numbering" w:default="1" w:styleId="a2">
+  <w:style w:type="numbering" w:default="1" w:styleId="NoList">
     <w:name w:val="No List"/>
     <w:uiPriority w:val="99"/>
     <w:semiHidden/>
     <w:unhideWhenUsed/>
   </w:style>
-  <w:style w:type="paragraph" w:styleId="a3">
+  <w:style w:type="paragraph" w:styleId="ListParagraph">
     <w:name w:val="List Paragraph"/>
-    <w:basedOn w:val="a"/>
+    <w:basedOn w:val="Normal"/>
     <w:uiPriority w:val="34"/>
     <w:qFormat/>
     <w:rsid w:val="004B7FCE"/>
@@ -17502,10 +18760,10 @@
       <w:ind w:firstLineChars="200" w:firstLine="420"/>
     </w:pPr>
   </w:style>
-  <w:style w:type="paragraph" w:styleId="a4">
+  <w:style w:type="paragraph" w:styleId="Header">
     <w:name w:val="header"/>
-    <w:basedOn w:val="a"/>
-    <w:link w:val="Char"/>
+    <w:basedOn w:val="Normal"/>
+    <w:link w:val="HeaderChar"/>
     <w:uiPriority w:val="99"/>
     <w:unhideWhenUsed/>
     <w:rsid w:val="004811CF"/>
@@ -17522,10 +18780,10 @@
       <w:szCs w:val="18"/>
     </w:rPr>
   </w:style>
-  <w:style w:type="character" w:customStyle="1" w:styleId="Char">
-    <w:name w:val="页眉 Char"/>
-    <w:basedOn w:val="a0"/>
-    <w:link w:val="a4"/>
+  <w:style w:type="character" w:customStyle="1" w:styleId="HeaderChar">
+    <w:name w:val="Header Char"/>
+    <w:basedOn w:val="DefaultParagraphFont"/>
+    <w:link w:val="Header"/>
     <w:uiPriority w:val="99"/>
     <w:rsid w:val="004811CF"/>
     <w:rPr>
@@ -17533,10 +18791,10 @@
       <w:szCs w:val="18"/>
     </w:rPr>
   </w:style>
-  <w:style w:type="paragraph" w:styleId="a5">
+  <w:style w:type="paragraph" w:styleId="Footer">
     <w:name w:val="footer"/>
-    <w:basedOn w:val="a"/>
-    <w:link w:val="Char0"/>
+    <w:basedOn w:val="Normal"/>
+    <w:link w:val="FooterChar"/>
     <w:uiPriority w:val="99"/>
     <w:unhideWhenUsed/>
     <w:rsid w:val="004811CF"/>
@@ -17553,10 +18811,10 @@
       <w:szCs w:val="18"/>
     </w:rPr>
   </w:style>
-  <w:style w:type="character" w:customStyle="1" w:styleId="Char0">
-    <w:name w:val="页脚 Char"/>
-    <w:basedOn w:val="a0"/>
-    <w:link w:val="a5"/>
+  <w:style w:type="character" w:customStyle="1" w:styleId="FooterChar">
+    <w:name w:val="Footer Char"/>
+    <w:basedOn w:val="DefaultParagraphFont"/>
+    <w:link w:val="Footer"/>
     <w:uiPriority w:val="99"/>
     <w:rsid w:val="004811CF"/>
     <w:rPr>
@@ -17564,9 +18822,9 @@
       <w:szCs w:val="18"/>
     </w:rPr>
   </w:style>
-  <w:style w:type="character" w:styleId="a6">
+  <w:style w:type="character" w:styleId="Hyperlink">
     <w:name w:val="Hyperlink"/>
-    <w:basedOn w:val="a0"/>
+    <w:basedOn w:val="DefaultParagraphFont"/>
     <w:uiPriority w:val="99"/>
     <w:unhideWhenUsed/>
     <w:rsid w:val="00934889"/>
@@ -17575,9 +18833,9 @@
       <w:u w:val="single"/>
     </w:rPr>
   </w:style>
-  <w:style w:type="character" w:customStyle="1" w:styleId="UnresolvedMention">
-    <w:name w:val="Unresolved Mention"/>
-    <w:basedOn w:val="a0"/>
+  <w:style w:type="character" w:customStyle="1" w:styleId="UnresolvedMention1">
+    <w:name w:val="Unresolved Mention1"/>
+    <w:basedOn w:val="DefaultParagraphFont"/>
     <w:uiPriority w:val="99"/>
     <w:semiHidden/>
     <w:unhideWhenUsed/>
@@ -17587,13 +18845,12 @@
       <w:shd w:val="clear" w:color="auto" w:fill="E1DFDD"/>
     </w:rPr>
   </w:style>
-  <w:style w:type="table" w:styleId="a7">
+  <w:style w:type="table" w:styleId="TableGrid">
     <w:name w:val="Table Grid"/>
-    <w:basedOn w:val="a1"/>
+    <w:basedOn w:val="TableNormal"/>
     <w:uiPriority w:val="39"/>
     <w:rsid w:val="00054300"/>
     <w:tblPr>
-      <w:tblInd w:w="0" w:type="dxa"/>
       <w:tblBorders>
         <w:top w:val="single" w:sz="4" w:space="0" w:color="auto"/>
         <w:left w:val="single" w:sz="4" w:space="0" w:color="auto"/>
@@ -17602,17 +18859,11 @@
         <w:insideH w:val="single" w:sz="4" w:space="0" w:color="auto"/>
         <w:insideV w:val="single" w:sz="4" w:space="0" w:color="auto"/>
       </w:tblBorders>
-      <w:tblCellMar>
-        <w:top w:w="0" w:type="dxa"/>
-        <w:left w:w="108" w:type="dxa"/>
-        <w:bottom w:w="0" w:type="dxa"/>
-        <w:right w:w="108" w:type="dxa"/>
-      </w:tblCellMar>
     </w:tblPr>
   </w:style>
-  <w:style w:type="paragraph" w:styleId="a8">
+  <w:style w:type="paragraph" w:styleId="NormalWeb">
     <w:name w:val="Normal (Web)"/>
-    <w:basedOn w:val="a"/>
+    <w:basedOn w:val="Normal"/>
     <w:uiPriority w:val="99"/>
     <w:semiHidden/>
     <w:unhideWhenUsed/>
@@ -17623,9 +18874,9 @@
       <w:szCs w:val="24"/>
     </w:rPr>
   </w:style>
-  <w:style w:type="character" w:styleId="a9">
+  <w:style w:type="character" w:styleId="FollowedHyperlink">
     <w:name w:val="FollowedHyperlink"/>
-    <w:basedOn w:val="a0"/>
+    <w:basedOn w:val="DefaultParagraphFont"/>
     <w:uiPriority w:val="99"/>
     <w:semiHidden/>
     <w:unhideWhenUsed/>
@@ -17635,10 +18886,10 @@
       <w:u w:val="single"/>
     </w:rPr>
   </w:style>
-  <w:style w:type="paragraph" w:styleId="aa">
+  <w:style w:type="paragraph" w:styleId="DocumentMap">
     <w:name w:val="Document Map"/>
-    <w:basedOn w:val="a"/>
-    <w:link w:val="Char1"/>
+    <w:basedOn w:val="Normal"/>
+    <w:link w:val="DocumentMapChar"/>
     <w:uiPriority w:val="99"/>
     <w:semiHidden/>
     <w:unhideWhenUsed/>
@@ -17649,10 +18900,10 @@
       <w:szCs w:val="18"/>
     </w:rPr>
   </w:style>
-  <w:style w:type="character" w:customStyle="1" w:styleId="Char1">
-    <w:name w:val="文档结构图 Char"/>
-    <w:basedOn w:val="a0"/>
-    <w:link w:val="aa"/>
+  <w:style w:type="character" w:customStyle="1" w:styleId="DocumentMapChar">
+    <w:name w:val="Document Map Char"/>
+    <w:basedOn w:val="DefaultParagraphFont"/>
+    <w:link w:val="DocumentMap"/>
     <w:uiPriority w:val="99"/>
     <w:semiHidden/>
     <w:rsid w:val="004C5470"/>
@@ -17662,10 +18913,10 @@
       <w:szCs w:val="18"/>
     </w:rPr>
   </w:style>
-  <w:style w:type="paragraph" w:styleId="ab">
+  <w:style w:type="paragraph" w:styleId="BalloonText">
     <w:name w:val="Balloon Text"/>
-    <w:basedOn w:val="a"/>
-    <w:link w:val="Char2"/>
+    <w:basedOn w:val="Normal"/>
+    <w:link w:val="BalloonTextChar"/>
     <w:uiPriority w:val="99"/>
     <w:semiHidden/>
     <w:unhideWhenUsed/>
@@ -17675,10 +18926,10 @@
       <w:szCs w:val="18"/>
     </w:rPr>
   </w:style>
-  <w:style w:type="character" w:customStyle="1" w:styleId="Char2">
-    <w:name w:val="批注框文本 Char"/>
-    <w:basedOn w:val="a0"/>
-    <w:link w:val="ab"/>
+  <w:style w:type="character" w:customStyle="1" w:styleId="BalloonTextChar">
+    <w:name w:val="Balloon Text Char"/>
+    <w:basedOn w:val="DefaultParagraphFont"/>
+    <w:link w:val="BalloonText"/>
     <w:uiPriority w:val="99"/>
     <w:semiHidden/>
     <w:rsid w:val="004C5470"/>
@@ -17686,196 +18937,6 @@
       <w:sz w:val="18"/>
       <w:szCs w:val="18"/>
     </w:rPr>
-  </w:style>
-</w:styles>
-</file>
-
-<file path=word/stylesWithEffects.xml><?xml version="1.0" encoding="utf-8"?>
-<w:styles xmlns:wpc="http://schemas.microsoft.com/office/word/2010/wordprocessingCanvas" xmlns:mc="http://schemas.openxmlformats.org/markup-compatibility/2006" xmlns:o="urn:schemas-microsoft-com:office:office" xmlns:r="http://schemas.openxmlformats.org/officeDocument/2006/relationships" xmlns:m="http://schemas.openxmlformats.org/officeDocument/2006/math" xmlns:v="urn:schemas-microsoft-com:vml" xmlns:wp14="http://schemas.microsoft.com/office/word/2010/wordprocessingDrawing" xmlns:wp="http://schemas.openxmlformats.org/drawingml/2006/wordprocessingDrawing" xmlns:w10="urn:schemas-microsoft-com:office:word" xmlns:w="http://schemas.openxmlformats.org/wordprocessingml/2006/main" xmlns:w14="http://schemas.microsoft.com/office/word/2010/wordml" xmlns:wpg="http://schemas.microsoft.com/office/word/2010/wordprocessingGroup" xmlns:wpi="http://schemas.microsoft.com/office/word/2010/wordprocessingInk" xmlns:wne="http://schemas.microsoft.com/office/word/2006/wordml" xmlns:wps="http://schemas.microsoft.com/office/word/2010/wordprocessingShape" mc:Ignorable="w14 wp14">
-  <w:docDefaults>
-    <w:rPrDefault>
-      <w:rPr>
-        <w:rFonts w:asciiTheme="minorHAnsi" w:eastAsiaTheme="minorEastAsia" w:hAnsiTheme="minorHAnsi" w:cstheme="minorBidi"/>
-        <w:sz w:val="22"/>
-        <w:szCs w:val="22"/>
-        <w:lang w:val="en-GB" w:eastAsia="zh-CN" w:bidi="ar-SA"/>
-      </w:rPr>
-    </w:rPrDefault>
-    <w:pPrDefault>
-      <w:pPr>
-        <w:spacing w:after="200" w:line="276" w:lineRule="auto"/>
-      </w:pPr>
-    </w:pPrDefault>
-  </w:docDefaults>
-  <w:latentStyles w:defLockedState="0" w:defUIPriority="99" w:defSemiHidden="1" w:defUnhideWhenUsed="1" w:defQFormat="0" w:count="267">
-    <w:lsdException w:name="Normal" w:semiHidden="0" w:uiPriority="0" w:unhideWhenUsed="0" w:qFormat="1"/>
-    <w:lsdException w:name="heading 1" w:semiHidden="0" w:uiPriority="9" w:unhideWhenUsed="0" w:qFormat="1"/>
-    <w:lsdException w:name="heading 2" w:uiPriority="9" w:qFormat="1"/>
-    <w:lsdException w:name="heading 3" w:uiPriority="9" w:qFormat="1"/>
-    <w:lsdException w:name="heading 4" w:uiPriority="9" w:qFormat="1"/>
-    <w:lsdException w:name="heading 5" w:uiPriority="9" w:qFormat="1"/>
-    <w:lsdException w:name="heading 6" w:uiPriority="9" w:qFormat="1"/>
-    <w:lsdException w:name="heading 7" w:uiPriority="9" w:qFormat="1"/>
-    <w:lsdException w:name="heading 8" w:uiPriority="9" w:qFormat="1"/>
-    <w:lsdException w:name="heading 9" w:uiPriority="9" w:qFormat="1"/>
-    <w:lsdException w:name="toc 1" w:uiPriority="39"/>
-    <w:lsdException w:name="toc 2" w:uiPriority="39"/>
-    <w:lsdException w:name="toc 3" w:uiPriority="39"/>
-    <w:lsdException w:name="toc 4" w:uiPriority="39"/>
-    <w:lsdException w:name="toc 5" w:uiPriority="39"/>
-    <w:lsdException w:name="toc 6" w:uiPriority="39"/>
-    <w:lsdException w:name="toc 7" w:uiPriority="39"/>
-    <w:lsdException w:name="toc 8" w:uiPriority="39"/>
-    <w:lsdException w:name="toc 9" w:uiPriority="39"/>
-    <w:lsdException w:name="caption" w:uiPriority="35" w:qFormat="1"/>
-    <w:lsdException w:name="Title" w:semiHidden="0" w:uiPriority="10" w:unhideWhenUsed="0" w:qFormat="1"/>
-    <w:lsdException w:name="Default Paragraph Font" w:uiPriority="1"/>
-    <w:lsdException w:name="Subtitle" w:semiHidden="0" w:uiPriority="11" w:unhideWhenUsed="0" w:qFormat="1"/>
-    <w:lsdException w:name="Strong" w:semiHidden="0" w:uiPriority="22" w:unhideWhenUsed="0" w:qFormat="1"/>
-    <w:lsdException w:name="Emphasis" w:semiHidden="0" w:uiPriority="20" w:unhideWhenUsed="0" w:qFormat="1"/>
-    <w:lsdException w:name="Table Grid" w:semiHidden="0" w:uiPriority="59" w:unhideWhenUsed="0"/>
-    <w:lsdException w:name="Placeholder Text" w:unhideWhenUsed="0"/>
-    <w:lsdException w:name="No Spacing" w:semiHidden="0" w:uiPriority="1" w:unhideWhenUsed="0" w:qFormat="1"/>
-    <w:lsdException w:name="Light Shading" w:semiHidden="0" w:uiPriority="60" w:unhideWhenUsed="0"/>
-    <w:lsdException w:name="Light List" w:semiHidden="0" w:uiPriority="61" w:unhideWhenUsed="0"/>
-    <w:lsdException w:name="Light Grid" w:semiHidden="0" w:uiPriority="62" w:unhideWhenUsed="0"/>
-    <w:lsdException w:name="Medium Shading 1" w:semiHidden="0" w:uiPriority="63" w:unhideWhenUsed="0"/>
-    <w:lsdException w:name="Medium Shading 2" w:semiHidden="0" w:uiPriority="64" w:unhideWhenUsed="0"/>
-    <w:lsdException w:name="Medium List 1" w:semiHidden="0" w:uiPriority="65" w:unhideWhenUsed="0"/>
-    <w:lsdException w:name="Medium List 2" w:semiHidden="0" w:uiPriority="66" w:unhideWhenUsed="0"/>
-    <w:lsdException w:name="Medium Grid 1" w:semiHidden="0" w:uiPriority="67" w:unhideWhenUsed="0"/>
-    <w:lsdException w:name="Medium Grid 2" w:semiHidden="0" w:uiPriority="68" w:unhideWhenUsed="0"/>
-    <w:lsdException w:name="Medium Grid 3" w:semiHidden="0" w:uiPriority="69" w:unhideWhenUsed="0"/>
-    <w:lsdException w:name="Dark List" w:semiHidden="0" w:uiPriority="70" w:unhideWhenUsed="0"/>
-    <w:lsdException w:name="Colorful Shading" w:semiHidden="0" w:uiPriority="71" w:unhideWhenUsed="0"/>
-    <w:lsdException w:name="Colorful List" w:semiHidden="0" w:uiPriority="72" w:unhideWhenUsed="0"/>
-    <w:lsdException w:name="Colorful Grid" w:semiHidden="0" w:uiPriority="73" w:unhideWhenUsed="0"/>
-    <w:lsdException w:name="Light Shading Accent 1" w:semiHidden="0" w:uiPriority="60" w:unhideWhenUsed="0"/>
-    <w:lsdException w:name="Light List Accent 1" w:semiHidden="0" w:uiPriority="61" w:unhideWhenUsed="0"/>
-    <w:lsdException w:name="Light Grid Accent 1" w:semiHidden="0" w:uiPriority="62" w:unhideWhenUsed="0"/>
-    <w:lsdException w:name="Medium Shading 1 Accent 1" w:semiHidden="0" w:uiPriority="63" w:unhideWhenUsed="0"/>
-    <w:lsdException w:name="Medium Shading 2 Accent 1" w:semiHidden="0" w:uiPriority="64" w:unhideWhenUsed="0"/>
-    <w:lsdException w:name="Medium List 1 Accent 1" w:semiHidden="0" w:uiPriority="65" w:unhideWhenUsed="0"/>
-    <w:lsdException w:name="Revision" w:unhideWhenUsed="0"/>
-    <w:lsdException w:name="List Paragraph" w:semiHidden="0" w:uiPriority="34" w:unhideWhenUsed="0" w:qFormat="1"/>
-    <w:lsdException w:name="Quote" w:semiHidden="0" w:uiPriority="29" w:unhideWhenUsed="0" w:qFormat="1"/>
-    <w:lsdException w:name="Intense Quote" w:semiHidden="0" w:uiPriority="30" w:unhideWhenUsed="0" w:qFormat="1"/>
-    <w:lsdException w:name="Medium List 2 Accent 1" w:semiHidden="0" w:uiPriority="66" w:unhideWhenUsed="0"/>
-    <w:lsdException w:name="Medium Grid 1 Accent 1" w:semiHidden="0" w:uiPriority="67" w:unhideWhenUsed="0"/>
-    <w:lsdException w:name="Medium Grid 2 Accent 1" w:semiHidden="0" w:uiPriority="68" w:unhideWhenUsed="0"/>
-    <w:lsdException w:name="Medium Grid 3 Accent 1" w:semiHidden="0" w:uiPriority="69" w:unhideWhenUsed="0"/>
-    <w:lsdException w:name="Dark List Accent 1" w:semiHidden="0" w:uiPriority="70" w:unhideWhenUsed="0"/>
-    <w:lsdException w:name="Colorful Shading Accent 1" w:semiHidden="0" w:uiPriority="71" w:unhideWhenUsed="0"/>
-    <w:lsdException w:name="Colorful List Accent 1" w:semiHidden="0" w:uiPriority="72" w:unhideWhenUsed="0"/>
-    <w:lsdException w:name="Colorful Grid Accent 1" w:semiHidden="0" w:uiPriority="73" w:unhideWhenUsed="0"/>
-    <w:lsdException w:name="Light Shading Accent 2" w:semiHidden="0" w:uiPriority="60" w:unhideWhenUsed="0"/>
-    <w:lsdException w:name="Light List Accent 2" w:semiHidden="0" w:uiPriority="61" w:unhideWhenUsed="0"/>
-    <w:lsdException w:name="Light Grid Accent 2" w:semiHidden="0" w:uiPriority="62" w:unhideWhenUsed="0"/>
-    <w:lsdException w:name="Medium Shading 1 Accent 2" w:semiHidden="0" w:uiPriority="63" w:unhideWhenUsed="0"/>
-    <w:lsdException w:name="Medium Shading 2 Accent 2" w:semiHidden="0" w:uiPriority="64" w:unhideWhenUsed="0"/>
-    <w:lsdException w:name="Medium List 1 Accent 2" w:semiHidden="0" w:uiPriority="65" w:unhideWhenUsed="0"/>
-    <w:lsdException w:name="Medium List 2 Accent 2" w:semiHidden="0" w:uiPriority="66" w:unhideWhenUsed="0"/>
-    <w:lsdException w:name="Medium Grid 1 Accent 2" w:semiHidden="0" w:uiPriority="67" w:unhideWhenUsed="0"/>
-    <w:lsdException w:name="Medium Grid 2 Accent 2" w:semiHidden="0" w:uiPriority="68" w:unhideWhenUsed="0"/>
-    <w:lsdException w:name="Medium Grid 3 Accent 2" w:semiHidden="0" w:uiPriority="69" w:unhideWhenUsed="0"/>
-    <w:lsdException w:name="Dark List Accent 2" w:semiHidden="0" w:uiPriority="70" w:unhideWhenUsed="0"/>
-    <w:lsdException w:name="Colorful Shading Accent 2" w:semiHidden="0" w:uiPriority="71" w:unhideWhenUsed="0"/>
-    <w:lsdException w:name="Colorful List Accent 2" w:semiHidden="0" w:uiPriority="72" w:unhideWhenUsed="0"/>
-    <w:lsdException w:name="Colorful Grid Accent 2" w:semiHidden="0" w:uiPriority="73" w:unhideWhenUsed="0"/>
-    <w:lsdException w:name="Light Shading Accent 3" w:semiHidden="0" w:uiPriority="60" w:unhideWhenUsed="0"/>
-    <w:lsdException w:name="Light List Accent 3" w:semiHidden="0" w:uiPriority="61" w:unhideWhenUsed="0"/>
-    <w:lsdException w:name="Light Grid Accent 3" w:semiHidden="0" w:uiPriority="62" w:unhideWhenUsed="0"/>
-    <w:lsdException w:name="Medium Shading 1 Accent 3" w:semiHidden="0" w:uiPriority="63" w:unhideWhenUsed="0"/>
-    <w:lsdException w:name="Medium Shading 2 Accent 3" w:semiHidden="0" w:uiPriority="64" w:unhideWhenUsed="0"/>
-    <w:lsdException w:name="Medium List 1 Accent 3" w:semiHidden="0" w:uiPriority="65" w:unhideWhenUsed="0"/>
-    <w:lsdException w:name="Medium List 2 Accent 3" w:semiHidden="0" w:uiPriority="66" w:unhideWhenUsed="0"/>
-    <w:lsdException w:name="Medium Grid 1 Accent 3" w:semiHidden="0" w:uiPriority="67" w:unhideWhenUsed="0"/>
-    <w:lsdException w:name="Medium Grid 2 Accent 3" w:semiHidden="0" w:uiPriority="68" w:unhideWhenUsed="0"/>
-    <w:lsdException w:name="Medium Grid 3 Accent 3" w:semiHidden="0" w:uiPriority="69" w:unhideWhenUsed="0"/>
-    <w:lsdException w:name="Dark List Accent 3" w:semiHidden="0" w:uiPriority="70" w:unhideWhenUsed="0"/>
-    <w:lsdException w:name="Colorful Shading Accent 3" w:semiHidden="0" w:uiPriority="71" w:unhideWhenUsed="0"/>
-    <w:lsdException w:name="Colorful List Accent 3" w:semiHidden="0" w:uiPriority="72" w:unhideWhenUsed="0"/>
-    <w:lsdException w:name="Colorful Grid Accent 3" w:semiHidden="0" w:uiPriority="73" w:unhideWhenUsed="0"/>
-    <w:lsdException w:name="Light Shading Accent 4" w:semiHidden="0" w:uiPriority="60" w:unhideWhenUsed="0"/>
-    <w:lsdException w:name="Light List Accent 4" w:semiHidden="0" w:uiPriority="61" w:unhideWhenUsed="0"/>
-    <w:lsdException w:name="Light Grid Accent 4" w:semiHidden="0" w:uiPriority="62" w:unhideWhenUsed="0"/>
-    <w:lsdException w:name="Medium Shading 1 Accent 4" w:semiHidden="0" w:uiPriority="63" w:unhideWhenUsed="0"/>
-    <w:lsdException w:name="Medium Shading 2 Accent 4" w:semiHidden="0" w:uiPriority="64" w:unhideWhenUsed="0"/>
-    <w:lsdException w:name="Medium List 1 Accent 4" w:semiHidden="0" w:uiPriority="65" w:unhideWhenUsed="0"/>
-    <w:lsdException w:name="Medium List 2 Accent 4" w:semiHidden="0" w:uiPriority="66" w:unhideWhenUsed="0"/>
-    <w:lsdException w:name="Medium Grid 1 Accent 4" w:semiHidden="0" w:uiPriority="67" w:unhideWhenUsed="0"/>
-    <w:lsdException w:name="Medium Grid 2 Accent 4" w:semiHidden="0" w:uiPriority="68" w:unhideWhenUsed="0"/>
-    <w:lsdException w:name="Medium Grid 3 Accent 4" w:semiHidden="0" w:uiPriority="69" w:unhideWhenUsed="0"/>
-    <w:lsdException w:name="Dark List Accent 4" w:semiHidden="0" w:uiPriority="70" w:unhideWhenUsed="0"/>
-    <w:lsdException w:name="Colorful Shading Accent 4" w:semiHidden="0" w:uiPriority="71" w:unhideWhenUsed="0"/>
-    <w:lsdException w:name="Colorful List Accent 4" w:semiHidden="0" w:uiPriority="72" w:unhideWhenUsed="0"/>
-    <w:lsdException w:name="Colorful Grid Accent 4" w:semiHidden="0" w:uiPriority="73" w:unhideWhenUsed="0"/>
-    <w:lsdException w:name="Light Shading Accent 5" w:semiHidden="0" w:uiPriority="60" w:unhideWhenUsed="0"/>
-    <w:lsdException w:name="Light List Accent 5" w:semiHidden="0" w:uiPriority="61" w:unhideWhenUsed="0"/>
-    <w:lsdException w:name="Light Grid Accent 5" w:semiHidden="0" w:uiPriority="62" w:unhideWhenUsed="0"/>
-    <w:lsdException w:name="Medium Shading 1 Accent 5" w:semiHidden="0" w:uiPriority="63" w:unhideWhenUsed="0"/>
-    <w:lsdException w:name="Medium Shading 2 Accent 5" w:semiHidden="0" w:uiPriority="64" w:unhideWhenUsed="0"/>
-    <w:lsdException w:name="Medium List 1 Accent 5" w:semiHidden="0" w:uiPriority="65" w:unhideWhenUsed="0"/>
-    <w:lsdException w:name="Medium List 2 Accent 5" w:semiHidden="0" w:uiPriority="66" w:unhideWhenUsed="0"/>
-    <w:lsdException w:name="Medium Grid 1 Accent 5" w:semiHidden="0" w:uiPriority="67" w:unhideWhenUsed="0"/>
-    <w:lsdException w:name="Medium Grid 2 Accent 5" w:semiHidden="0" w:uiPriority="68" w:unhideWhenUsed="0"/>
-    <w:lsdException w:name="Medium Grid 3 Accent 5" w:semiHidden="0" w:uiPriority="69" w:unhideWhenUsed="0"/>
-    <w:lsdException w:name="Dark List Accent 5" w:semiHidden="0" w:uiPriority="70" w:unhideWhenUsed="0"/>
-    <w:lsdException w:name="Colorful Shading Accent 5" w:semiHidden="0" w:uiPriority="71" w:unhideWhenUsed="0"/>
-    <w:lsdException w:name="Colorful List Accent 5" w:semiHidden="0" w:uiPriority="72" w:unhideWhenUsed="0"/>
-    <w:lsdException w:name="Colorful Grid Accent 5" w:semiHidden="0" w:uiPriority="73" w:unhideWhenUsed="0"/>
-    <w:lsdException w:name="Light Shading Accent 6" w:semiHidden="0" w:uiPriority="60" w:unhideWhenUsed="0"/>
-    <w:lsdException w:name="Light List Accent 6" w:semiHidden="0" w:uiPriority="61" w:unhideWhenUsed="0"/>
-    <w:lsdException w:name="Light Grid Accent 6" w:semiHidden="0" w:uiPriority="62" w:unhideWhenUsed="0"/>
-    <w:lsdException w:name="Medium Shading 1 Accent 6" w:semiHidden="0" w:uiPriority="63" w:unhideWhenUsed="0"/>
-    <w:lsdException w:name="Medium Shading 2 Accent 6" w:semiHidden="0" w:uiPriority="64" w:unhideWhenUsed="0"/>
-    <w:lsdException w:name="Medium List 1 Accent 6" w:semiHidden="0" w:uiPriority="65" w:unhideWhenUsed="0"/>
-    <w:lsdException w:name="Medium List 2 Accent 6" w:semiHidden="0" w:uiPriority="66" w:unhideWhenUsed="0"/>
-    <w:lsdException w:name="Medium Grid 1 Accent 6" w:semiHidden="0" w:uiPriority="67" w:unhideWhenUsed="0"/>
-    <w:lsdException w:name="Medium Grid 2 Accent 6" w:semiHidden="0" w:uiPriority="68" w:unhideWhenUsed="0"/>
-    <w:lsdException w:name="Medium Grid 3 Accent 6" w:semiHidden="0" w:uiPriority="69" w:unhideWhenUsed="0"/>
-    <w:lsdException w:name="Dark List Accent 6" w:semiHidden="0" w:uiPriority="70" w:unhideWhenUsed="0"/>
-    <w:lsdException w:name="Colorful Shading Accent 6" w:semiHidden="0" w:uiPriority="71" w:unhideWhenUsed="0"/>
-    <w:lsdException w:name="Colorful List Accent 6" w:semiHidden="0" w:uiPriority="72" w:unhideWhenUsed="0"/>
-    <w:lsdException w:name="Colorful Grid Accent 6" w:semiHidden="0" w:uiPriority="73" w:unhideWhenUsed="0"/>
-    <w:lsdException w:name="Subtle Emphasis" w:semiHidden="0" w:uiPriority="19" w:unhideWhenUsed="0" w:qFormat="1"/>
-    <w:lsdException w:name="Intense Emphasis" w:semiHidden="0" w:uiPriority="21" w:unhideWhenUsed="0" w:qFormat="1"/>
-    <w:lsdException w:name="Subtle Reference" w:semiHidden="0" w:uiPriority="31" w:unhideWhenUsed="0" w:qFormat="1"/>
-    <w:lsdException w:name="Intense Reference" w:semiHidden="0" w:uiPriority="32" w:unhideWhenUsed="0" w:qFormat="1"/>
-    <w:lsdException w:name="Book Title" w:semiHidden="0" w:uiPriority="33" w:unhideWhenUsed="0" w:qFormat="1"/>
-    <w:lsdException w:name="Bibliography" w:uiPriority="37"/>
-    <w:lsdException w:name="TOC Heading" w:uiPriority="39" w:qFormat="1"/>
-  </w:latentStyles>
-  <w:style w:type="paragraph" w:default="1" w:styleId="a">
-    <w:name w:val="Normal"/>
-    <w:qFormat/>
-  </w:style>
-  <w:style w:type="character" w:default="1" w:styleId="a0">
-    <w:name w:val="Default Paragraph Font"/>
-    <w:uiPriority w:val="1"/>
-    <w:semiHidden/>
-    <w:unhideWhenUsed/>
-  </w:style>
-  <w:style w:type="table" w:default="1" w:styleId="a1">
-    <w:name w:val="Normal Table"/>
-    <w:uiPriority w:val="99"/>
-    <w:semiHidden/>
-    <w:unhideWhenUsed/>
-    <w:tblPr>
-      <w:tblInd w:w="0" w:type="dxa"/>
-      <w:tblCellMar>
-        <w:top w:w="0" w:type="dxa"/>
-        <w:left w:w="108" w:type="dxa"/>
-        <w:bottom w:w="0" w:type="dxa"/>
-        <w:right w:w="108" w:type="dxa"/>
-      </w:tblCellMar>
-    </w:tblPr>
-  </w:style>
-  <w:style w:type="numbering" w:default="1" w:styleId="a2">
-    <w:name w:val="No List"/>
-    <w:uiPriority w:val="99"/>
-    <w:semiHidden/>
-    <w:unhideWhenUsed/>
   </w:style>
 </w:styles>
 </file>
@@ -18169,7 +19230,7 @@
   <a:extraClrSchemeLst/>
   <a:extLst>
     <a:ext uri="{05A4C25C-085E-4340-85A3-A5531E510DB2}">
-      <thm15:themeFamily xmlns:thm15="http://schemas.microsoft.com/office/thememl/2012/main" xmlns="" name="Office Theme" id="{62F939B6-93AF-4DB8-9C6B-D6C7DFDC589F}" vid="{4A3C46E8-61CC-4603-A589-7422A47A8E4A}"/>
+      <thm15:themeFamily xmlns:thm15="http://schemas.microsoft.com/office/thememl/2012/main" name="Office Theme" id="{62F939B6-93AF-4DB8-9C6B-D6C7DFDC589F}" vid="{4A3C46E8-61CC-4603-A589-7422A47A8E4A}"/>
     </a:ext>
   </a:extLst>
 </a:theme>
